--- a/8.资源管理/1.流程制度规范类文件/ZGS-08-01-运维服务工具管理制度.docx
+++ b/8.资源管理/1.流程制度规范类文件/ZGS-08-01-运维服务工具管理制度.docx
@@ -1,10 +1,11 @@
 
 <file path=word/document.xml><?xml version="1.0" encoding="utf-8"?>
-<w:document xmlns:wpc="http://schemas.microsoft.com/office/word/2010/wordprocessingCanvas" xmlns:mc="http://schemas.openxmlformats.org/markup-compatibility/2006" xmlns:o="urn:schemas-microsoft-com:office:office" xmlns:r="http://schemas.openxmlformats.org/officeDocument/2006/relationships" xmlns:m="http://schemas.openxmlformats.org/officeDocument/2006/math" xmlns:v="urn:schemas-microsoft-com:vml" xmlns:wp14="http://schemas.microsoft.com/office/word/2010/wordprocessingDrawing" xmlns:wp="http://schemas.openxmlformats.org/drawingml/2006/wordprocessingDrawing" xmlns:w="http://schemas.openxmlformats.org/wordprocessingml/2006/main" xmlns:w14="http://schemas.microsoft.com/office/word/2010/wordml" xmlns:w10="urn:schemas-microsoft-com:office:word" xmlns:w15="http://schemas.microsoft.com/office/word/2012/wordml" xmlns:wpg="http://schemas.microsoft.com/office/word/2010/wordprocessingGroup" xmlns:wpi="http://schemas.microsoft.com/office/word/2010/wordprocessingInk" xmlns:wne="http://schemas.microsoft.com/office/word/2006/wordml" xmlns:wps="http://schemas.microsoft.com/office/word/2010/wordprocessingShape" xmlns:wpsCustomData="http://www.wps.cn/officeDocument/2013/wpsCustomData" mc:Ignorable="w14 w15 wp14">
+<w:document xmlns:wpc="http://schemas.microsoft.com/office/word/2010/wordprocessingCanvas" xmlns:mc="http://schemas.openxmlformats.org/markup-compatibility/2006" xmlns:o="urn:schemas-microsoft-com:office:office" xmlns:r="http://schemas.openxmlformats.org/officeDocument/2006/relationships" xmlns:m="http://schemas.openxmlformats.org/officeDocument/2006/math" xmlns:v="urn:schemas-microsoft-com:vml" xmlns:wp14="http://schemas.microsoft.com/office/word/2010/wordprocessingDrawing" xmlns:wp="http://schemas.openxmlformats.org/drawingml/2006/wordprocessingDrawing" xmlns:w10="urn:schemas-microsoft-com:office:word" xmlns:w="http://schemas.openxmlformats.org/wordprocessingml/2006/main" xmlns:w14="http://schemas.microsoft.com/office/word/2010/wordml" xmlns:w15="http://schemas.microsoft.com/office/word/2012/wordml" xmlns:wne="http://schemas.microsoft.com/office/word/2006/wordml" xmlns:wpg="http://schemas.microsoft.com/office/word/2010/wordprocessingGroup" xmlns:wpi="http://schemas.microsoft.com/office/word/2010/wordprocessingInk" xmlns:wps="http://schemas.microsoft.com/office/word/2010/wordprocessingShape" mc:Ignorable="w14 w15 wp14">
+  <!-- Generated by Aspose.Words for .NET 13.3.0.1 -->
   <w:body>
     <w:p>
       <w:pPr>
-        <w:pStyle w:val="24"/>
+        <w:pStyle w:val="a"/>
         <w:keepNext w:val="0"/>
         <w:keepLines w:val="0"/>
         <w:pageBreakBefore w:val="0"/>
@@ -24,7 +25,7 @@
       <w:bookmarkStart w:id="0" w:name="_Toc7240"/>
       <w:r>
         <w:drawing>
-          <wp:anchor distT="0" distB="0" distL="114300" distR="114300" simplePos="0" relativeHeight="251660288" behindDoc="1" locked="0" layoutInCell="1" allowOverlap="1">
+          <wp:anchor distT="0" distB="0" distL="114300" distR="114300" simplePos="0" relativeHeight="251659264" behindDoc="1" locked="0" layoutInCell="1" allowOverlap="1">
             <wp:simplePos x="0" y="0"/>
             <wp:positionH relativeFrom="column">
               <wp:posOffset>0</wp:posOffset>
@@ -49,7 +50,7 @@
                     </pic:cNvPicPr>
                   </pic:nvPicPr>
                   <pic:blipFill>
-                    <a:blip r:embed="rId8"/>
+                    <a:blip xmlns:r="http://schemas.openxmlformats.org/officeDocument/2006/relationships" r:embed="rId4"/>
                     <a:stretch>
                       <a:fillRect/>
                     </a:stretch>
@@ -79,7 +80,7 @@
           <w:lang w:val="en-US" w:eastAsia="zh-CN"/>
         </w:rPr>
         <w:drawing>
-          <wp:anchor distT="0" distB="0" distL="114300" distR="114300" simplePos="0" relativeHeight="251659264" behindDoc="1" locked="0" layoutInCell="1" allowOverlap="1">
+          <wp:anchor distT="0" distB="0" distL="114300" distR="114300" simplePos="0" relativeHeight="251658240" behindDoc="1" locked="0" layoutInCell="1" allowOverlap="1">
             <wp:simplePos x="0" y="0"/>
             <wp:positionH relativeFrom="column">
               <wp:posOffset>635</wp:posOffset>
@@ -104,7 +105,7 @@
                     </pic:cNvPicPr>
                   </pic:nvPicPr>
                   <pic:blipFill>
-                    <a:blip r:embed="rId9">
+                    <a:blip xmlns:r="http://schemas.openxmlformats.org/officeDocument/2006/relationships" r:embed="rId5">
                       <a:alphaModFix amt="58000"/>
                       <a:lum contrast="-52000"/>
                     </a:blip>
@@ -138,7 +139,7 @@
     </w:p>
     <w:p>
       <w:pPr>
-        <w:pStyle w:val="25"/>
+        <w:pStyle w:val="a0"/>
         <w:keepNext w:val="0"/>
         <w:keepLines w:val="0"/>
         <w:pageBreakBefore w:val="0"/>
@@ -185,11 +186,11 @@
         <w:adjustRightInd w:val="0"/>
         <w:snapToGrid w:val="0"/>
         <w:spacing w:after="624" w:afterLines="200" w:line="219" w:lineRule="auto"/>
-        <w:ind w:left="0" w:leftChars="0" w:right="0" w:rightChars="0" w:firstLine="0" w:firstLineChars="0"/>
+        <w:ind w:left="0" w:right="0" w:firstLine="0" w:leftChars="0" w:rightChars="0" w:firstLineChars="0"/>
         <w:jc w:val="center"/>
         <w:textAlignment w:val="baseline"/>
         <w:rPr>
-          <w:rFonts w:hint="default" w:ascii="宋体" w:hAnsi="宋体" w:eastAsia="宋体" w:cs="宋体"/>
+          <w:rFonts w:ascii="宋体" w:eastAsia="宋体" w:hAnsi="宋体" w:cs="宋体" w:hint="default"/>
           <w:sz w:val="24"/>
           <w:szCs w:val="24"/>
           <w:lang w:val="en-US" w:eastAsia="zh-CN"/>
@@ -197,7 +198,7 @@
       </w:pPr>
       <w:r>
         <w:rPr>
-          <w:rFonts w:ascii="宋体" w:hAnsi="宋体" w:eastAsia="宋体" w:cs="宋体"/>
+          <w:rFonts w:ascii="宋体" w:eastAsia="宋体" w:hAnsi="宋体" w:cs="宋体"/>
           <w:b/>
           <w:bCs/>
           <w:spacing w:val="-3"/>
@@ -206,63 +207,20 @@
         </w:rPr>
         <w:t>文件编号：ZGS-08-01</w:t>
       </w:r>
-      <w:r>
-        <w:rPr>
-          <w:rFonts w:hint="eastAsia" w:ascii="宋体" w:hAnsi="宋体" w:eastAsia="宋体" w:cs="宋体"/>
-          <w:b/>
-          <w:bCs/>
-          <w:spacing w:val="-3"/>
-          <w:sz w:val="24"/>
-          <w:szCs w:val="24"/>
-          <w:lang w:val="en-US" w:eastAsia="zh-CN"/>
-        </w:rPr>
-      </w:r>
-      <w:r>
-        <w:rPr>
-          <w:rFonts w:ascii="宋体" w:hAnsi="宋体" w:eastAsia="宋体" w:cs="宋体"/>
-          <w:b/>
-          <w:bCs/>
-          <w:spacing w:val="-3"/>
-          <w:sz w:val="24"/>
-          <w:szCs w:val="24"/>
-        </w:rPr>
-      </w:r>
-      <w:r>
-        <w:rPr>
-          <w:rFonts w:hint="eastAsia" w:ascii="宋体" w:hAnsi="宋体" w:cs="宋体"/>
-          <w:b/>
-          <w:bCs/>
-          <w:spacing w:val="-3"/>
-          <w:sz w:val="24"/>
-          <w:szCs w:val="24"/>
-          <w:lang w:val="en-US" w:eastAsia="zh-CN"/>
-        </w:rPr>
-      </w:r>
-      <w:r>
-        <w:rPr>
-          <w:rFonts w:ascii="宋体" w:hAnsi="宋体" w:eastAsia="宋体" w:cs="宋体"/>
-          <w:b/>
-          <w:bCs/>
-          <w:spacing w:val="-3"/>
-          <w:sz w:val="24"/>
-          <w:szCs w:val="24"/>
-        </w:rPr>
-      </w:r>
     </w:p>
     <w:tbl>
       <w:tblPr>
-        <w:tblStyle w:val="21"/>
+        <w:tblStyle w:val="TableGrid"/>
         <w:tblW w:w="0" w:type="auto"/>
         <w:jc w:val="center"/>
         <w:tblBorders>
-          <w:top w:val="none" w:color="auto" w:sz="0" w:space="0"/>
-          <w:left w:val="none" w:color="auto" w:sz="0" w:space="0"/>
-          <w:bottom w:val="none" w:color="auto" w:sz="0" w:space="0"/>
-          <w:right w:val="none" w:color="auto" w:sz="0" w:space="0"/>
-          <w:insideH w:val="none" w:color="auto" w:sz="0" w:space="0"/>
-          <w:insideV w:val="none" w:color="auto" w:sz="0" w:space="0"/>
+          <w:top w:val="nil"/>
+          <w:left w:val="nil"/>
+          <w:bottom w:val="nil"/>
+          <w:right w:val="nil"/>
+          <w:insideH w:val="nil"/>
+          <w:insideV w:val="nil"/>
         </w:tblBorders>
-        <w:tblLayout w:type="autofit"/>
         <w:tblCellMar>
           <w:top w:w="0" w:type="dxa"/>
           <w:left w:w="108" w:type="dxa"/>
@@ -276,13 +234,15 @@
       </w:tblGrid>
       <w:tr>
         <w:tblPrEx>
+          <w:tblW w:w="0" w:type="auto"/>
+          <w:jc w:val="center"/>
           <w:tblBorders>
-            <w:top w:val="none" w:color="auto" w:sz="0" w:space="0"/>
-            <w:left w:val="none" w:color="auto" w:sz="0" w:space="0"/>
-            <w:bottom w:val="none" w:color="auto" w:sz="0" w:space="0"/>
-            <w:right w:val="none" w:color="auto" w:sz="0" w:space="0"/>
-            <w:insideH w:val="none" w:color="auto" w:sz="0" w:space="0"/>
-            <w:insideV w:val="none" w:color="auto" w:sz="0" w:space="0"/>
+            <w:top w:val="nil"/>
+            <w:left w:val="nil"/>
+            <w:bottom w:val="nil"/>
+            <w:right w:val="nil"/>
+            <w:insideH w:val="nil"/>
+            <w:insideV w:val="nil"/>
           </w:tblBorders>
           <w:tblCellMar>
             <w:top w:w="0" w:type="dxa"/>
@@ -292,7 +252,7 @@
           </w:tblCellMar>
         </w:tblPrEx>
         <w:trPr>
-          <w:trHeight w:val="810" w:hRule="atLeast"/>
+          <w:trHeight w:val="810"/>
           <w:jc w:val="center"/>
         </w:trPr>
         <w:tc>
@@ -330,7 +290,7 @@
             </w:r>
             <w:r>
               <w:rPr>
-                <w:rFonts w:hint="default" w:asciiTheme="minorAscii" w:hAnsiTheme="minorAscii" w:eastAsiaTheme="minorEastAsia"/>
+                <w:rFonts w:asciiTheme="minorAscii" w:eastAsiaTheme="minorEastAsia" w:hAnsiTheme="minorAscii" w:hint="default"/>
                 <w:spacing w:val="227"/>
                 <w:sz w:val="21"/>
                 <w:vertAlign w:val="baseline"/>
@@ -384,7 +344,7 @@
             </w:r>
             <w:r>
               <w:rPr>
-                <w:rFonts w:hint="eastAsia" w:asciiTheme="minorAscii" w:hAnsiTheme="minorAscii" w:eastAsiaTheme="minorEastAsia"/>
+                <w:rFonts w:asciiTheme="minorAscii" w:eastAsiaTheme="minorEastAsia" w:hAnsiTheme="minorAscii" w:hint="eastAsia"/>
                 <w:spacing w:val="227"/>
                 <w:sz w:val="21"/>
                 <w:vertAlign w:val="baseline"/>
@@ -406,14 +366,8 @@
       </w:tr>
       <w:tr>
         <w:tblPrEx>
-          <w:tblBorders>
-            <w:top w:val="none" w:color="auto" w:sz="0" w:space="0"/>
-            <w:left w:val="none" w:color="auto" w:sz="0" w:space="0"/>
-            <w:bottom w:val="none" w:color="auto" w:sz="0" w:space="0"/>
-            <w:right w:val="none" w:color="auto" w:sz="0" w:space="0"/>
-            <w:insideH w:val="none" w:color="auto" w:sz="0" w:space="0"/>
-            <w:insideV w:val="none" w:color="auto" w:sz="0" w:space="0"/>
-          </w:tblBorders>
+          <w:tblW w:w="0" w:type="auto"/>
+          <w:jc w:val="center"/>
           <w:tblCellMar>
             <w:top w:w="0" w:type="dxa"/>
             <w:left w:w="108" w:type="dxa"/>
@@ -422,7 +376,7 @@
           </w:tblCellMar>
         </w:tblPrEx>
         <w:trPr>
-          <w:trHeight w:val="810" w:hRule="atLeast"/>
+          <w:trHeight w:val="810"/>
           <w:jc w:val="center"/>
         </w:trPr>
         <w:tc>
@@ -446,7 +400,7 @@
               <w:snapToGrid w:val="0"/>
               <w:textAlignment w:val="baseline"/>
               <w:rPr>
-                <w:rFonts w:hint="default" w:ascii="Arial" w:hAnsi="Arial" w:eastAsia="Arial" w:cs="Arial"/>
+                <w:rFonts w:ascii="Arial" w:eastAsia="Arial" w:hAnsi="Arial" w:cs="Arial" w:hint="default"/>
                 <w:snapToGrid w:val="0"/>
                 <w:color w:val="000000"/>
                 <w:kern w:val="0"/>
@@ -478,7 +432,7 @@
             </w:r>
             <w:r>
               <w:rPr>
-                <w:rFonts w:hint="default" w:asciiTheme="minorAscii" w:hAnsiTheme="minorAscii" w:eastAsiaTheme="minorEastAsia"/>
+                <w:rFonts w:asciiTheme="minorAscii" w:eastAsiaTheme="minorEastAsia" w:hAnsiTheme="minorAscii" w:hint="default"/>
                 <w:spacing w:val="227"/>
                 <w:sz w:val="21"/>
                 <w:vertAlign w:val="baseline"/>
@@ -531,7 +485,7 @@
               <w:snapToGrid w:val="0"/>
               <w:textAlignment w:val="baseline"/>
               <w:rPr>
-                <w:rFonts w:hint="default" w:ascii="Arial" w:hAnsi="Arial" w:eastAsia="Arial" w:cs="Arial"/>
+                <w:rFonts w:ascii="Arial" w:eastAsia="Arial" w:hAnsi="Arial" w:cs="Arial" w:hint="default"/>
                 <w:snapToGrid w:val="0"/>
                 <w:color w:val="000000"/>
                 <w:kern w:val="0"/>
@@ -549,8 +503,8 @@
               </w:rPr>
               <w:t>审核</w:t>
             </w:r>
-            <w:bookmarkStart w:id="32" w:name="_GoBack"/>
-            <w:bookmarkEnd w:id="32"/>
+            <w:bookmarkStart w:id="2" w:name="_GoBack"/>
+            <w:bookmarkEnd w:id="2"/>
             <w:r>
               <w:rPr>
                 <w:rFonts w:hint="eastAsia"/>
@@ -561,7 +515,7 @@
             </w:r>
             <w:r>
               <w:rPr>
-                <w:rFonts w:hint="eastAsia" w:asciiTheme="minorAscii" w:hAnsiTheme="minorAscii" w:eastAsiaTheme="minorEastAsia"/>
+                <w:rFonts w:asciiTheme="minorAscii" w:eastAsiaTheme="minorEastAsia" w:hAnsiTheme="minorAscii" w:hint="eastAsia"/>
                 <w:spacing w:val="227"/>
                 <w:sz w:val="21"/>
                 <w:vertAlign w:val="baseline"/>
@@ -583,14 +537,8 @@
       </w:tr>
       <w:tr>
         <w:tblPrEx>
-          <w:tblBorders>
-            <w:top w:val="none" w:color="auto" w:sz="0" w:space="0"/>
-            <w:left w:val="none" w:color="auto" w:sz="0" w:space="0"/>
-            <w:bottom w:val="none" w:color="auto" w:sz="0" w:space="0"/>
-            <w:right w:val="none" w:color="auto" w:sz="0" w:space="0"/>
-            <w:insideH w:val="none" w:color="auto" w:sz="0" w:space="0"/>
-            <w:insideV w:val="none" w:color="auto" w:sz="0" w:space="0"/>
-          </w:tblBorders>
+          <w:tblW w:w="0" w:type="auto"/>
+          <w:jc w:val="center"/>
           <w:tblCellMar>
             <w:top w:w="0" w:type="dxa"/>
             <w:left w:w="108" w:type="dxa"/>
@@ -599,7 +547,7 @@
           </w:tblCellMar>
         </w:tblPrEx>
         <w:trPr>
-          <w:trHeight w:val="635" w:hRule="atLeast"/>
+          <w:trHeight w:val="635"/>
           <w:jc w:val="center"/>
         </w:trPr>
         <w:tc>
@@ -636,31 +584,6 @@
                 <w:lang w:val="en-US" w:eastAsia="zh-CN"/>
               </w:rPr>
               <w:t>批准人:宋海滨</w:t>
-            </w:r>
-            <w:r>
-              <w:rPr>
-                <w:rFonts w:hint="eastAsia"/>
-                <w:spacing w:val="1"/>
-                <w:kern w:val="0"/>
-                <w:vertAlign w:val="baseline"/>
-                <w:lang w:val="en-US" w:eastAsia="zh-CN"/>
-              </w:rPr>
-            </w:r>
-            <w:r>
-              <w:rPr>
-                <w:rFonts w:hint="eastAsia" w:asciiTheme="minorAscii" w:hAnsiTheme="minorAscii" w:eastAsiaTheme="minorEastAsia"/>
-                <w:spacing w:val="227"/>
-                <w:sz w:val="21"/>
-                <w:vertAlign w:val="baseline"/>
-                <w:lang w:val="en-US" w:eastAsia="zh-CN"/>
-              </w:rPr>
-            </w:r>
-            <w:r>
-              <w:rPr>
-                <w:rFonts w:hint="eastAsia"/>
-                <w:u w:val="single"/>
-                <w:lang w:val="en-US" w:eastAsia="zh-CN"/>
-              </w:rPr>
             </w:r>
           </w:p>
         </w:tc>
@@ -699,7 +622,7 @@
             </w:r>
             <w:r>
               <w:rPr>
-                <w:rFonts w:hint="eastAsia" w:asciiTheme="minorAscii" w:hAnsiTheme="minorAscii" w:eastAsiaTheme="minorEastAsia"/>
+                <w:rFonts w:asciiTheme="minorAscii" w:eastAsiaTheme="minorEastAsia" w:hAnsiTheme="minorAscii" w:hint="eastAsia"/>
                 <w:spacing w:val="227"/>
                 <w:sz w:val="21"/>
                 <w:vertAlign w:val="baseline"/>
@@ -758,14 +681,14 @@
         <w:ind w:left="3634"/>
         <w:textAlignment w:val="baseline"/>
         <w:rPr>
-          <w:rFonts w:ascii="宋体" w:hAnsi="宋体" w:eastAsia="宋体" w:cs="宋体"/>
+          <w:rFonts w:ascii="宋体" w:eastAsia="宋体" w:hAnsi="宋体" w:cs="宋体"/>
           <w:sz w:val="31"/>
           <w:szCs w:val="31"/>
         </w:rPr>
       </w:pPr>
       <w:r>
         <w:rPr>
-          <w:rFonts w:ascii="宋体" w:hAnsi="宋体" w:eastAsia="宋体" w:cs="宋体"/>
+          <w:rFonts w:ascii="宋体" w:eastAsia="宋体" w:hAnsi="宋体" w:cs="宋体"/>
           <w:b/>
           <w:bCs/>
           <w:spacing w:val="4"/>
@@ -777,16 +700,16 @@
     </w:p>
     <w:tbl>
       <w:tblPr>
-        <w:tblStyle w:val="26"/>
+        <w:tblStyle w:val="TableNormal0"/>
         <w:tblW w:w="7137" w:type="dxa"/>
         <w:jc w:val="center"/>
         <w:tblBorders>
-          <w:top w:val="single" w:color="000000" w:sz="2" w:space="0"/>
-          <w:left w:val="single" w:color="000000" w:sz="2" w:space="0"/>
-          <w:bottom w:val="single" w:color="000000" w:sz="2" w:space="0"/>
-          <w:right w:val="single" w:color="000000" w:sz="2" w:space="0"/>
-          <w:insideH w:val="single" w:color="000000" w:sz="2" w:space="0"/>
-          <w:insideV w:val="single" w:color="000000" w:sz="2" w:space="0"/>
+          <w:top w:val="single" w:sz="2" w:space="0" w:color="000000"/>
+          <w:left w:val="single" w:sz="2" w:space="0" w:color="000000"/>
+          <w:bottom w:val="single" w:sz="2" w:space="0" w:color="000000"/>
+          <w:right w:val="single" w:sz="2" w:space="0" w:color="000000"/>
+          <w:insideH w:val="single" w:sz="2" w:space="0" w:color="000000"/>
+          <w:insideV w:val="single" w:sz="2" w:space="0" w:color="000000"/>
         </w:tblBorders>
         <w:tblLayout w:type="fixed"/>
         <w:tblCellMar>
@@ -804,14 +727,17 @@
       </w:tblGrid>
       <w:tr>
         <w:tblPrEx>
+          <w:tblW w:w="7137" w:type="dxa"/>
+          <w:jc w:val="center"/>
           <w:tblBorders>
-            <w:top w:val="single" w:color="000000" w:sz="2" w:space="0"/>
-            <w:left w:val="single" w:color="000000" w:sz="2" w:space="0"/>
-            <w:bottom w:val="single" w:color="000000" w:sz="2" w:space="0"/>
-            <w:right w:val="single" w:color="000000" w:sz="2" w:space="0"/>
-            <w:insideH w:val="single" w:color="000000" w:sz="2" w:space="0"/>
-            <w:insideV w:val="single" w:color="000000" w:sz="2" w:space="0"/>
+            <w:top w:val="single" w:sz="2" w:space="0" w:color="000000"/>
+            <w:left w:val="single" w:sz="2" w:space="0" w:color="000000"/>
+            <w:bottom w:val="single" w:sz="2" w:space="0" w:color="000000"/>
+            <w:right w:val="single" w:sz="2" w:space="0" w:color="000000"/>
+            <w:insideH w:val="single" w:sz="2" w:space="0" w:color="000000"/>
+            <w:insideV w:val="single" w:sz="2" w:space="0" w:color="000000"/>
           </w:tblBorders>
+          <w:tblLayout w:type="fixed"/>
           <w:tblCellMar>
             <w:top w:w="0" w:type="dxa"/>
             <w:left w:w="0" w:type="dxa"/>
@@ -820,7 +746,7 @@
           </w:tblCellMar>
         </w:tblPrEx>
         <w:trPr>
-          <w:trHeight w:val="593" w:hRule="atLeast"/>
+          <w:trHeight w:val="593"/>
           <w:jc w:val="center"/>
         </w:trPr>
         <w:tc>
@@ -842,18 +768,18 @@
               <w:adjustRightInd w:val="0"/>
               <w:snapToGrid w:val="0"/>
               <w:spacing w:before="176" w:line="228" w:lineRule="auto"/>
-              <w:ind w:left="0" w:leftChars="0" w:right="0" w:rightChars="0" w:firstLine="0" w:firstLineChars="0"/>
+              <w:ind w:left="0" w:right="0" w:firstLine="0" w:leftChars="0" w:rightChars="0" w:firstLineChars="0"/>
               <w:jc w:val="center"/>
               <w:textAlignment w:val="baseline"/>
               <w:rPr>
-                <w:rFonts w:ascii="宋体" w:hAnsi="宋体" w:eastAsia="宋体" w:cs="宋体"/>
+                <w:rFonts w:ascii="宋体" w:eastAsia="宋体" w:hAnsi="宋体" w:cs="宋体"/>
                 <w:sz w:val="20"/>
                 <w:szCs w:val="20"/>
               </w:rPr>
             </w:pPr>
             <w:r>
               <w:rPr>
-                <w:rFonts w:ascii="宋体" w:hAnsi="宋体" w:eastAsia="宋体" w:cs="宋体"/>
+                <w:rFonts w:ascii="宋体" w:eastAsia="宋体" w:hAnsi="宋体" w:cs="宋体"/>
                 <w:spacing w:val="-14"/>
                 <w:sz w:val="20"/>
                 <w:szCs w:val="20"/>
@@ -881,18 +807,18 @@
               <w:adjustRightInd w:val="0"/>
               <w:snapToGrid w:val="0"/>
               <w:spacing w:before="175" w:line="227" w:lineRule="auto"/>
-              <w:ind w:left="0" w:leftChars="0" w:right="0" w:rightChars="0" w:firstLine="0" w:firstLineChars="0"/>
+              <w:ind w:left="0" w:right="0" w:firstLine="0" w:leftChars="0" w:rightChars="0" w:firstLineChars="0"/>
               <w:jc w:val="center"/>
               <w:textAlignment w:val="baseline"/>
               <w:rPr>
-                <w:rFonts w:ascii="宋体" w:hAnsi="宋体" w:eastAsia="宋体" w:cs="宋体"/>
+                <w:rFonts w:ascii="宋体" w:eastAsia="宋体" w:hAnsi="宋体" w:cs="宋体"/>
                 <w:sz w:val="20"/>
                 <w:szCs w:val="20"/>
               </w:rPr>
             </w:pPr>
             <w:r>
               <w:rPr>
-                <w:rFonts w:ascii="宋体" w:hAnsi="宋体" w:eastAsia="宋体" w:cs="宋体"/>
+                <w:rFonts w:ascii="宋体" w:eastAsia="宋体" w:hAnsi="宋体" w:cs="宋体"/>
                 <w:spacing w:val="4"/>
                 <w:sz w:val="20"/>
                 <w:szCs w:val="20"/>
@@ -920,18 +846,18 @@
               <w:adjustRightInd w:val="0"/>
               <w:snapToGrid w:val="0"/>
               <w:spacing w:before="175" w:line="228" w:lineRule="auto"/>
-              <w:ind w:left="0" w:leftChars="0" w:right="0" w:rightChars="0" w:firstLine="0" w:firstLineChars="0"/>
+              <w:ind w:left="0" w:right="0" w:firstLine="0" w:leftChars="0" w:rightChars="0" w:firstLineChars="0"/>
               <w:jc w:val="center"/>
               <w:textAlignment w:val="baseline"/>
               <w:rPr>
-                <w:rFonts w:ascii="宋体" w:hAnsi="宋体" w:eastAsia="宋体" w:cs="宋体"/>
+                <w:rFonts w:ascii="宋体" w:eastAsia="宋体" w:hAnsi="宋体" w:cs="宋体"/>
                 <w:sz w:val="20"/>
                 <w:szCs w:val="20"/>
               </w:rPr>
             </w:pPr>
             <w:r>
               <w:rPr>
-                <w:rFonts w:ascii="宋体" w:hAnsi="宋体" w:eastAsia="宋体" w:cs="宋体"/>
+                <w:rFonts w:ascii="宋体" w:eastAsia="宋体" w:hAnsi="宋体" w:cs="宋体"/>
                 <w:spacing w:val="7"/>
                 <w:sz w:val="20"/>
                 <w:szCs w:val="20"/>
@@ -959,18 +885,18 @@
               <w:adjustRightInd w:val="0"/>
               <w:snapToGrid w:val="0"/>
               <w:spacing w:before="176" w:line="229" w:lineRule="auto"/>
-              <w:ind w:left="0" w:leftChars="0" w:right="0" w:rightChars="0" w:firstLine="0" w:firstLineChars="0"/>
+              <w:ind w:left="0" w:right="0" w:firstLine="0" w:leftChars="0" w:rightChars="0" w:firstLineChars="0"/>
               <w:jc w:val="center"/>
               <w:textAlignment w:val="baseline"/>
               <w:rPr>
-                <w:rFonts w:ascii="宋体" w:hAnsi="宋体" w:eastAsia="宋体" w:cs="宋体"/>
+                <w:rFonts w:ascii="宋体" w:eastAsia="宋体" w:hAnsi="宋体" w:cs="宋体"/>
                 <w:sz w:val="20"/>
                 <w:szCs w:val="20"/>
               </w:rPr>
             </w:pPr>
             <w:r>
               <w:rPr>
-                <w:rFonts w:ascii="宋体" w:hAnsi="宋体" w:eastAsia="宋体" w:cs="宋体"/>
+                <w:rFonts w:ascii="宋体" w:eastAsia="宋体" w:hAnsi="宋体" w:cs="宋体"/>
                 <w:spacing w:val="7"/>
                 <w:sz w:val="20"/>
                 <w:szCs w:val="20"/>
@@ -982,14 +908,9 @@
       </w:tr>
       <w:tr>
         <w:tblPrEx>
-          <w:tblBorders>
-            <w:top w:val="single" w:color="000000" w:sz="2" w:space="0"/>
-            <w:left w:val="single" w:color="000000" w:sz="2" w:space="0"/>
-            <w:bottom w:val="single" w:color="000000" w:sz="2" w:space="0"/>
-            <w:right w:val="single" w:color="000000" w:sz="2" w:space="0"/>
-            <w:insideH w:val="single" w:color="000000" w:sz="2" w:space="0"/>
-            <w:insideV w:val="single" w:color="000000" w:sz="2" w:space="0"/>
-          </w:tblBorders>
+          <w:tblW w:w="7137" w:type="dxa"/>
+          <w:jc w:val="center"/>
+          <w:tblLayout w:type="fixed"/>
           <w:tblCellMar>
             <w:top w:w="0" w:type="dxa"/>
             <w:left w:w="0" w:type="dxa"/>
@@ -998,7 +919,7 @@
           </w:tblCellMar>
         </w:tblPrEx>
         <w:trPr>
-          <w:trHeight w:val="516" w:hRule="atLeast"/>
+          <w:trHeight w:val="516"/>
           <w:jc w:val="center"/>
         </w:trPr>
         <w:tc>
@@ -1020,11 +941,11 @@
               <w:adjustRightInd w:val="0"/>
               <w:snapToGrid w:val="0"/>
               <w:spacing w:before="173" w:line="267" w:lineRule="exact"/>
-              <w:ind w:left="0" w:leftChars="0" w:right="0" w:rightChars="0" w:firstLine="0" w:firstLineChars="0"/>
+              <w:ind w:left="0" w:right="0" w:firstLine="0" w:leftChars="0" w:rightChars="0" w:firstLineChars="0"/>
               <w:jc w:val="center"/>
               <w:textAlignment w:val="baseline"/>
               <w:rPr>
-                <w:rFonts w:hint="default" w:ascii="宋体" w:hAnsi="宋体" w:eastAsia="宋体" w:cs="宋体"/>
+                <w:rFonts w:ascii="宋体" w:eastAsia="宋体" w:hAnsi="宋体" w:cs="宋体" w:hint="default"/>
                 <w:sz w:val="20"/>
                 <w:szCs w:val="20"/>
                 <w:lang w:val="en-US" w:eastAsia="zh-CN"/>
@@ -1032,7 +953,7 @@
             </w:pPr>
             <w:r>
               <w:rPr>
-                <w:rFonts w:ascii="宋体" w:hAnsi="宋体" w:eastAsia="宋体" w:cs="宋体"/>
+                <w:rFonts w:ascii="宋体" w:eastAsia="宋体" w:hAnsi="宋体" w:cs="宋体"/>
                 <w:spacing w:val="3"/>
                 <w:position w:val="1"/>
                 <w:sz w:val="20"/>
@@ -1042,7 +963,7 @@
             </w:r>
             <w:r>
               <w:rPr>
-                <w:rFonts w:hint="eastAsia" w:ascii="宋体" w:hAnsi="宋体" w:cs="宋体"/>
+                <w:rFonts w:ascii="宋体" w:hAnsi="宋体" w:cs="宋体" w:hint="eastAsia"/>
                 <w:spacing w:val="3"/>
                 <w:position w:val="1"/>
                 <w:sz w:val="20"/>
@@ -1072,18 +993,18 @@
               <w:adjustRightInd w:val="0"/>
               <w:snapToGrid w:val="0"/>
               <w:spacing w:before="173" w:line="267" w:lineRule="exact"/>
-              <w:ind w:left="0" w:leftChars="0" w:right="0" w:rightChars="0" w:firstLine="0" w:firstLineChars="0"/>
+              <w:ind w:left="0" w:right="0" w:firstLine="0" w:leftChars="0" w:rightChars="0" w:firstLineChars="0"/>
               <w:jc w:val="center"/>
               <w:textAlignment w:val="baseline"/>
               <w:rPr>
-                <w:rFonts w:ascii="宋体" w:hAnsi="宋体" w:eastAsia="宋体" w:cs="宋体"/>
+                <w:rFonts w:ascii="宋体" w:eastAsia="宋体" w:hAnsi="宋体" w:cs="宋体"/>
                 <w:sz w:val="20"/>
                 <w:szCs w:val="20"/>
               </w:rPr>
             </w:pPr>
             <w:r>
               <w:rPr>
-                <w:rFonts w:ascii="宋体" w:hAnsi="宋体" w:eastAsia="宋体" w:cs="宋体"/>
+                <w:rFonts w:ascii="宋体" w:eastAsia="宋体" w:hAnsi="宋体" w:cs="宋体"/>
                 <w:spacing w:val="4"/>
                 <w:position w:val="1"/>
                 <w:sz w:val="20"/>
@@ -1112,18 +1033,18 @@
               <w:adjustRightInd w:val="0"/>
               <w:snapToGrid w:val="0"/>
               <w:spacing w:before="172" w:line="228" w:lineRule="auto"/>
-              <w:ind w:left="0" w:leftChars="0" w:right="0" w:rightChars="0" w:firstLine="0" w:firstLineChars="0"/>
+              <w:ind w:left="0" w:right="0" w:firstLine="0" w:leftChars="0" w:rightChars="0" w:firstLineChars="0"/>
               <w:jc w:val="center"/>
               <w:textAlignment w:val="baseline"/>
               <w:rPr>
-                <w:rFonts w:ascii="宋体" w:hAnsi="宋体" w:eastAsia="宋体" w:cs="宋体"/>
+                <w:rFonts w:ascii="宋体" w:eastAsia="宋体" w:hAnsi="宋体" w:cs="宋体"/>
                 <w:sz w:val="20"/>
                 <w:szCs w:val="20"/>
               </w:rPr>
             </w:pPr>
             <w:r>
               <w:rPr>
-                <w:rFonts w:ascii="宋体" w:hAnsi="宋体" w:eastAsia="宋体" w:cs="宋体"/>
+                <w:rFonts w:ascii="宋体" w:eastAsia="宋体" w:hAnsi="宋体" w:cs="宋体"/>
                 <w:spacing w:val="7"/>
                 <w:sz w:val="20"/>
                 <w:szCs w:val="20"/>
@@ -1151,11 +1072,11 @@
               <w:adjustRightInd w:val="0"/>
               <w:snapToGrid w:val="0"/>
               <w:spacing w:before="173" w:line="229" w:lineRule="auto"/>
-              <w:ind w:left="0" w:leftChars="0" w:right="0" w:rightChars="0" w:firstLine="0" w:firstLineChars="0"/>
+              <w:ind w:left="0" w:right="0" w:firstLine="0" w:leftChars="0" w:rightChars="0" w:firstLineChars="0"/>
               <w:jc w:val="center"/>
               <w:textAlignment w:val="baseline"/>
               <w:rPr>
-                <w:rFonts w:ascii="宋体" w:hAnsi="宋体" w:eastAsia="宋体" w:cs="宋体"/>
+                <w:rFonts w:ascii="宋体" w:eastAsia="宋体" w:hAnsi="宋体" w:cs="宋体"/>
                 <w:sz w:val="20"/>
                 <w:szCs w:val="20"/>
               </w:rPr>
@@ -1172,14 +1093,9 @@
       </w:tr>
       <w:tr>
         <w:tblPrEx>
-          <w:tblBorders>
-            <w:top w:val="single" w:color="000000" w:sz="2" w:space="0"/>
-            <w:left w:val="single" w:color="000000" w:sz="2" w:space="0"/>
-            <w:bottom w:val="single" w:color="000000" w:sz="2" w:space="0"/>
-            <w:right w:val="single" w:color="000000" w:sz="2" w:space="0"/>
-            <w:insideH w:val="single" w:color="000000" w:sz="2" w:space="0"/>
-            <w:insideV w:val="single" w:color="000000" w:sz="2" w:space="0"/>
-          </w:tblBorders>
+          <w:tblW w:w="7137" w:type="dxa"/>
+          <w:jc w:val="center"/>
+          <w:tblLayout w:type="fixed"/>
           <w:tblCellMar>
             <w:top w:w="0" w:type="dxa"/>
             <w:left w:w="0" w:type="dxa"/>
@@ -1188,7 +1104,7 @@
           </w:tblCellMar>
         </w:tblPrEx>
         <w:trPr>
-          <w:trHeight w:val="556" w:hRule="atLeast"/>
+          <w:trHeight w:val="556"/>
           <w:jc w:val="center"/>
         </w:trPr>
         <w:tc>
@@ -1197,7 +1113,7 @@
           </w:tcPr>
           <w:p>
             <w:pPr>
-              <w:pStyle w:val="27"/>
+              <w:pStyle w:val="TableText"/>
               <w:keepNext w:val="0"/>
               <w:keepLines w:val="0"/>
               <w:pageBreakBefore w:val="0"/>
@@ -1210,7 +1126,7 @@
               <w:bidi w:val="0"/>
               <w:adjustRightInd w:val="0"/>
               <w:snapToGrid w:val="0"/>
-              <w:ind w:left="0" w:leftChars="0" w:right="0" w:rightChars="0" w:firstLine="0" w:firstLineChars="0"/>
+              <w:ind w:left="0" w:right="0" w:firstLine="0" w:leftChars="0" w:rightChars="0" w:firstLineChars="0"/>
               <w:jc w:val="center"/>
               <w:textAlignment w:val="baseline"/>
             </w:pPr>
@@ -1222,7 +1138,7 @@
           </w:tcPr>
           <w:p>
             <w:pPr>
-              <w:pStyle w:val="27"/>
+              <w:pStyle w:val="TableText"/>
               <w:keepNext w:val="0"/>
               <w:keepLines w:val="0"/>
               <w:pageBreakBefore w:val="0"/>
@@ -1235,7 +1151,7 @@
               <w:bidi w:val="0"/>
               <w:adjustRightInd w:val="0"/>
               <w:snapToGrid w:val="0"/>
-              <w:ind w:left="0" w:leftChars="0" w:right="0" w:rightChars="0" w:firstLine="0" w:firstLineChars="0"/>
+              <w:ind w:left="0" w:right="0" w:firstLine="0" w:leftChars="0" w:rightChars="0" w:firstLineChars="0"/>
               <w:jc w:val="center"/>
               <w:textAlignment w:val="baseline"/>
             </w:pPr>
@@ -1247,7 +1163,7 @@
           </w:tcPr>
           <w:p>
             <w:pPr>
-              <w:pStyle w:val="27"/>
+              <w:pStyle w:val="TableText"/>
               <w:keepNext w:val="0"/>
               <w:keepLines w:val="0"/>
               <w:pageBreakBefore w:val="0"/>
@@ -1260,7 +1176,7 @@
               <w:bidi w:val="0"/>
               <w:adjustRightInd w:val="0"/>
               <w:snapToGrid w:val="0"/>
-              <w:ind w:left="0" w:leftChars="0" w:right="0" w:rightChars="0" w:firstLine="0" w:firstLineChars="0"/>
+              <w:ind w:left="0" w:right="0" w:firstLine="0" w:leftChars="0" w:rightChars="0" w:firstLineChars="0"/>
               <w:jc w:val="center"/>
               <w:textAlignment w:val="baseline"/>
             </w:pPr>
@@ -1272,7 +1188,7 @@
           </w:tcPr>
           <w:p>
             <w:pPr>
-              <w:pStyle w:val="27"/>
+              <w:pStyle w:val="TableText"/>
               <w:keepNext w:val="0"/>
               <w:keepLines w:val="0"/>
               <w:pageBreakBefore w:val="0"/>
@@ -1285,7 +1201,7 @@
               <w:bidi w:val="0"/>
               <w:adjustRightInd w:val="0"/>
               <w:snapToGrid w:val="0"/>
-              <w:ind w:left="0" w:leftChars="0" w:right="0" w:rightChars="0" w:firstLine="0" w:firstLineChars="0"/>
+              <w:ind w:left="0" w:right="0" w:firstLine="0" w:leftChars="0" w:rightChars="0" w:firstLineChars="0"/>
               <w:jc w:val="center"/>
               <w:textAlignment w:val="baseline"/>
             </w:pPr>
@@ -1294,14 +1210,9 @@
       </w:tr>
       <w:tr>
         <w:tblPrEx>
-          <w:tblBorders>
-            <w:top w:val="single" w:color="000000" w:sz="2" w:space="0"/>
-            <w:left w:val="single" w:color="000000" w:sz="2" w:space="0"/>
-            <w:bottom w:val="single" w:color="000000" w:sz="2" w:space="0"/>
-            <w:right w:val="single" w:color="000000" w:sz="2" w:space="0"/>
-            <w:insideH w:val="single" w:color="000000" w:sz="2" w:space="0"/>
-            <w:insideV w:val="single" w:color="000000" w:sz="2" w:space="0"/>
-          </w:tblBorders>
+          <w:tblW w:w="7137" w:type="dxa"/>
+          <w:jc w:val="center"/>
+          <w:tblLayout w:type="fixed"/>
           <w:tblCellMar>
             <w:top w:w="0" w:type="dxa"/>
             <w:left w:w="0" w:type="dxa"/>
@@ -1310,7 +1221,7 @@
           </w:tblCellMar>
         </w:tblPrEx>
         <w:trPr>
-          <w:trHeight w:val="556" w:hRule="atLeast"/>
+          <w:trHeight w:val="556"/>
           <w:jc w:val="center"/>
         </w:trPr>
         <w:tc>
@@ -1319,7 +1230,7 @@
           </w:tcPr>
           <w:p>
             <w:pPr>
-              <w:pStyle w:val="27"/>
+              <w:pStyle w:val="TableText"/>
               <w:keepNext w:val="0"/>
               <w:keepLines w:val="0"/>
               <w:pageBreakBefore w:val="0"/>
@@ -1332,7 +1243,7 @@
               <w:bidi w:val="0"/>
               <w:adjustRightInd w:val="0"/>
               <w:snapToGrid w:val="0"/>
-              <w:ind w:left="0" w:leftChars="0" w:right="0" w:rightChars="0" w:firstLine="0" w:firstLineChars="0"/>
+              <w:ind w:left="0" w:right="0" w:firstLine="0" w:leftChars="0" w:rightChars="0" w:firstLineChars="0"/>
               <w:jc w:val="center"/>
               <w:textAlignment w:val="baseline"/>
             </w:pPr>
@@ -1344,7 +1255,7 @@
           </w:tcPr>
           <w:p>
             <w:pPr>
-              <w:pStyle w:val="27"/>
+              <w:pStyle w:val="TableText"/>
               <w:keepNext w:val="0"/>
               <w:keepLines w:val="0"/>
               <w:pageBreakBefore w:val="0"/>
@@ -1357,7 +1268,7 @@
               <w:bidi w:val="0"/>
               <w:adjustRightInd w:val="0"/>
               <w:snapToGrid w:val="0"/>
-              <w:ind w:left="0" w:leftChars="0" w:right="0" w:rightChars="0" w:firstLine="0" w:firstLineChars="0"/>
+              <w:ind w:left="0" w:right="0" w:firstLine="0" w:leftChars="0" w:rightChars="0" w:firstLineChars="0"/>
               <w:jc w:val="center"/>
               <w:textAlignment w:val="baseline"/>
             </w:pPr>
@@ -1369,7 +1280,7 @@
           </w:tcPr>
           <w:p>
             <w:pPr>
-              <w:pStyle w:val="27"/>
+              <w:pStyle w:val="TableText"/>
               <w:keepNext w:val="0"/>
               <w:keepLines w:val="0"/>
               <w:pageBreakBefore w:val="0"/>
@@ -1382,7 +1293,7 @@
               <w:bidi w:val="0"/>
               <w:adjustRightInd w:val="0"/>
               <w:snapToGrid w:val="0"/>
-              <w:ind w:left="0" w:leftChars="0" w:right="0" w:rightChars="0" w:firstLine="0" w:firstLineChars="0"/>
+              <w:ind w:left="0" w:right="0" w:firstLine="0" w:leftChars="0" w:rightChars="0" w:firstLineChars="0"/>
               <w:jc w:val="center"/>
               <w:textAlignment w:val="baseline"/>
             </w:pPr>
@@ -1394,7 +1305,7 @@
           </w:tcPr>
           <w:p>
             <w:pPr>
-              <w:pStyle w:val="27"/>
+              <w:pStyle w:val="TableText"/>
               <w:keepNext w:val="0"/>
               <w:keepLines w:val="0"/>
               <w:pageBreakBefore w:val="0"/>
@@ -1407,7 +1318,7 @@
               <w:bidi w:val="0"/>
               <w:adjustRightInd w:val="0"/>
               <w:snapToGrid w:val="0"/>
-              <w:ind w:left="0" w:leftChars="0" w:right="0" w:rightChars="0" w:firstLine="0" w:firstLineChars="0"/>
+              <w:ind w:left="0" w:right="0" w:firstLine="0" w:leftChars="0" w:rightChars="0" w:firstLineChars="0"/>
               <w:jc w:val="center"/>
               <w:textAlignment w:val="baseline"/>
             </w:pPr>
@@ -1416,14 +1327,9 @@
       </w:tr>
       <w:tr>
         <w:tblPrEx>
-          <w:tblBorders>
-            <w:top w:val="single" w:color="000000" w:sz="2" w:space="0"/>
-            <w:left w:val="single" w:color="000000" w:sz="2" w:space="0"/>
-            <w:bottom w:val="single" w:color="000000" w:sz="2" w:space="0"/>
-            <w:right w:val="single" w:color="000000" w:sz="2" w:space="0"/>
-            <w:insideH w:val="single" w:color="000000" w:sz="2" w:space="0"/>
-            <w:insideV w:val="single" w:color="000000" w:sz="2" w:space="0"/>
-          </w:tblBorders>
+          <w:tblW w:w="7137" w:type="dxa"/>
+          <w:jc w:val="center"/>
+          <w:tblLayout w:type="fixed"/>
           <w:tblCellMar>
             <w:top w:w="0" w:type="dxa"/>
             <w:left w:w="0" w:type="dxa"/>
@@ -1432,7 +1338,7 @@
           </w:tblCellMar>
         </w:tblPrEx>
         <w:trPr>
-          <w:trHeight w:val="557" w:hRule="atLeast"/>
+          <w:trHeight w:val="557"/>
           <w:jc w:val="center"/>
         </w:trPr>
         <w:tc>
@@ -1441,7 +1347,7 @@
           </w:tcPr>
           <w:p>
             <w:pPr>
-              <w:pStyle w:val="27"/>
+              <w:pStyle w:val="TableText"/>
               <w:keepNext w:val="0"/>
               <w:keepLines w:val="0"/>
               <w:pageBreakBefore w:val="0"/>
@@ -1454,7 +1360,7 @@
               <w:bidi w:val="0"/>
               <w:adjustRightInd w:val="0"/>
               <w:snapToGrid w:val="0"/>
-              <w:ind w:left="0" w:leftChars="0" w:right="0" w:rightChars="0" w:firstLine="0" w:firstLineChars="0"/>
+              <w:ind w:left="0" w:right="0" w:firstLine="0" w:leftChars="0" w:rightChars="0" w:firstLineChars="0"/>
               <w:jc w:val="center"/>
               <w:textAlignment w:val="baseline"/>
             </w:pPr>
@@ -1466,7 +1372,7 @@
           </w:tcPr>
           <w:p>
             <w:pPr>
-              <w:pStyle w:val="27"/>
+              <w:pStyle w:val="TableText"/>
               <w:keepNext w:val="0"/>
               <w:keepLines w:val="0"/>
               <w:pageBreakBefore w:val="0"/>
@@ -1479,7 +1385,7 @@
               <w:bidi w:val="0"/>
               <w:adjustRightInd w:val="0"/>
               <w:snapToGrid w:val="0"/>
-              <w:ind w:left="0" w:leftChars="0" w:right="0" w:rightChars="0" w:firstLine="0" w:firstLineChars="0"/>
+              <w:ind w:left="0" w:right="0" w:firstLine="0" w:leftChars="0" w:rightChars="0" w:firstLineChars="0"/>
               <w:jc w:val="center"/>
               <w:textAlignment w:val="baseline"/>
             </w:pPr>
@@ -1491,7 +1397,7 @@
           </w:tcPr>
           <w:p>
             <w:pPr>
-              <w:pStyle w:val="27"/>
+              <w:pStyle w:val="TableText"/>
               <w:keepNext w:val="0"/>
               <w:keepLines w:val="0"/>
               <w:pageBreakBefore w:val="0"/>
@@ -1504,7 +1410,7 @@
               <w:bidi w:val="0"/>
               <w:adjustRightInd w:val="0"/>
               <w:snapToGrid w:val="0"/>
-              <w:ind w:left="0" w:leftChars="0" w:right="0" w:rightChars="0" w:firstLine="0" w:firstLineChars="0"/>
+              <w:ind w:left="0" w:right="0" w:firstLine="0" w:leftChars="0" w:rightChars="0" w:firstLineChars="0"/>
               <w:jc w:val="center"/>
               <w:textAlignment w:val="baseline"/>
             </w:pPr>
@@ -1516,7 +1422,7 @@
           </w:tcPr>
           <w:p>
             <w:pPr>
-              <w:pStyle w:val="27"/>
+              <w:pStyle w:val="TableText"/>
               <w:keepNext w:val="0"/>
               <w:keepLines w:val="0"/>
               <w:pageBreakBefore w:val="0"/>
@@ -1529,7 +1435,7 @@
               <w:bidi w:val="0"/>
               <w:adjustRightInd w:val="0"/>
               <w:snapToGrid w:val="0"/>
-              <w:ind w:left="0" w:leftChars="0" w:right="0" w:rightChars="0" w:firstLine="0" w:firstLineChars="0"/>
+              <w:ind w:left="0" w:right="0" w:firstLine="0" w:leftChars="0" w:rightChars="0" w:firstLineChars="0"/>
               <w:jc w:val="center"/>
               <w:textAlignment w:val="baseline"/>
             </w:pPr>
@@ -1560,7 +1466,7 @@
     <w:sdt>
       <w:sdtPr>
         <w:rPr>
-          <w:rFonts w:ascii="宋体" w:hAnsi="宋体" w:eastAsia="宋体" w:cs="Arial"/>
+          <w:rFonts w:ascii="宋体" w:eastAsia="宋体" w:hAnsi="宋体" w:cs="Arial"/>
           <w:snapToGrid w:val="0"/>
           <w:color w:val="000000"/>
           <w:kern w:val="0"/>
@@ -1576,7 +1482,7 @@
       </w:sdtPr>
       <w:sdtEndPr>
         <w:rPr>
-          <w:rFonts w:hint="eastAsia" w:ascii="宋体" w:hAnsi="宋体" w:eastAsia="宋体" w:cs="宋体"/>
+          <w:rFonts w:ascii="宋体" w:eastAsia="宋体" w:hAnsi="宋体" w:cs="宋体" w:hint="eastAsia"/>
           <w:snapToGrid w:val="0"/>
           <w:color w:val="000000"/>
           <w:kern w:val="0"/>
@@ -1601,18 +1507,18 @@
             <w:adjustRightInd w:val="0"/>
             <w:snapToGrid w:val="0"/>
             <w:spacing w:before="0" w:beforeLines="0" w:after="0" w:afterLines="0" w:line="240" w:lineRule="auto"/>
-            <w:ind w:left="0" w:leftChars="0" w:right="0" w:rightChars="0" w:firstLine="0" w:firstLineChars="0"/>
+            <w:ind w:left="0" w:right="0" w:firstLine="0" w:leftChars="0" w:rightChars="0" w:firstLineChars="0"/>
             <w:jc w:val="center"/>
             <w:textAlignment w:val="baseline"/>
             <w:rPr>
-              <w:rFonts w:hint="eastAsia" w:ascii="宋体" w:hAnsi="宋体" w:eastAsia="宋体" w:cs="宋体"/>
+              <w:rFonts w:ascii="宋体" w:eastAsia="宋体" w:hAnsi="宋体" w:cs="宋体" w:hint="eastAsia"/>
               <w:sz w:val="24"/>
               <w:szCs w:val="24"/>
             </w:rPr>
           </w:pPr>
           <w:r>
             <w:rPr>
-              <w:rFonts w:hint="eastAsia" w:ascii="宋体" w:hAnsi="宋体" w:eastAsia="宋体" w:cs="宋体"/>
+              <w:rFonts w:ascii="宋体" w:eastAsia="宋体" w:hAnsi="宋体" w:cs="宋体" w:hint="eastAsia"/>
               <w:sz w:val="24"/>
               <w:szCs w:val="24"/>
             </w:rPr>
@@ -1621,14 +1527,14 @@
         </w:p>
         <w:p>
           <w:pPr>
-            <w:pStyle w:val="16"/>
+            <w:pStyle w:val="TOC1"/>
             <w:tabs>
               <w:tab w:val="right" w:leader="dot" w:pos="8306"/>
             </w:tabs>
           </w:pPr>
           <w:r>
             <w:rPr>
-              <w:rFonts w:hint="eastAsia" w:ascii="宋体" w:hAnsi="宋体" w:eastAsia="宋体" w:cs="宋体"/>
+              <w:rFonts w:ascii="宋体" w:eastAsia="宋体" w:hAnsi="宋体" w:cs="宋体" w:hint="eastAsia"/>
               <w:sz w:val="24"/>
               <w:szCs w:val="24"/>
             </w:rPr>
@@ -1636,7 +1542,7 @@
           </w:r>
           <w:r>
             <w:rPr>
-              <w:rFonts w:hint="eastAsia" w:ascii="宋体" w:hAnsi="宋体" w:eastAsia="宋体" w:cs="宋体"/>
+              <w:rFonts w:ascii="宋体" w:eastAsia="宋体" w:hAnsi="宋体" w:cs="宋体" w:hint="eastAsia"/>
               <w:sz w:val="24"/>
               <w:szCs w:val="24"/>
             </w:rPr>
@@ -1644,7 +1550,7 @@
           </w:r>
           <w:r>
             <w:rPr>
-              <w:rFonts w:hint="eastAsia" w:ascii="宋体" w:hAnsi="宋体" w:eastAsia="宋体" w:cs="宋体"/>
+              <w:rFonts w:ascii="宋体" w:eastAsia="宋体" w:hAnsi="宋体" w:cs="宋体" w:hint="eastAsia"/>
               <w:sz w:val="24"/>
               <w:szCs w:val="24"/>
             </w:rPr>
@@ -1652,21 +1558,21 @@
           </w:r>
           <w:r>
             <w:rPr>
-              <w:rFonts w:hint="eastAsia" w:ascii="宋体" w:hAnsi="宋体" w:eastAsia="宋体" w:cs="宋体"/>
+              <w:rFonts w:ascii="宋体" w:eastAsia="宋体" w:hAnsi="宋体" w:cs="宋体" w:hint="eastAsia"/>
               <w:szCs w:val="24"/>
             </w:rPr>
             <w:fldChar w:fldCharType="begin"/>
           </w:r>
           <w:r>
             <w:rPr>
-              <w:rFonts w:hint="eastAsia" w:ascii="宋体" w:hAnsi="宋体" w:eastAsia="宋体" w:cs="宋体"/>
+              <w:rFonts w:ascii="宋体" w:eastAsia="宋体" w:hAnsi="宋体" w:cs="宋体" w:hint="eastAsia"/>
               <w:szCs w:val="24"/>
             </w:rPr>
             <w:instrText xml:space="preserve"> HYPERLINK \l _Toc7240 </w:instrText>
           </w:r>
           <w:r>
             <w:rPr>
-              <w:rFonts w:hint="eastAsia" w:ascii="宋体" w:hAnsi="宋体" w:eastAsia="宋体" w:cs="宋体"/>
+              <w:rFonts w:ascii="宋体" w:eastAsia="宋体" w:hAnsi="宋体" w:cs="宋体" w:hint="eastAsia"/>
               <w:szCs w:val="24"/>
             </w:rPr>
             <w:fldChar w:fldCharType="separate"/>
@@ -1698,7 +1604,7 @@
           </w:r>
           <w:r>
             <w:rPr>
-              <w:rFonts w:hint="eastAsia" w:ascii="宋体" w:hAnsi="宋体" w:eastAsia="宋体" w:cs="宋体"/>
+              <w:rFonts w:ascii="宋体" w:eastAsia="宋体" w:hAnsi="宋体" w:cs="宋体" w:hint="eastAsia"/>
               <w:szCs w:val="24"/>
             </w:rPr>
             <w:fldChar w:fldCharType="end"/>
@@ -1706,28 +1612,28 @@
         </w:p>
         <w:p>
           <w:pPr>
-            <w:pStyle w:val="16"/>
+            <w:pStyle w:val="TOC1"/>
             <w:tabs>
               <w:tab w:val="right" w:leader="dot" w:pos="8306"/>
             </w:tabs>
           </w:pPr>
           <w:r>
             <w:rPr>
-              <w:rFonts w:hint="eastAsia" w:ascii="宋体" w:hAnsi="宋体" w:eastAsia="宋体" w:cs="宋体"/>
+              <w:rFonts w:ascii="宋体" w:eastAsia="宋体" w:hAnsi="宋体" w:cs="宋体" w:hint="eastAsia"/>
               <w:szCs w:val="24"/>
             </w:rPr>
             <w:fldChar w:fldCharType="begin"/>
           </w:r>
           <w:r>
             <w:rPr>
-              <w:rFonts w:hint="eastAsia" w:ascii="宋体" w:hAnsi="宋体" w:eastAsia="宋体" w:cs="宋体"/>
+              <w:rFonts w:ascii="宋体" w:eastAsia="宋体" w:hAnsi="宋体" w:cs="宋体" w:hint="eastAsia"/>
               <w:szCs w:val="24"/>
             </w:rPr>
             <w:instrText xml:space="preserve"> HYPERLINK \l _Toc21796 </w:instrText>
           </w:r>
           <w:r>
             <w:rPr>
-              <w:rFonts w:hint="eastAsia" w:ascii="宋体" w:hAnsi="宋体" w:eastAsia="宋体" w:cs="宋体"/>
+              <w:rFonts w:ascii="宋体" w:eastAsia="宋体" w:hAnsi="宋体" w:cs="宋体" w:hint="eastAsia"/>
               <w:szCs w:val="24"/>
             </w:rPr>
             <w:fldChar w:fldCharType="separate"/>
@@ -1759,7 +1665,7 @@
           </w:r>
           <w:r>
             <w:rPr>
-              <w:rFonts w:hint="eastAsia" w:ascii="宋体" w:hAnsi="宋体" w:eastAsia="宋体" w:cs="宋体"/>
+              <w:rFonts w:ascii="宋体" w:eastAsia="宋体" w:hAnsi="宋体" w:cs="宋体" w:hint="eastAsia"/>
               <w:szCs w:val="24"/>
             </w:rPr>
             <w:fldChar w:fldCharType="end"/>
@@ -1767,28 +1673,28 @@
         </w:p>
         <w:p>
           <w:pPr>
-            <w:pStyle w:val="16"/>
+            <w:pStyle w:val="TOC1"/>
             <w:tabs>
               <w:tab w:val="right" w:leader="dot" w:pos="8306"/>
             </w:tabs>
           </w:pPr>
           <w:r>
             <w:rPr>
-              <w:rFonts w:hint="eastAsia" w:ascii="宋体" w:hAnsi="宋体" w:eastAsia="宋体" w:cs="宋体"/>
+              <w:rFonts w:ascii="宋体" w:eastAsia="宋体" w:hAnsi="宋体" w:cs="宋体" w:hint="eastAsia"/>
               <w:szCs w:val="24"/>
             </w:rPr>
             <w:fldChar w:fldCharType="begin"/>
           </w:r>
           <w:r>
             <w:rPr>
-              <w:rFonts w:hint="eastAsia" w:ascii="宋体" w:hAnsi="宋体" w:eastAsia="宋体" w:cs="宋体"/>
+              <w:rFonts w:ascii="宋体" w:eastAsia="宋体" w:hAnsi="宋体" w:cs="宋体" w:hint="eastAsia"/>
               <w:szCs w:val="24"/>
             </w:rPr>
             <w:instrText xml:space="preserve"> HYPERLINK \l _Toc28490 </w:instrText>
           </w:r>
           <w:r>
             <w:rPr>
-              <w:rFonts w:hint="eastAsia" w:ascii="宋体" w:hAnsi="宋体" w:eastAsia="宋体" w:cs="宋体"/>
+              <w:rFonts w:ascii="宋体" w:eastAsia="宋体" w:hAnsi="宋体" w:cs="宋体" w:hint="eastAsia"/>
               <w:szCs w:val="24"/>
             </w:rPr>
             <w:fldChar w:fldCharType="separate"/>
@@ -1826,7 +1732,7 @@
           </w:r>
           <w:r>
             <w:rPr>
-              <w:rFonts w:hint="eastAsia" w:ascii="宋体" w:hAnsi="宋体" w:eastAsia="宋体" w:cs="宋体"/>
+              <w:rFonts w:ascii="宋体" w:eastAsia="宋体" w:hAnsi="宋体" w:cs="宋体" w:hint="eastAsia"/>
               <w:szCs w:val="24"/>
             </w:rPr>
             <w:fldChar w:fldCharType="end"/>
@@ -1834,28 +1740,28 @@
         </w:p>
         <w:p>
           <w:pPr>
-            <w:pStyle w:val="17"/>
+            <w:pStyle w:val="TOC2"/>
             <w:tabs>
               <w:tab w:val="right" w:leader="dot" w:pos="8306"/>
             </w:tabs>
           </w:pPr>
           <w:r>
             <w:rPr>
-              <w:rFonts w:hint="eastAsia" w:ascii="宋体" w:hAnsi="宋体" w:eastAsia="宋体" w:cs="宋体"/>
+              <w:rFonts w:ascii="宋体" w:eastAsia="宋体" w:hAnsi="宋体" w:cs="宋体" w:hint="eastAsia"/>
               <w:szCs w:val="24"/>
             </w:rPr>
             <w:fldChar w:fldCharType="begin"/>
           </w:r>
           <w:r>
             <w:rPr>
-              <w:rFonts w:hint="eastAsia" w:ascii="宋体" w:hAnsi="宋体" w:eastAsia="宋体" w:cs="宋体"/>
+              <w:rFonts w:ascii="宋体" w:eastAsia="宋体" w:hAnsi="宋体" w:cs="宋体" w:hint="eastAsia"/>
               <w:szCs w:val="24"/>
             </w:rPr>
             <w:instrText xml:space="preserve"> HYPERLINK \l _Toc1628 </w:instrText>
           </w:r>
           <w:r>
             <w:rPr>
-              <w:rFonts w:hint="eastAsia" w:ascii="宋体" w:hAnsi="宋体" w:eastAsia="宋体" w:cs="宋体"/>
+              <w:rFonts w:ascii="宋体" w:eastAsia="宋体" w:hAnsi="宋体" w:cs="宋体" w:hint="eastAsia"/>
               <w:szCs w:val="24"/>
             </w:rPr>
             <w:fldChar w:fldCharType="separate"/>
@@ -1894,7 +1800,7 @@
           </w:r>
           <w:r>
             <w:rPr>
-              <w:rFonts w:hint="eastAsia" w:ascii="宋体" w:hAnsi="宋体" w:eastAsia="宋体" w:cs="宋体"/>
+              <w:rFonts w:ascii="宋体" w:eastAsia="宋体" w:hAnsi="宋体" w:cs="宋体" w:hint="eastAsia"/>
               <w:szCs w:val="24"/>
             </w:rPr>
             <w:fldChar w:fldCharType="end"/>
@@ -1902,28 +1808,28 @@
         </w:p>
         <w:p>
           <w:pPr>
-            <w:pStyle w:val="17"/>
+            <w:pStyle w:val="TOC2"/>
             <w:tabs>
               <w:tab w:val="right" w:leader="dot" w:pos="8306"/>
             </w:tabs>
           </w:pPr>
           <w:r>
             <w:rPr>
-              <w:rFonts w:hint="eastAsia" w:ascii="宋体" w:hAnsi="宋体" w:eastAsia="宋体" w:cs="宋体"/>
+              <w:rFonts w:ascii="宋体" w:eastAsia="宋体" w:hAnsi="宋体" w:cs="宋体" w:hint="eastAsia"/>
               <w:szCs w:val="24"/>
             </w:rPr>
             <w:fldChar w:fldCharType="begin"/>
           </w:r>
           <w:r>
             <w:rPr>
-              <w:rFonts w:hint="eastAsia" w:ascii="宋体" w:hAnsi="宋体" w:eastAsia="宋体" w:cs="宋体"/>
+              <w:rFonts w:ascii="宋体" w:eastAsia="宋体" w:hAnsi="宋体" w:cs="宋体" w:hint="eastAsia"/>
               <w:szCs w:val="24"/>
             </w:rPr>
             <w:instrText xml:space="preserve"> HYPERLINK \l _Toc13705 </w:instrText>
           </w:r>
           <w:r>
             <w:rPr>
-              <w:rFonts w:hint="eastAsia" w:ascii="宋体" w:hAnsi="宋体" w:eastAsia="宋体" w:cs="宋体"/>
+              <w:rFonts w:ascii="宋体" w:eastAsia="宋体" w:hAnsi="宋体" w:cs="宋体" w:hint="eastAsia"/>
               <w:szCs w:val="24"/>
             </w:rPr>
             <w:fldChar w:fldCharType="separate"/>
@@ -1962,7 +1868,7 @@
           </w:r>
           <w:r>
             <w:rPr>
-              <w:rFonts w:hint="eastAsia" w:ascii="宋体" w:hAnsi="宋体" w:eastAsia="宋体" w:cs="宋体"/>
+              <w:rFonts w:ascii="宋体" w:eastAsia="宋体" w:hAnsi="宋体" w:cs="宋体" w:hint="eastAsia"/>
               <w:szCs w:val="24"/>
             </w:rPr>
             <w:fldChar w:fldCharType="end"/>
@@ -1970,28 +1876,28 @@
         </w:p>
         <w:p>
           <w:pPr>
-            <w:pStyle w:val="17"/>
+            <w:pStyle w:val="TOC2"/>
             <w:tabs>
               <w:tab w:val="right" w:leader="dot" w:pos="8306"/>
             </w:tabs>
           </w:pPr>
           <w:r>
             <w:rPr>
-              <w:rFonts w:hint="eastAsia" w:ascii="宋体" w:hAnsi="宋体" w:eastAsia="宋体" w:cs="宋体"/>
+              <w:rFonts w:ascii="宋体" w:eastAsia="宋体" w:hAnsi="宋体" w:cs="宋体" w:hint="eastAsia"/>
               <w:szCs w:val="24"/>
             </w:rPr>
             <w:fldChar w:fldCharType="begin"/>
           </w:r>
           <w:r>
             <w:rPr>
-              <w:rFonts w:hint="eastAsia" w:ascii="宋体" w:hAnsi="宋体" w:eastAsia="宋体" w:cs="宋体"/>
+              <w:rFonts w:ascii="宋体" w:eastAsia="宋体" w:hAnsi="宋体" w:cs="宋体" w:hint="eastAsia"/>
               <w:szCs w:val="24"/>
             </w:rPr>
             <w:instrText xml:space="preserve"> HYPERLINK \l _Toc7177 </w:instrText>
           </w:r>
           <w:r>
             <w:rPr>
-              <w:rFonts w:hint="eastAsia" w:ascii="宋体" w:hAnsi="宋体" w:eastAsia="宋体" w:cs="宋体"/>
+              <w:rFonts w:ascii="宋体" w:eastAsia="宋体" w:hAnsi="宋体" w:cs="宋体" w:hint="eastAsia"/>
               <w:szCs w:val="24"/>
             </w:rPr>
             <w:fldChar w:fldCharType="separate"/>
@@ -2030,7 +1936,7 @@
           </w:r>
           <w:r>
             <w:rPr>
-              <w:rFonts w:hint="eastAsia" w:ascii="宋体" w:hAnsi="宋体" w:eastAsia="宋体" w:cs="宋体"/>
+              <w:rFonts w:ascii="宋体" w:eastAsia="宋体" w:hAnsi="宋体" w:cs="宋体" w:hint="eastAsia"/>
               <w:szCs w:val="24"/>
             </w:rPr>
             <w:fldChar w:fldCharType="end"/>
@@ -2038,28 +1944,28 @@
         </w:p>
         <w:p>
           <w:pPr>
-            <w:pStyle w:val="17"/>
+            <w:pStyle w:val="TOC2"/>
             <w:tabs>
               <w:tab w:val="right" w:leader="dot" w:pos="8306"/>
             </w:tabs>
           </w:pPr>
           <w:r>
             <w:rPr>
-              <w:rFonts w:hint="eastAsia" w:ascii="宋体" w:hAnsi="宋体" w:eastAsia="宋体" w:cs="宋体"/>
+              <w:rFonts w:ascii="宋体" w:eastAsia="宋体" w:hAnsi="宋体" w:cs="宋体" w:hint="eastAsia"/>
               <w:szCs w:val="24"/>
             </w:rPr>
             <w:fldChar w:fldCharType="begin"/>
           </w:r>
           <w:r>
             <w:rPr>
-              <w:rFonts w:hint="eastAsia" w:ascii="宋体" w:hAnsi="宋体" w:eastAsia="宋体" w:cs="宋体"/>
+              <w:rFonts w:ascii="宋体" w:eastAsia="宋体" w:hAnsi="宋体" w:cs="宋体" w:hint="eastAsia"/>
               <w:szCs w:val="24"/>
             </w:rPr>
             <w:instrText xml:space="preserve"> HYPERLINK \l _Toc22751 </w:instrText>
           </w:r>
           <w:r>
             <w:rPr>
-              <w:rFonts w:hint="eastAsia" w:ascii="宋体" w:hAnsi="宋体" w:eastAsia="宋体" w:cs="宋体"/>
+              <w:rFonts w:ascii="宋体" w:eastAsia="宋体" w:hAnsi="宋体" w:cs="宋体" w:hint="eastAsia"/>
               <w:szCs w:val="24"/>
             </w:rPr>
             <w:fldChar w:fldCharType="separate"/>
@@ -2098,7 +2004,7 @@
           </w:r>
           <w:r>
             <w:rPr>
-              <w:rFonts w:hint="eastAsia" w:ascii="宋体" w:hAnsi="宋体" w:eastAsia="宋体" w:cs="宋体"/>
+              <w:rFonts w:ascii="宋体" w:eastAsia="宋体" w:hAnsi="宋体" w:cs="宋体" w:hint="eastAsia"/>
               <w:szCs w:val="24"/>
             </w:rPr>
             <w:fldChar w:fldCharType="end"/>
@@ -2106,28 +2012,28 @@
         </w:p>
         <w:p>
           <w:pPr>
-            <w:pStyle w:val="13"/>
+            <w:pStyle w:val="TOC3"/>
             <w:tabs>
               <w:tab w:val="right" w:leader="dot" w:pos="8306"/>
             </w:tabs>
           </w:pPr>
           <w:r>
             <w:rPr>
-              <w:rFonts w:hint="eastAsia" w:ascii="宋体" w:hAnsi="宋体" w:eastAsia="宋体" w:cs="宋体"/>
+              <w:rFonts w:ascii="宋体" w:eastAsia="宋体" w:hAnsi="宋体" w:cs="宋体" w:hint="eastAsia"/>
               <w:szCs w:val="24"/>
             </w:rPr>
             <w:fldChar w:fldCharType="begin"/>
           </w:r>
           <w:r>
             <w:rPr>
-              <w:rFonts w:hint="eastAsia" w:ascii="宋体" w:hAnsi="宋体" w:eastAsia="宋体" w:cs="宋体"/>
+              <w:rFonts w:ascii="宋体" w:eastAsia="宋体" w:hAnsi="宋体" w:cs="宋体" w:hint="eastAsia"/>
               <w:szCs w:val="24"/>
             </w:rPr>
             <w:instrText xml:space="preserve"> HYPERLINK \l _Toc11273 </w:instrText>
           </w:r>
           <w:r>
             <w:rPr>
-              <w:rFonts w:hint="eastAsia" w:ascii="宋体" w:hAnsi="宋体" w:eastAsia="宋体" w:cs="宋体"/>
+              <w:rFonts w:ascii="宋体" w:eastAsia="宋体" w:hAnsi="宋体" w:cs="宋体" w:hint="eastAsia"/>
               <w:szCs w:val="24"/>
             </w:rPr>
             <w:fldChar w:fldCharType="separate"/>
@@ -2159,7 +2065,7 @@
           </w:r>
           <w:r>
             <w:rPr>
-              <w:rFonts w:hint="eastAsia" w:ascii="宋体" w:hAnsi="宋体" w:eastAsia="宋体" w:cs="宋体"/>
+              <w:rFonts w:ascii="宋体" w:eastAsia="宋体" w:hAnsi="宋体" w:cs="宋体" w:hint="eastAsia"/>
               <w:szCs w:val="24"/>
             </w:rPr>
             <w:fldChar w:fldCharType="end"/>
@@ -2167,28 +2073,28 @@
         </w:p>
         <w:p>
           <w:pPr>
-            <w:pStyle w:val="13"/>
+            <w:pStyle w:val="TOC3"/>
             <w:tabs>
               <w:tab w:val="right" w:leader="dot" w:pos="8306"/>
             </w:tabs>
           </w:pPr>
           <w:r>
             <w:rPr>
-              <w:rFonts w:hint="eastAsia" w:ascii="宋体" w:hAnsi="宋体" w:eastAsia="宋体" w:cs="宋体"/>
+              <w:rFonts w:ascii="宋体" w:eastAsia="宋体" w:hAnsi="宋体" w:cs="宋体" w:hint="eastAsia"/>
               <w:szCs w:val="24"/>
             </w:rPr>
             <w:fldChar w:fldCharType="begin"/>
           </w:r>
           <w:r>
             <w:rPr>
-              <w:rFonts w:hint="eastAsia" w:ascii="宋体" w:hAnsi="宋体" w:eastAsia="宋体" w:cs="宋体"/>
+              <w:rFonts w:ascii="宋体" w:eastAsia="宋体" w:hAnsi="宋体" w:cs="宋体" w:hint="eastAsia"/>
               <w:szCs w:val="24"/>
             </w:rPr>
             <w:instrText xml:space="preserve"> HYPERLINK \l _Toc17784 </w:instrText>
           </w:r>
           <w:r>
             <w:rPr>
-              <w:rFonts w:hint="eastAsia" w:ascii="宋体" w:hAnsi="宋体" w:eastAsia="宋体" w:cs="宋体"/>
+              <w:rFonts w:ascii="宋体" w:eastAsia="宋体" w:hAnsi="宋体" w:cs="宋体" w:hint="eastAsia"/>
               <w:szCs w:val="24"/>
             </w:rPr>
             <w:fldChar w:fldCharType="separate"/>
@@ -2220,7 +2126,7 @@
           </w:r>
           <w:r>
             <w:rPr>
-              <w:rFonts w:hint="eastAsia" w:ascii="宋体" w:hAnsi="宋体" w:eastAsia="宋体" w:cs="宋体"/>
+              <w:rFonts w:ascii="宋体" w:eastAsia="宋体" w:hAnsi="宋体" w:cs="宋体" w:hint="eastAsia"/>
               <w:szCs w:val="24"/>
             </w:rPr>
             <w:fldChar w:fldCharType="end"/>
@@ -2228,28 +2134,28 @@
         </w:p>
         <w:p>
           <w:pPr>
-            <w:pStyle w:val="13"/>
+            <w:pStyle w:val="TOC3"/>
             <w:tabs>
               <w:tab w:val="right" w:leader="dot" w:pos="8306"/>
             </w:tabs>
           </w:pPr>
           <w:r>
             <w:rPr>
-              <w:rFonts w:hint="eastAsia" w:ascii="宋体" w:hAnsi="宋体" w:eastAsia="宋体" w:cs="宋体"/>
+              <w:rFonts w:ascii="宋体" w:eastAsia="宋体" w:hAnsi="宋体" w:cs="宋体" w:hint="eastAsia"/>
               <w:szCs w:val="24"/>
             </w:rPr>
             <w:fldChar w:fldCharType="begin"/>
           </w:r>
           <w:r>
             <w:rPr>
-              <w:rFonts w:hint="eastAsia" w:ascii="宋体" w:hAnsi="宋体" w:eastAsia="宋体" w:cs="宋体"/>
+              <w:rFonts w:ascii="宋体" w:eastAsia="宋体" w:hAnsi="宋体" w:cs="宋体" w:hint="eastAsia"/>
               <w:szCs w:val="24"/>
             </w:rPr>
             <w:instrText xml:space="preserve"> HYPERLINK \l _Toc28817 </w:instrText>
           </w:r>
           <w:r>
             <w:rPr>
-              <w:rFonts w:hint="eastAsia" w:ascii="宋体" w:hAnsi="宋体" w:eastAsia="宋体" w:cs="宋体"/>
+              <w:rFonts w:ascii="宋体" w:eastAsia="宋体" w:hAnsi="宋体" w:cs="宋体" w:hint="eastAsia"/>
               <w:szCs w:val="24"/>
             </w:rPr>
             <w:fldChar w:fldCharType="separate"/>
@@ -2281,7 +2187,7 @@
           </w:r>
           <w:r>
             <w:rPr>
-              <w:rFonts w:hint="eastAsia" w:ascii="宋体" w:hAnsi="宋体" w:eastAsia="宋体" w:cs="宋体"/>
+              <w:rFonts w:ascii="宋体" w:eastAsia="宋体" w:hAnsi="宋体" w:cs="宋体" w:hint="eastAsia"/>
               <w:szCs w:val="24"/>
             </w:rPr>
             <w:fldChar w:fldCharType="end"/>
@@ -2289,28 +2195,28 @@
         </w:p>
         <w:p>
           <w:pPr>
-            <w:pStyle w:val="13"/>
+            <w:pStyle w:val="TOC3"/>
             <w:tabs>
               <w:tab w:val="right" w:leader="dot" w:pos="8306"/>
             </w:tabs>
           </w:pPr>
           <w:r>
             <w:rPr>
-              <w:rFonts w:hint="eastAsia" w:ascii="宋体" w:hAnsi="宋体" w:eastAsia="宋体" w:cs="宋体"/>
+              <w:rFonts w:ascii="宋体" w:eastAsia="宋体" w:hAnsi="宋体" w:cs="宋体" w:hint="eastAsia"/>
               <w:szCs w:val="24"/>
             </w:rPr>
             <w:fldChar w:fldCharType="begin"/>
           </w:r>
           <w:r>
             <w:rPr>
-              <w:rFonts w:hint="eastAsia" w:ascii="宋体" w:hAnsi="宋体" w:eastAsia="宋体" w:cs="宋体"/>
+              <w:rFonts w:ascii="宋体" w:eastAsia="宋体" w:hAnsi="宋体" w:cs="宋体" w:hint="eastAsia"/>
               <w:szCs w:val="24"/>
             </w:rPr>
             <w:instrText xml:space="preserve"> HYPERLINK \l _Toc14473 </w:instrText>
           </w:r>
           <w:r>
             <w:rPr>
-              <w:rFonts w:hint="eastAsia" w:ascii="宋体" w:hAnsi="宋体" w:eastAsia="宋体" w:cs="宋体"/>
+              <w:rFonts w:ascii="宋体" w:eastAsia="宋体" w:hAnsi="宋体" w:cs="宋体" w:hint="eastAsia"/>
               <w:szCs w:val="24"/>
             </w:rPr>
             <w:fldChar w:fldCharType="separate"/>
@@ -2342,7 +2248,7 @@
           </w:r>
           <w:r>
             <w:rPr>
-              <w:rFonts w:hint="eastAsia" w:ascii="宋体" w:hAnsi="宋体" w:eastAsia="宋体" w:cs="宋体"/>
+              <w:rFonts w:ascii="宋体" w:eastAsia="宋体" w:hAnsi="宋体" w:cs="宋体" w:hint="eastAsia"/>
               <w:szCs w:val="24"/>
             </w:rPr>
             <w:fldChar w:fldCharType="end"/>
@@ -2350,28 +2256,28 @@
         </w:p>
         <w:p>
           <w:pPr>
-            <w:pStyle w:val="13"/>
+            <w:pStyle w:val="TOC3"/>
             <w:tabs>
               <w:tab w:val="right" w:leader="dot" w:pos="8306"/>
             </w:tabs>
           </w:pPr>
           <w:r>
             <w:rPr>
-              <w:rFonts w:hint="eastAsia" w:ascii="宋体" w:hAnsi="宋体" w:eastAsia="宋体" w:cs="宋体"/>
+              <w:rFonts w:ascii="宋体" w:eastAsia="宋体" w:hAnsi="宋体" w:cs="宋体" w:hint="eastAsia"/>
               <w:szCs w:val="24"/>
             </w:rPr>
             <w:fldChar w:fldCharType="begin"/>
           </w:r>
           <w:r>
             <w:rPr>
-              <w:rFonts w:hint="eastAsia" w:ascii="宋体" w:hAnsi="宋体" w:eastAsia="宋体" w:cs="宋体"/>
+              <w:rFonts w:ascii="宋体" w:eastAsia="宋体" w:hAnsi="宋体" w:cs="宋体" w:hint="eastAsia"/>
               <w:szCs w:val="24"/>
             </w:rPr>
             <w:instrText xml:space="preserve"> HYPERLINK \l _Toc13966 </w:instrText>
           </w:r>
           <w:r>
             <w:rPr>
-              <w:rFonts w:hint="eastAsia" w:ascii="宋体" w:hAnsi="宋体" w:eastAsia="宋体" w:cs="宋体"/>
+              <w:rFonts w:ascii="宋体" w:eastAsia="宋体" w:hAnsi="宋体" w:cs="宋体" w:hint="eastAsia"/>
               <w:szCs w:val="24"/>
             </w:rPr>
             <w:fldChar w:fldCharType="separate"/>
@@ -2410,7 +2316,7 @@
           </w:r>
           <w:r>
             <w:rPr>
-              <w:rFonts w:hint="eastAsia" w:ascii="宋体" w:hAnsi="宋体" w:eastAsia="宋体" w:cs="宋体"/>
+              <w:rFonts w:ascii="宋体" w:eastAsia="宋体" w:hAnsi="宋体" w:cs="宋体" w:hint="eastAsia"/>
               <w:szCs w:val="24"/>
             </w:rPr>
             <w:fldChar w:fldCharType="end"/>
@@ -2418,28 +2324,28 @@
         </w:p>
         <w:p>
           <w:pPr>
-            <w:pStyle w:val="16"/>
+            <w:pStyle w:val="TOC1"/>
             <w:tabs>
               <w:tab w:val="right" w:leader="dot" w:pos="8306"/>
             </w:tabs>
           </w:pPr>
           <w:r>
             <w:rPr>
-              <w:rFonts w:hint="eastAsia" w:ascii="宋体" w:hAnsi="宋体" w:eastAsia="宋体" w:cs="宋体"/>
+              <w:rFonts w:ascii="宋体" w:eastAsia="宋体" w:hAnsi="宋体" w:cs="宋体" w:hint="eastAsia"/>
               <w:szCs w:val="24"/>
             </w:rPr>
             <w:fldChar w:fldCharType="begin"/>
           </w:r>
           <w:r>
             <w:rPr>
-              <w:rFonts w:hint="eastAsia" w:ascii="宋体" w:hAnsi="宋体" w:eastAsia="宋体" w:cs="宋体"/>
+              <w:rFonts w:ascii="宋体" w:eastAsia="宋体" w:hAnsi="宋体" w:cs="宋体" w:hint="eastAsia"/>
               <w:szCs w:val="24"/>
             </w:rPr>
             <w:instrText xml:space="preserve"> HYPERLINK \l _Toc26021 </w:instrText>
           </w:r>
           <w:r>
             <w:rPr>
-              <w:rFonts w:hint="eastAsia" w:ascii="宋体" w:hAnsi="宋体" w:eastAsia="宋体" w:cs="宋体"/>
+              <w:rFonts w:ascii="宋体" w:eastAsia="宋体" w:hAnsi="宋体" w:cs="宋体" w:hint="eastAsia"/>
               <w:szCs w:val="24"/>
             </w:rPr>
             <w:fldChar w:fldCharType="separate"/>
@@ -2478,7 +2384,7 @@
           </w:r>
           <w:r>
             <w:rPr>
-              <w:rFonts w:hint="eastAsia" w:ascii="宋体" w:hAnsi="宋体" w:eastAsia="宋体" w:cs="宋体"/>
+              <w:rFonts w:ascii="宋体" w:eastAsia="宋体" w:hAnsi="宋体" w:cs="宋体" w:hint="eastAsia"/>
               <w:szCs w:val="24"/>
             </w:rPr>
             <w:fldChar w:fldCharType="end"/>
@@ -2486,28 +2392,28 @@
         </w:p>
         <w:p>
           <w:pPr>
-            <w:pStyle w:val="16"/>
+            <w:pStyle w:val="TOC1"/>
             <w:tabs>
               <w:tab w:val="right" w:leader="dot" w:pos="8306"/>
             </w:tabs>
           </w:pPr>
           <w:r>
             <w:rPr>
-              <w:rFonts w:hint="eastAsia" w:ascii="宋体" w:hAnsi="宋体" w:eastAsia="宋体" w:cs="宋体"/>
+              <w:rFonts w:ascii="宋体" w:eastAsia="宋体" w:hAnsi="宋体" w:cs="宋体" w:hint="eastAsia"/>
               <w:szCs w:val="24"/>
             </w:rPr>
             <w:fldChar w:fldCharType="begin"/>
           </w:r>
           <w:r>
             <w:rPr>
-              <w:rFonts w:hint="eastAsia" w:ascii="宋体" w:hAnsi="宋体" w:eastAsia="宋体" w:cs="宋体"/>
+              <w:rFonts w:ascii="宋体" w:eastAsia="宋体" w:hAnsi="宋体" w:cs="宋体" w:hint="eastAsia"/>
               <w:szCs w:val="24"/>
             </w:rPr>
             <w:instrText xml:space="preserve"> HYPERLINK \l _Toc7198 </w:instrText>
           </w:r>
           <w:r>
             <w:rPr>
-              <w:rFonts w:hint="eastAsia" w:ascii="宋体" w:hAnsi="宋体" w:eastAsia="宋体" w:cs="宋体"/>
+              <w:rFonts w:ascii="宋体" w:eastAsia="宋体" w:hAnsi="宋体" w:cs="宋体" w:hint="eastAsia"/>
               <w:szCs w:val="24"/>
             </w:rPr>
             <w:fldChar w:fldCharType="separate"/>
@@ -2545,7 +2451,7 @@
           </w:r>
           <w:r>
             <w:rPr>
-              <w:rFonts w:hint="eastAsia" w:ascii="宋体" w:hAnsi="宋体" w:eastAsia="宋体" w:cs="宋体"/>
+              <w:rFonts w:ascii="宋体" w:eastAsia="宋体" w:hAnsi="宋体" w:cs="宋体" w:hint="eastAsia"/>
               <w:szCs w:val="24"/>
             </w:rPr>
             <w:fldChar w:fldCharType="end"/>
@@ -2553,28 +2459,28 @@
         </w:p>
         <w:p>
           <w:pPr>
-            <w:pStyle w:val="17"/>
+            <w:pStyle w:val="TOC2"/>
             <w:tabs>
               <w:tab w:val="right" w:leader="dot" w:pos="8306"/>
             </w:tabs>
           </w:pPr>
           <w:r>
             <w:rPr>
-              <w:rFonts w:hint="eastAsia" w:ascii="宋体" w:hAnsi="宋体" w:eastAsia="宋体" w:cs="宋体"/>
+              <w:rFonts w:ascii="宋体" w:eastAsia="宋体" w:hAnsi="宋体" w:cs="宋体" w:hint="eastAsia"/>
               <w:szCs w:val="24"/>
             </w:rPr>
             <w:fldChar w:fldCharType="begin"/>
           </w:r>
           <w:r>
             <w:rPr>
-              <w:rFonts w:hint="eastAsia" w:ascii="宋体" w:hAnsi="宋体" w:eastAsia="宋体" w:cs="宋体"/>
+              <w:rFonts w:ascii="宋体" w:eastAsia="宋体" w:hAnsi="宋体" w:cs="宋体" w:hint="eastAsia"/>
               <w:szCs w:val="24"/>
             </w:rPr>
             <w:instrText xml:space="preserve"> HYPERLINK \l _Toc12264 </w:instrText>
           </w:r>
           <w:r>
             <w:rPr>
-              <w:rFonts w:hint="eastAsia" w:ascii="宋体" w:hAnsi="宋体" w:eastAsia="宋体" w:cs="宋体"/>
+              <w:rFonts w:ascii="宋体" w:eastAsia="宋体" w:hAnsi="宋体" w:cs="宋体" w:hint="eastAsia"/>
               <w:szCs w:val="24"/>
             </w:rPr>
             <w:fldChar w:fldCharType="separate"/>
@@ -2611,7 +2517,7 @@
           </w:r>
           <w:r>
             <w:rPr>
-              <w:rFonts w:hint="eastAsia" w:ascii="宋体" w:hAnsi="宋体" w:eastAsia="宋体" w:cs="宋体"/>
+              <w:rFonts w:ascii="宋体" w:eastAsia="宋体" w:hAnsi="宋体" w:cs="宋体" w:hint="eastAsia"/>
               <w:szCs w:val="24"/>
             </w:rPr>
             <w:fldChar w:fldCharType="end"/>
@@ -2619,28 +2525,28 @@
         </w:p>
         <w:p>
           <w:pPr>
-            <w:pStyle w:val="17"/>
+            <w:pStyle w:val="TOC2"/>
             <w:tabs>
               <w:tab w:val="right" w:leader="dot" w:pos="8306"/>
             </w:tabs>
           </w:pPr>
           <w:r>
             <w:rPr>
-              <w:rFonts w:hint="eastAsia" w:ascii="宋体" w:hAnsi="宋体" w:eastAsia="宋体" w:cs="宋体"/>
+              <w:rFonts w:ascii="宋体" w:eastAsia="宋体" w:hAnsi="宋体" w:cs="宋体" w:hint="eastAsia"/>
               <w:szCs w:val="24"/>
             </w:rPr>
             <w:fldChar w:fldCharType="begin"/>
           </w:r>
           <w:r>
             <w:rPr>
-              <w:rFonts w:hint="eastAsia" w:ascii="宋体" w:hAnsi="宋体" w:eastAsia="宋体" w:cs="宋体"/>
+              <w:rFonts w:ascii="宋体" w:eastAsia="宋体" w:hAnsi="宋体" w:cs="宋体" w:hint="eastAsia"/>
               <w:szCs w:val="24"/>
             </w:rPr>
             <w:instrText xml:space="preserve"> HYPERLINK \l _Toc1944 </w:instrText>
           </w:r>
           <w:r>
             <w:rPr>
-              <w:rFonts w:hint="eastAsia" w:ascii="宋体" w:hAnsi="宋体" w:eastAsia="宋体" w:cs="宋体"/>
+              <w:rFonts w:ascii="宋体" w:eastAsia="宋体" w:hAnsi="宋体" w:cs="宋体" w:hint="eastAsia"/>
               <w:szCs w:val="24"/>
             </w:rPr>
             <w:fldChar w:fldCharType="separate"/>
@@ -2677,7 +2583,7 @@
           </w:r>
           <w:r>
             <w:rPr>
-              <w:rFonts w:hint="eastAsia" w:ascii="宋体" w:hAnsi="宋体" w:eastAsia="宋体" w:cs="宋体"/>
+              <w:rFonts w:ascii="宋体" w:eastAsia="宋体" w:hAnsi="宋体" w:cs="宋体" w:hint="eastAsia"/>
               <w:szCs w:val="24"/>
             </w:rPr>
             <w:fldChar w:fldCharType="end"/>
@@ -2685,28 +2591,28 @@
         </w:p>
         <w:p>
           <w:pPr>
-            <w:pStyle w:val="17"/>
+            <w:pStyle w:val="TOC2"/>
             <w:tabs>
               <w:tab w:val="right" w:leader="dot" w:pos="8306"/>
             </w:tabs>
           </w:pPr>
           <w:r>
             <w:rPr>
-              <w:rFonts w:hint="eastAsia" w:ascii="宋体" w:hAnsi="宋体" w:eastAsia="宋体" w:cs="宋体"/>
+              <w:rFonts w:ascii="宋体" w:eastAsia="宋体" w:hAnsi="宋体" w:cs="宋体" w:hint="eastAsia"/>
               <w:szCs w:val="24"/>
             </w:rPr>
             <w:fldChar w:fldCharType="begin"/>
           </w:r>
           <w:r>
             <w:rPr>
-              <w:rFonts w:hint="eastAsia" w:ascii="宋体" w:hAnsi="宋体" w:eastAsia="宋体" w:cs="宋体"/>
+              <w:rFonts w:ascii="宋体" w:eastAsia="宋体" w:hAnsi="宋体" w:cs="宋体" w:hint="eastAsia"/>
               <w:szCs w:val="24"/>
             </w:rPr>
             <w:instrText xml:space="preserve"> HYPERLINK \l _Toc23889 </w:instrText>
           </w:r>
           <w:r>
             <w:rPr>
-              <w:rFonts w:hint="eastAsia" w:ascii="宋体" w:hAnsi="宋体" w:eastAsia="宋体" w:cs="宋体"/>
+              <w:rFonts w:ascii="宋体" w:eastAsia="宋体" w:hAnsi="宋体" w:cs="宋体" w:hint="eastAsia"/>
               <w:szCs w:val="24"/>
             </w:rPr>
             <w:fldChar w:fldCharType="separate"/>
@@ -2743,7 +2649,7 @@
           </w:r>
           <w:r>
             <w:rPr>
-              <w:rFonts w:hint="eastAsia" w:ascii="宋体" w:hAnsi="宋体" w:eastAsia="宋体" w:cs="宋体"/>
+              <w:rFonts w:ascii="宋体" w:eastAsia="宋体" w:hAnsi="宋体" w:cs="宋体" w:hint="eastAsia"/>
               <w:szCs w:val="24"/>
             </w:rPr>
             <w:fldChar w:fldCharType="end"/>
@@ -2751,28 +2657,28 @@
         </w:p>
         <w:p>
           <w:pPr>
-            <w:pStyle w:val="17"/>
+            <w:pStyle w:val="TOC2"/>
             <w:tabs>
               <w:tab w:val="right" w:leader="dot" w:pos="8306"/>
             </w:tabs>
           </w:pPr>
           <w:r>
             <w:rPr>
-              <w:rFonts w:hint="eastAsia" w:ascii="宋体" w:hAnsi="宋体" w:eastAsia="宋体" w:cs="宋体"/>
+              <w:rFonts w:ascii="宋体" w:eastAsia="宋体" w:hAnsi="宋体" w:cs="宋体" w:hint="eastAsia"/>
               <w:szCs w:val="24"/>
             </w:rPr>
             <w:fldChar w:fldCharType="begin"/>
           </w:r>
           <w:r>
             <w:rPr>
-              <w:rFonts w:hint="eastAsia" w:ascii="宋体" w:hAnsi="宋体" w:eastAsia="宋体" w:cs="宋体"/>
+              <w:rFonts w:ascii="宋体" w:eastAsia="宋体" w:hAnsi="宋体" w:cs="宋体" w:hint="eastAsia"/>
               <w:szCs w:val="24"/>
             </w:rPr>
             <w:instrText xml:space="preserve"> HYPERLINK \l _Toc17400 </w:instrText>
           </w:r>
           <w:r>
             <w:rPr>
-              <w:rFonts w:hint="eastAsia" w:ascii="宋体" w:hAnsi="宋体" w:eastAsia="宋体" w:cs="宋体"/>
+              <w:rFonts w:ascii="宋体" w:eastAsia="宋体" w:hAnsi="宋体" w:cs="宋体" w:hint="eastAsia"/>
               <w:szCs w:val="24"/>
             </w:rPr>
             <w:fldChar w:fldCharType="separate"/>
@@ -2809,7 +2715,7 @@
           </w:r>
           <w:r>
             <w:rPr>
-              <w:rFonts w:hint="eastAsia" w:ascii="宋体" w:hAnsi="宋体" w:eastAsia="宋体" w:cs="宋体"/>
+              <w:rFonts w:ascii="宋体" w:eastAsia="宋体" w:hAnsi="宋体" w:cs="宋体" w:hint="eastAsia"/>
               <w:szCs w:val="24"/>
             </w:rPr>
             <w:fldChar w:fldCharType="end"/>
@@ -2817,28 +2723,28 @@
         </w:p>
         <w:p>
           <w:pPr>
-            <w:pStyle w:val="16"/>
+            <w:pStyle w:val="TOC1"/>
             <w:tabs>
               <w:tab w:val="right" w:leader="dot" w:pos="8306"/>
             </w:tabs>
           </w:pPr>
           <w:r>
             <w:rPr>
-              <w:rFonts w:hint="eastAsia" w:ascii="宋体" w:hAnsi="宋体" w:eastAsia="宋体" w:cs="宋体"/>
+              <w:rFonts w:ascii="宋体" w:eastAsia="宋体" w:hAnsi="宋体" w:cs="宋体" w:hint="eastAsia"/>
               <w:szCs w:val="24"/>
             </w:rPr>
             <w:fldChar w:fldCharType="begin"/>
           </w:r>
           <w:r>
             <w:rPr>
-              <w:rFonts w:hint="eastAsia" w:ascii="宋体" w:hAnsi="宋体" w:eastAsia="宋体" w:cs="宋体"/>
+              <w:rFonts w:ascii="宋体" w:eastAsia="宋体" w:hAnsi="宋体" w:cs="宋体" w:hint="eastAsia"/>
               <w:szCs w:val="24"/>
             </w:rPr>
             <w:instrText xml:space="preserve"> HYPERLINK \l _Toc7676 </w:instrText>
           </w:r>
           <w:r>
             <w:rPr>
-              <w:rFonts w:hint="eastAsia" w:ascii="宋体" w:hAnsi="宋体" w:eastAsia="宋体" w:cs="宋体"/>
+              <w:rFonts w:ascii="宋体" w:eastAsia="宋体" w:hAnsi="宋体" w:cs="宋体" w:hint="eastAsia"/>
               <w:szCs w:val="24"/>
             </w:rPr>
             <w:fldChar w:fldCharType="separate"/>
@@ -2877,7 +2783,7 @@
           </w:r>
           <w:r>
             <w:rPr>
-              <w:rFonts w:hint="eastAsia" w:ascii="宋体" w:hAnsi="宋体" w:eastAsia="宋体" w:cs="宋体"/>
+              <w:rFonts w:ascii="宋体" w:eastAsia="宋体" w:hAnsi="宋体" w:cs="宋体" w:hint="eastAsia"/>
               <w:szCs w:val="24"/>
             </w:rPr>
             <w:fldChar w:fldCharType="end"/>
@@ -2885,28 +2791,28 @@
         </w:p>
         <w:p>
           <w:pPr>
-            <w:pStyle w:val="17"/>
+            <w:pStyle w:val="TOC2"/>
             <w:tabs>
               <w:tab w:val="right" w:leader="dot" w:pos="8306"/>
             </w:tabs>
           </w:pPr>
           <w:r>
             <w:rPr>
-              <w:rFonts w:hint="eastAsia" w:ascii="宋体" w:hAnsi="宋体" w:eastAsia="宋体" w:cs="宋体"/>
+              <w:rFonts w:ascii="宋体" w:eastAsia="宋体" w:hAnsi="宋体" w:cs="宋体" w:hint="eastAsia"/>
               <w:szCs w:val="24"/>
             </w:rPr>
             <w:fldChar w:fldCharType="begin"/>
           </w:r>
           <w:r>
             <w:rPr>
-              <w:rFonts w:hint="eastAsia" w:ascii="宋体" w:hAnsi="宋体" w:eastAsia="宋体" w:cs="宋体"/>
+              <w:rFonts w:ascii="宋体" w:eastAsia="宋体" w:hAnsi="宋体" w:cs="宋体" w:hint="eastAsia"/>
               <w:szCs w:val="24"/>
             </w:rPr>
             <w:instrText xml:space="preserve"> HYPERLINK \l _Toc21945 </w:instrText>
           </w:r>
           <w:r>
             <w:rPr>
-              <w:rFonts w:hint="eastAsia" w:ascii="宋体" w:hAnsi="宋体" w:eastAsia="宋体" w:cs="宋体"/>
+              <w:rFonts w:ascii="宋体" w:eastAsia="宋体" w:hAnsi="宋体" w:cs="宋体" w:hint="eastAsia"/>
               <w:szCs w:val="24"/>
             </w:rPr>
             <w:fldChar w:fldCharType="separate"/>
@@ -2938,7 +2844,7 @@
           </w:r>
           <w:r>
             <w:rPr>
-              <w:rFonts w:hint="eastAsia" w:ascii="宋体" w:hAnsi="宋体" w:eastAsia="宋体" w:cs="宋体"/>
+              <w:rFonts w:ascii="宋体" w:eastAsia="宋体" w:hAnsi="宋体" w:cs="宋体" w:hint="eastAsia"/>
               <w:szCs w:val="24"/>
             </w:rPr>
             <w:fldChar w:fldCharType="end"/>
@@ -2946,28 +2852,28 @@
         </w:p>
         <w:p>
           <w:pPr>
-            <w:pStyle w:val="17"/>
+            <w:pStyle w:val="TOC2"/>
             <w:tabs>
               <w:tab w:val="right" w:leader="dot" w:pos="8306"/>
             </w:tabs>
           </w:pPr>
           <w:r>
             <w:rPr>
-              <w:rFonts w:hint="eastAsia" w:ascii="宋体" w:hAnsi="宋体" w:eastAsia="宋体" w:cs="宋体"/>
+              <w:rFonts w:ascii="宋体" w:eastAsia="宋体" w:hAnsi="宋体" w:cs="宋体" w:hint="eastAsia"/>
               <w:szCs w:val="24"/>
             </w:rPr>
             <w:fldChar w:fldCharType="begin"/>
           </w:r>
           <w:r>
             <w:rPr>
-              <w:rFonts w:hint="eastAsia" w:ascii="宋体" w:hAnsi="宋体" w:eastAsia="宋体" w:cs="宋体"/>
+              <w:rFonts w:ascii="宋体" w:eastAsia="宋体" w:hAnsi="宋体" w:cs="宋体" w:hint="eastAsia"/>
               <w:szCs w:val="24"/>
             </w:rPr>
             <w:instrText xml:space="preserve"> HYPERLINK \l _Toc19995 </w:instrText>
           </w:r>
           <w:r>
             <w:rPr>
-              <w:rFonts w:hint="eastAsia" w:ascii="宋体" w:hAnsi="宋体" w:eastAsia="宋体" w:cs="宋体"/>
+              <w:rFonts w:ascii="宋体" w:eastAsia="宋体" w:hAnsi="宋体" w:cs="宋体" w:hint="eastAsia"/>
               <w:szCs w:val="24"/>
             </w:rPr>
             <w:fldChar w:fldCharType="separate"/>
@@ -2999,7 +2905,7 @@
           </w:r>
           <w:r>
             <w:rPr>
-              <w:rFonts w:hint="eastAsia" w:ascii="宋体" w:hAnsi="宋体" w:eastAsia="宋体" w:cs="宋体"/>
+              <w:rFonts w:ascii="宋体" w:eastAsia="宋体" w:hAnsi="宋体" w:cs="宋体" w:hint="eastAsia"/>
               <w:szCs w:val="24"/>
             </w:rPr>
             <w:fldChar w:fldCharType="end"/>
@@ -3007,28 +2913,28 @@
         </w:p>
         <w:p>
           <w:pPr>
-            <w:pStyle w:val="17"/>
+            <w:pStyle w:val="TOC2"/>
             <w:tabs>
               <w:tab w:val="right" w:leader="dot" w:pos="8306"/>
             </w:tabs>
           </w:pPr>
           <w:r>
             <w:rPr>
-              <w:rFonts w:hint="eastAsia" w:ascii="宋体" w:hAnsi="宋体" w:eastAsia="宋体" w:cs="宋体"/>
+              <w:rFonts w:ascii="宋体" w:eastAsia="宋体" w:hAnsi="宋体" w:cs="宋体" w:hint="eastAsia"/>
               <w:szCs w:val="24"/>
             </w:rPr>
             <w:fldChar w:fldCharType="begin"/>
           </w:r>
           <w:r>
             <w:rPr>
-              <w:rFonts w:hint="eastAsia" w:ascii="宋体" w:hAnsi="宋体" w:eastAsia="宋体" w:cs="宋体"/>
+              <w:rFonts w:ascii="宋体" w:eastAsia="宋体" w:hAnsi="宋体" w:cs="宋体" w:hint="eastAsia"/>
               <w:szCs w:val="24"/>
             </w:rPr>
             <w:instrText xml:space="preserve"> HYPERLINK \l _Toc29528 </w:instrText>
           </w:r>
           <w:r>
             <w:rPr>
-              <w:rFonts w:hint="eastAsia" w:ascii="宋体" w:hAnsi="宋体" w:eastAsia="宋体" w:cs="宋体"/>
+              <w:rFonts w:ascii="宋体" w:eastAsia="宋体" w:hAnsi="宋体" w:cs="宋体" w:hint="eastAsia"/>
               <w:szCs w:val="24"/>
             </w:rPr>
             <w:fldChar w:fldCharType="separate"/>
@@ -3060,7 +2966,7 @@
           </w:r>
           <w:r>
             <w:rPr>
-              <w:rFonts w:hint="eastAsia" w:ascii="宋体" w:hAnsi="宋体" w:eastAsia="宋体" w:cs="宋体"/>
+              <w:rFonts w:ascii="宋体" w:eastAsia="宋体" w:hAnsi="宋体" w:cs="宋体" w:hint="eastAsia"/>
               <w:szCs w:val="24"/>
             </w:rPr>
             <w:fldChar w:fldCharType="end"/>
@@ -3068,28 +2974,28 @@
         </w:p>
         <w:p>
           <w:pPr>
-            <w:pStyle w:val="17"/>
+            <w:pStyle w:val="TOC2"/>
             <w:tabs>
               <w:tab w:val="right" w:leader="dot" w:pos="8306"/>
             </w:tabs>
           </w:pPr>
           <w:r>
             <w:rPr>
-              <w:rFonts w:hint="eastAsia" w:ascii="宋体" w:hAnsi="宋体" w:eastAsia="宋体" w:cs="宋体"/>
+              <w:rFonts w:ascii="宋体" w:eastAsia="宋体" w:hAnsi="宋体" w:cs="宋体" w:hint="eastAsia"/>
               <w:szCs w:val="24"/>
             </w:rPr>
             <w:fldChar w:fldCharType="begin"/>
           </w:r>
           <w:r>
             <w:rPr>
-              <w:rFonts w:hint="eastAsia" w:ascii="宋体" w:hAnsi="宋体" w:eastAsia="宋体" w:cs="宋体"/>
+              <w:rFonts w:ascii="宋体" w:eastAsia="宋体" w:hAnsi="宋体" w:cs="宋体" w:hint="eastAsia"/>
               <w:szCs w:val="24"/>
             </w:rPr>
             <w:instrText xml:space="preserve"> HYPERLINK \l _Toc20711 </w:instrText>
           </w:r>
           <w:r>
             <w:rPr>
-              <w:rFonts w:hint="eastAsia" w:ascii="宋体" w:hAnsi="宋体" w:eastAsia="宋体" w:cs="宋体"/>
+              <w:rFonts w:ascii="宋体" w:eastAsia="宋体" w:hAnsi="宋体" w:cs="宋体" w:hint="eastAsia"/>
               <w:szCs w:val="24"/>
             </w:rPr>
             <w:fldChar w:fldCharType="separate"/>
@@ -3121,7 +3027,7 @@
           </w:r>
           <w:r>
             <w:rPr>
-              <w:rFonts w:hint="eastAsia" w:ascii="宋体" w:hAnsi="宋体" w:eastAsia="宋体" w:cs="宋体"/>
+              <w:rFonts w:ascii="宋体" w:eastAsia="宋体" w:hAnsi="宋体" w:cs="宋体" w:hint="eastAsia"/>
               <w:szCs w:val="24"/>
             </w:rPr>
             <w:fldChar w:fldCharType="end"/>
@@ -3129,28 +3035,28 @@
         </w:p>
         <w:p>
           <w:pPr>
-            <w:pStyle w:val="17"/>
+            <w:pStyle w:val="TOC2"/>
             <w:tabs>
               <w:tab w:val="right" w:leader="dot" w:pos="8306"/>
             </w:tabs>
           </w:pPr>
           <w:r>
             <w:rPr>
-              <w:rFonts w:hint="eastAsia" w:ascii="宋体" w:hAnsi="宋体" w:eastAsia="宋体" w:cs="宋体"/>
+              <w:rFonts w:ascii="宋体" w:eastAsia="宋体" w:hAnsi="宋体" w:cs="宋体" w:hint="eastAsia"/>
               <w:szCs w:val="24"/>
             </w:rPr>
             <w:fldChar w:fldCharType="begin"/>
           </w:r>
           <w:r>
             <w:rPr>
-              <w:rFonts w:hint="eastAsia" w:ascii="宋体" w:hAnsi="宋体" w:eastAsia="宋体" w:cs="宋体"/>
+              <w:rFonts w:ascii="宋体" w:eastAsia="宋体" w:hAnsi="宋体" w:cs="宋体" w:hint="eastAsia"/>
               <w:szCs w:val="24"/>
             </w:rPr>
             <w:instrText xml:space="preserve"> HYPERLINK \l _Toc10007 </w:instrText>
           </w:r>
           <w:r>
             <w:rPr>
-              <w:rFonts w:hint="eastAsia" w:ascii="宋体" w:hAnsi="宋体" w:eastAsia="宋体" w:cs="宋体"/>
+              <w:rFonts w:ascii="宋体" w:eastAsia="宋体" w:hAnsi="宋体" w:cs="宋体" w:hint="eastAsia"/>
               <w:szCs w:val="24"/>
             </w:rPr>
             <w:fldChar w:fldCharType="separate"/>
@@ -3182,7 +3088,7 @@
           </w:r>
           <w:r>
             <w:rPr>
-              <w:rFonts w:hint="eastAsia" w:ascii="宋体" w:hAnsi="宋体" w:eastAsia="宋体" w:cs="宋体"/>
+              <w:rFonts w:ascii="宋体" w:eastAsia="宋体" w:hAnsi="宋体" w:cs="宋体" w:hint="eastAsia"/>
               <w:szCs w:val="24"/>
             </w:rPr>
             <w:fldChar w:fldCharType="end"/>
@@ -3190,28 +3096,28 @@
         </w:p>
         <w:p>
           <w:pPr>
-            <w:pStyle w:val="17"/>
+            <w:pStyle w:val="TOC2"/>
             <w:tabs>
               <w:tab w:val="right" w:leader="dot" w:pos="8306"/>
             </w:tabs>
           </w:pPr>
           <w:r>
             <w:rPr>
-              <w:rFonts w:hint="eastAsia" w:ascii="宋体" w:hAnsi="宋体" w:eastAsia="宋体" w:cs="宋体"/>
+              <w:rFonts w:ascii="宋体" w:eastAsia="宋体" w:hAnsi="宋体" w:cs="宋体" w:hint="eastAsia"/>
               <w:szCs w:val="24"/>
             </w:rPr>
             <w:fldChar w:fldCharType="begin"/>
           </w:r>
           <w:r>
             <w:rPr>
-              <w:rFonts w:hint="eastAsia" w:ascii="宋体" w:hAnsi="宋体" w:eastAsia="宋体" w:cs="宋体"/>
+              <w:rFonts w:ascii="宋体" w:eastAsia="宋体" w:hAnsi="宋体" w:cs="宋体" w:hint="eastAsia"/>
               <w:szCs w:val="24"/>
             </w:rPr>
             <w:instrText xml:space="preserve"> HYPERLINK \l _Toc5084 </w:instrText>
           </w:r>
           <w:r>
             <w:rPr>
-              <w:rFonts w:hint="eastAsia" w:ascii="宋体" w:hAnsi="宋体" w:eastAsia="宋体" w:cs="宋体"/>
+              <w:rFonts w:ascii="宋体" w:eastAsia="宋体" w:hAnsi="宋体" w:cs="宋体" w:hint="eastAsia"/>
               <w:szCs w:val="24"/>
             </w:rPr>
             <w:fldChar w:fldCharType="separate"/>
@@ -3250,7 +3156,7 @@
           </w:r>
           <w:r>
             <w:rPr>
-              <w:rFonts w:hint="eastAsia" w:ascii="宋体" w:hAnsi="宋体" w:eastAsia="宋体" w:cs="宋体"/>
+              <w:rFonts w:ascii="宋体" w:eastAsia="宋体" w:hAnsi="宋体" w:cs="宋体" w:hint="eastAsia"/>
               <w:szCs w:val="24"/>
             </w:rPr>
             <w:fldChar w:fldCharType="end"/>
@@ -3258,42 +3164,42 @@
         </w:p>
         <w:p>
           <w:pPr>
-            <w:pStyle w:val="16"/>
+            <w:pStyle w:val="TOC1"/>
             <w:tabs>
               <w:tab w:val="right" w:leader="dot" w:pos="8306"/>
             </w:tabs>
           </w:pPr>
           <w:r>
             <w:rPr>
-              <w:rFonts w:hint="eastAsia" w:ascii="宋体" w:hAnsi="宋体" w:eastAsia="宋体" w:cs="宋体"/>
+              <w:rFonts w:ascii="宋体" w:eastAsia="宋体" w:hAnsi="宋体" w:cs="宋体" w:hint="eastAsia"/>
               <w:szCs w:val="24"/>
             </w:rPr>
             <w:fldChar w:fldCharType="begin"/>
           </w:r>
           <w:r>
             <w:rPr>
-              <w:rFonts w:hint="eastAsia" w:ascii="宋体" w:hAnsi="宋体" w:eastAsia="宋体" w:cs="宋体"/>
+              <w:rFonts w:ascii="宋体" w:eastAsia="宋体" w:hAnsi="宋体" w:cs="宋体" w:hint="eastAsia"/>
               <w:szCs w:val="24"/>
             </w:rPr>
             <w:instrText xml:space="preserve"> HYPERLINK \l _Toc3007 </w:instrText>
           </w:r>
           <w:r>
             <w:rPr>
-              <w:rFonts w:hint="eastAsia" w:ascii="宋体" w:hAnsi="宋体" w:eastAsia="宋体" w:cs="宋体"/>
+              <w:rFonts w:ascii="宋体" w:eastAsia="宋体" w:hAnsi="宋体" w:cs="宋体" w:hint="eastAsia"/>
               <w:szCs w:val="24"/>
             </w:rPr>
             <w:fldChar w:fldCharType="separate"/>
           </w:r>
           <w:r>
             <w:rPr>
-              <w:rFonts w:hint="default" w:eastAsia="宋体"/>
+              <w:rFonts w:eastAsia="宋体" w:hint="default"/>
               <w:lang w:val="en-US" w:eastAsia="zh-CN"/>
             </w:rPr>
             <w:t xml:space="preserve">5. </w:t>
           </w:r>
           <w:r>
             <w:rPr>
-              <w:rFonts w:hint="eastAsia" w:eastAsia="宋体"/>
+              <w:rFonts w:eastAsia="宋体" w:hint="eastAsia"/>
               <w:lang w:val="en-US" w:eastAsia="zh-CN"/>
             </w:rPr>
             <w:t>附则</w:t>
@@ -3318,7 +3224,7 @@
           </w:r>
           <w:r>
             <w:rPr>
-              <w:rFonts w:hint="eastAsia" w:ascii="宋体" w:hAnsi="宋体" w:eastAsia="宋体" w:cs="宋体"/>
+              <w:rFonts w:ascii="宋体" w:eastAsia="宋体" w:hAnsi="宋体" w:cs="宋体" w:hint="eastAsia"/>
               <w:szCs w:val="24"/>
             </w:rPr>
             <w:fldChar w:fldCharType="end"/>
@@ -3326,28 +3232,28 @@
         </w:p>
         <w:p>
           <w:pPr>
-            <w:pStyle w:val="16"/>
+            <w:pStyle w:val="TOC1"/>
             <w:tabs>
               <w:tab w:val="right" w:leader="dot" w:pos="8306"/>
             </w:tabs>
           </w:pPr>
           <w:r>
             <w:rPr>
-              <w:rFonts w:hint="eastAsia" w:ascii="宋体" w:hAnsi="宋体" w:eastAsia="宋体" w:cs="宋体"/>
+              <w:rFonts w:ascii="宋体" w:eastAsia="宋体" w:hAnsi="宋体" w:cs="宋体" w:hint="eastAsia"/>
               <w:szCs w:val="24"/>
             </w:rPr>
             <w:fldChar w:fldCharType="begin"/>
           </w:r>
           <w:r>
             <w:rPr>
-              <w:rFonts w:hint="eastAsia" w:ascii="宋体" w:hAnsi="宋体" w:eastAsia="宋体" w:cs="宋体"/>
+              <w:rFonts w:ascii="宋体" w:eastAsia="宋体" w:hAnsi="宋体" w:cs="宋体" w:hint="eastAsia"/>
               <w:szCs w:val="24"/>
             </w:rPr>
             <w:instrText xml:space="preserve"> HYPERLINK \l _Toc1268 </w:instrText>
           </w:r>
           <w:r>
             <w:rPr>
-              <w:rFonts w:hint="eastAsia" w:ascii="宋体" w:hAnsi="宋体" w:eastAsia="宋体" w:cs="宋体"/>
+              <w:rFonts w:ascii="宋体" w:eastAsia="宋体" w:hAnsi="宋体" w:cs="宋体" w:hint="eastAsia"/>
               <w:szCs w:val="24"/>
             </w:rPr>
             <w:fldChar w:fldCharType="separate"/>
@@ -3386,7 +3292,7 @@
           </w:r>
           <w:r>
             <w:rPr>
-              <w:rFonts w:hint="eastAsia" w:ascii="宋体" w:hAnsi="宋体" w:eastAsia="宋体" w:cs="宋体"/>
+              <w:rFonts w:ascii="宋体" w:eastAsia="宋体" w:hAnsi="宋体" w:cs="宋体" w:hint="eastAsia"/>
               <w:szCs w:val="24"/>
             </w:rPr>
             <w:fldChar w:fldCharType="end"/>
@@ -3394,28 +3300,28 @@
         </w:p>
         <w:p>
           <w:pPr>
-            <w:pStyle w:val="16"/>
+            <w:pStyle w:val="TOC1"/>
             <w:tabs>
               <w:tab w:val="right" w:leader="dot" w:pos="8306"/>
             </w:tabs>
           </w:pPr>
           <w:r>
             <w:rPr>
-              <w:rFonts w:hint="eastAsia" w:ascii="宋体" w:hAnsi="宋体" w:eastAsia="宋体" w:cs="宋体"/>
+              <w:rFonts w:ascii="宋体" w:eastAsia="宋体" w:hAnsi="宋体" w:cs="宋体" w:hint="eastAsia"/>
               <w:szCs w:val="24"/>
             </w:rPr>
             <w:fldChar w:fldCharType="begin"/>
           </w:r>
           <w:r>
             <w:rPr>
-              <w:rFonts w:hint="eastAsia" w:ascii="宋体" w:hAnsi="宋体" w:eastAsia="宋体" w:cs="宋体"/>
+              <w:rFonts w:ascii="宋体" w:eastAsia="宋体" w:hAnsi="宋体" w:cs="宋体" w:hint="eastAsia"/>
               <w:szCs w:val="24"/>
             </w:rPr>
             <w:instrText xml:space="preserve"> HYPERLINK \l _Toc25702 </w:instrText>
           </w:r>
           <w:r>
             <w:rPr>
-              <w:rFonts w:hint="eastAsia" w:ascii="宋体" w:hAnsi="宋体" w:eastAsia="宋体" w:cs="宋体"/>
+              <w:rFonts w:ascii="宋体" w:eastAsia="宋体" w:hAnsi="宋体" w:cs="宋体" w:hint="eastAsia"/>
               <w:szCs w:val="24"/>
             </w:rPr>
             <w:fldChar w:fldCharType="separate"/>
@@ -3454,7 +3360,7 @@
           </w:r>
           <w:r>
             <w:rPr>
-              <w:rFonts w:hint="eastAsia" w:ascii="宋体" w:hAnsi="宋体" w:eastAsia="宋体" w:cs="宋体"/>
+              <w:rFonts w:ascii="宋体" w:eastAsia="宋体" w:hAnsi="宋体" w:cs="宋体" w:hint="eastAsia"/>
               <w:szCs w:val="24"/>
             </w:rPr>
             <w:fldChar w:fldCharType="end"/>
@@ -3476,7 +3382,7 @@
             <w:snapToGrid w:val="0"/>
             <w:textAlignment w:val="baseline"/>
             <w:rPr>
-              <w:rFonts w:hint="eastAsia" w:ascii="宋体" w:hAnsi="宋体" w:eastAsia="宋体" w:cs="宋体"/>
+              <w:rFonts w:ascii="宋体" w:eastAsia="宋体" w:hAnsi="宋体" w:cs="宋体" w:hint="eastAsia"/>
               <w:snapToGrid w:val="0"/>
               <w:color w:val="000000"/>
               <w:kern w:val="0"/>
@@ -3487,7 +3393,7 @@
           </w:pPr>
           <w:r>
             <w:rPr>
-              <w:rFonts w:hint="eastAsia" w:ascii="宋体" w:hAnsi="宋体" w:eastAsia="宋体" w:cs="宋体"/>
+              <w:rFonts w:ascii="宋体" w:eastAsia="宋体" w:hAnsi="宋体" w:cs="宋体" w:hint="eastAsia"/>
               <w:szCs w:val="24"/>
             </w:rPr>
             <w:fldChar w:fldCharType="end"/>
@@ -3497,7 +3403,7 @@
     </w:sdt>
     <w:p>
       <w:pPr>
-        <w:pStyle w:val="28"/>
+        <w:pStyle w:val="1"/>
         <w:keepNext w:val="0"/>
         <w:keepLines w:val="0"/>
         <w:pageBreakBefore w:val="0"/>
@@ -3512,7 +3418,7 @@
         <w:snapToGrid w:val="0"/>
         <w:textAlignment w:val="baseline"/>
       </w:pPr>
-      <w:bookmarkStart w:id="2" w:name="_Toc28490"/>
+      <w:bookmarkStart w:id="3" w:name="_Toc28490"/>
       <w:r>
         <w:rPr>
           <w:rFonts w:hint="eastAsia"/>
@@ -3520,11 +3426,11 @@
         </w:rPr>
         <w:t>总则</w:t>
       </w:r>
-      <w:bookmarkEnd w:id="2"/>
-    </w:p>
-    <w:p>
-      <w:pPr>
-        <w:pStyle w:val="30"/>
+      <w:bookmarkEnd w:id="3"/>
+    </w:p>
+    <w:p>
+      <w:pPr>
+        <w:pStyle w:val="2"/>
         <w:keepNext w:val="0"/>
         <w:keepLines w:val="0"/>
         <w:pageBreakBefore w:val="0"/>
@@ -3543,7 +3449,7 @@
           <w:lang w:val="en-US" w:eastAsia="zh-CN"/>
         </w:rPr>
       </w:pPr>
-      <w:bookmarkStart w:id="3" w:name="_Toc1628"/>
+      <w:bookmarkStart w:id="4" w:name="_Toc1628"/>
       <w:r>
         <w:rPr>
           <w:rFonts w:hint="eastAsia"/>
@@ -3551,11 +3457,11 @@
         </w:rPr>
         <w:t>目的</w:t>
       </w:r>
-      <w:bookmarkEnd w:id="3"/>
-    </w:p>
-    <w:p>
-      <w:pPr>
-        <w:pStyle w:val="29"/>
+      <w:bookmarkEnd w:id="4"/>
+    </w:p>
+    <w:p>
+      <w:pPr>
+        <w:pStyle w:val="a1"/>
         <w:keepNext w:val="0"/>
         <w:keepLines w:val="0"/>
         <w:pageBreakBefore w:val="0"/>
@@ -3584,7 +3490,7 @@
     </w:p>
     <w:p>
       <w:pPr>
-        <w:pStyle w:val="30"/>
+        <w:pStyle w:val="2"/>
         <w:keepNext w:val="0"/>
         <w:keepLines w:val="0"/>
         <w:pageBreakBefore w:val="0"/>
@@ -3603,7 +3509,7 @@
           <w:lang w:val="en-US" w:eastAsia="zh-CN"/>
         </w:rPr>
       </w:pPr>
-      <w:bookmarkStart w:id="4" w:name="_Toc13705"/>
+      <w:bookmarkStart w:id="5" w:name="_Toc13705"/>
       <w:r>
         <w:rPr>
           <w:rFonts w:hint="eastAsia"/>
@@ -3611,11 +3517,11 @@
         </w:rPr>
         <w:t>适用范围</w:t>
       </w:r>
-      <w:bookmarkEnd w:id="4"/>
-    </w:p>
-    <w:p>
-      <w:pPr>
-        <w:pStyle w:val="29"/>
+      <w:bookmarkEnd w:id="5"/>
+    </w:p>
+    <w:p>
+      <w:pPr>
+        <w:pStyle w:val="a1"/>
         <w:keepNext w:val="0"/>
         <w:keepLines w:val="0"/>
         <w:pageBreakBefore w:val="0"/>
@@ -3644,7 +3550,7 @@
     </w:p>
     <w:p>
       <w:pPr>
-        <w:pStyle w:val="30"/>
+        <w:pStyle w:val="2"/>
         <w:keepNext w:val="0"/>
         <w:keepLines w:val="0"/>
         <w:pageBreakBefore w:val="0"/>
@@ -3663,7 +3569,7 @@
           <w:lang w:val="en-US" w:eastAsia="zh-CN"/>
         </w:rPr>
       </w:pPr>
-      <w:bookmarkStart w:id="5" w:name="_Toc7177"/>
+      <w:bookmarkStart w:id="6" w:name="_Toc7177"/>
       <w:r>
         <w:rPr>
           <w:rFonts w:hint="eastAsia"/>
@@ -3671,11 +3577,11 @@
         </w:rPr>
         <w:t>原则</w:t>
       </w:r>
-      <w:bookmarkEnd w:id="5"/>
-    </w:p>
-    <w:p>
-      <w:pPr>
-        <w:pStyle w:val="29"/>
+      <w:bookmarkEnd w:id="6"/>
+    </w:p>
+    <w:p>
+      <w:pPr>
+        <w:pStyle w:val="a1"/>
         <w:keepNext w:val="0"/>
         <w:keepLines w:val="0"/>
         <w:pageBreakBefore w:val="0"/>
@@ -3692,7 +3598,7 @@
         <w:bidi w:val="0"/>
         <w:adjustRightInd w:val="0"/>
         <w:snapToGrid w:val="0"/>
-        <w:ind w:left="425" w:leftChars="0" w:hanging="425" w:firstLineChars="0"/>
+        <w:ind w:left="425" w:hanging="425" w:leftChars="0" w:firstLineChars="0"/>
         <w:textAlignment w:val="baseline"/>
         <w:rPr>
           <w:rFonts w:hint="eastAsia"/>
@@ -3709,7 +3615,7 @@
     </w:p>
     <w:p>
       <w:pPr>
-        <w:pStyle w:val="29"/>
+        <w:pStyle w:val="a1"/>
         <w:keepNext w:val="0"/>
         <w:keepLines w:val="0"/>
         <w:pageBreakBefore w:val="0"/>
@@ -3726,7 +3632,7 @@
         <w:bidi w:val="0"/>
         <w:adjustRightInd w:val="0"/>
         <w:snapToGrid w:val="0"/>
-        <w:ind w:left="425" w:leftChars="0" w:hanging="425" w:firstLineChars="0"/>
+        <w:ind w:left="425" w:hanging="425" w:leftChars="0" w:firstLineChars="0"/>
         <w:textAlignment w:val="baseline"/>
         <w:rPr>
           <w:rFonts w:hint="eastAsia"/>
@@ -3743,7 +3649,7 @@
     </w:p>
     <w:p>
       <w:pPr>
-        <w:pStyle w:val="29"/>
+        <w:pStyle w:val="a1"/>
         <w:keepNext w:val="0"/>
         <w:keepLines w:val="0"/>
         <w:pageBreakBefore w:val="0"/>
@@ -3760,7 +3666,7 @@
         <w:bidi w:val="0"/>
         <w:adjustRightInd w:val="0"/>
         <w:snapToGrid w:val="0"/>
-        <w:ind w:left="425" w:leftChars="0" w:hanging="425" w:firstLineChars="0"/>
+        <w:ind w:left="425" w:hanging="425" w:leftChars="0" w:firstLineChars="0"/>
         <w:textAlignment w:val="baseline"/>
         <w:rPr>
           <w:rFonts w:hint="eastAsia"/>
@@ -3777,7 +3683,7 @@
     </w:p>
     <w:p>
       <w:pPr>
-        <w:pStyle w:val="29"/>
+        <w:pStyle w:val="a1"/>
         <w:keepNext w:val="0"/>
         <w:keepLines w:val="0"/>
         <w:pageBreakBefore w:val="0"/>
@@ -3794,7 +3700,7 @@
         <w:bidi w:val="0"/>
         <w:adjustRightInd w:val="0"/>
         <w:snapToGrid w:val="0"/>
-        <w:ind w:left="425" w:leftChars="0" w:hanging="425" w:firstLineChars="0"/>
+        <w:ind w:left="425" w:hanging="425" w:leftChars="0" w:firstLineChars="0"/>
         <w:textAlignment w:val="baseline"/>
         <w:rPr>
           <w:rFonts w:hint="eastAsia"/>
@@ -3811,7 +3717,7 @@
     </w:p>
     <w:p>
       <w:pPr>
-        <w:pStyle w:val="30"/>
+        <w:pStyle w:val="2"/>
         <w:keepNext w:val="0"/>
         <w:keepLines w:val="0"/>
         <w:pageBreakBefore w:val="0"/>
@@ -3830,7 +3736,7 @@
           <w:lang w:val="en-US" w:eastAsia="zh-CN"/>
         </w:rPr>
       </w:pPr>
-      <w:bookmarkStart w:id="6" w:name="_Toc22751"/>
+      <w:bookmarkStart w:id="7" w:name="_Toc22751"/>
       <w:r>
         <w:rPr>
           <w:rFonts w:hint="eastAsia"/>
@@ -3838,18 +3744,18 @@
         </w:rPr>
         <w:t>岗位职责</w:t>
       </w:r>
-      <w:bookmarkEnd w:id="6"/>
-    </w:p>
-    <w:p>
-      <w:pPr>
-        <w:pStyle w:val="31"/>
-        <w:bidi w:val="0"/>
-        <w:rPr>
-          <w:rFonts w:hint="default"/>
-          <w:lang w:val="en-US" w:eastAsia="zh-CN"/>
-        </w:rPr>
-      </w:pPr>
-      <w:bookmarkStart w:id="7" w:name="_Toc11273"/>
+      <w:bookmarkEnd w:id="7"/>
+    </w:p>
+    <w:p>
+      <w:pPr>
+        <w:pStyle w:val="3"/>
+        <w:bidi w:val="0"/>
+        <w:rPr>
+          <w:rFonts w:hint="default"/>
+          <w:lang w:val="en-US" w:eastAsia="zh-CN"/>
+        </w:rPr>
+      </w:pPr>
+      <w:bookmarkStart w:id="8" w:name="_Toc11273"/>
       <w:r>
         <w:rPr>
           <w:rFonts w:hint="default"/>
@@ -3857,11 +3763,11 @@
         </w:rPr>
         <w:t>运维部</w:t>
       </w:r>
-      <w:bookmarkEnd w:id="7"/>
-    </w:p>
-    <w:p>
-      <w:pPr>
-        <w:pStyle w:val="29"/>
+      <w:bookmarkEnd w:id="8"/>
+    </w:p>
+    <w:p>
+      <w:pPr>
+        <w:pStyle w:val="a1"/>
         <w:keepNext w:val="0"/>
         <w:keepLines w:val="0"/>
         <w:pageBreakBefore w:val="0"/>
@@ -3890,7 +3796,7 @@
     </w:p>
     <w:p>
       <w:pPr>
-        <w:pStyle w:val="29"/>
+        <w:pStyle w:val="a1"/>
         <w:keepNext w:val="0"/>
         <w:keepLines w:val="0"/>
         <w:pageBreakBefore w:val="0"/>
@@ -3919,7 +3825,7 @@
     </w:p>
     <w:p>
       <w:pPr>
-        <w:pStyle w:val="29"/>
+        <w:pStyle w:val="a1"/>
         <w:keepNext w:val="0"/>
         <w:keepLines w:val="0"/>
         <w:pageBreakBefore w:val="0"/>
@@ -3948,7 +3854,7 @@
     </w:p>
     <w:p>
       <w:pPr>
-        <w:pStyle w:val="29"/>
+        <w:pStyle w:val="a1"/>
         <w:keepNext w:val="0"/>
         <w:keepLines w:val="0"/>
         <w:pageBreakBefore w:val="0"/>
@@ -3977,14 +3883,14 @@
     </w:p>
     <w:p>
       <w:pPr>
-        <w:pStyle w:val="31"/>
-        <w:bidi w:val="0"/>
-        <w:rPr>
-          <w:rFonts w:hint="default"/>
-          <w:lang w:val="en-US" w:eastAsia="zh-CN"/>
-        </w:rPr>
-      </w:pPr>
-      <w:bookmarkStart w:id="8" w:name="_Toc17784"/>
+        <w:pStyle w:val="3"/>
+        <w:bidi w:val="0"/>
+        <w:rPr>
+          <w:rFonts w:hint="default"/>
+          <w:lang w:val="en-US" w:eastAsia="zh-CN"/>
+        </w:rPr>
+      </w:pPr>
+      <w:bookmarkStart w:id="9" w:name="_Toc17784"/>
       <w:r>
         <w:rPr>
           <w:rFonts w:hint="default"/>
@@ -3992,11 +3898,11 @@
         </w:rPr>
         <w:t>质量部</w:t>
       </w:r>
-      <w:bookmarkEnd w:id="8"/>
-    </w:p>
-    <w:p>
-      <w:pPr>
-        <w:pStyle w:val="29"/>
+      <w:bookmarkEnd w:id="9"/>
+    </w:p>
+    <w:p>
+      <w:pPr>
+        <w:pStyle w:val="a1"/>
         <w:keepNext w:val="0"/>
         <w:keepLines w:val="0"/>
         <w:pageBreakBefore w:val="0"/>
@@ -4025,7 +3931,7 @@
     </w:p>
     <w:p>
       <w:pPr>
-        <w:pStyle w:val="29"/>
+        <w:pStyle w:val="a1"/>
         <w:keepNext w:val="0"/>
         <w:keepLines w:val="0"/>
         <w:pageBreakBefore w:val="0"/>
@@ -4054,15 +3960,15 @@
     </w:p>
     <w:p>
       <w:pPr>
-        <w:pStyle w:val="31"/>
-        <w:bidi w:val="0"/>
-        <w:rPr>
-          <w:rFonts w:hint="default"/>
-          <w:lang w:val="en-US" w:eastAsia="zh-CN"/>
-        </w:rPr>
-      </w:pPr>
-      <w:bookmarkStart w:id="9" w:name="_Toc12304"/>
-      <w:bookmarkStart w:id="10" w:name="_Toc28817"/>
+        <w:pStyle w:val="3"/>
+        <w:bidi w:val="0"/>
+        <w:rPr>
+          <w:rFonts w:hint="default"/>
+          <w:lang w:val="en-US" w:eastAsia="zh-CN"/>
+        </w:rPr>
+      </w:pPr>
+      <w:bookmarkStart w:id="10" w:name="_Toc12304"/>
+      <w:bookmarkStart w:id="11" w:name="_Toc28817"/>
       <w:r>
         <w:rPr>
           <w:rFonts w:hint="default"/>
@@ -4070,12 +3976,12 @@
         </w:rPr>
         <w:t>采购部</w:t>
       </w:r>
-      <w:bookmarkEnd w:id="9"/>
       <w:bookmarkEnd w:id="10"/>
-    </w:p>
-    <w:p>
-      <w:pPr>
-        <w:pStyle w:val="29"/>
+      <w:bookmarkEnd w:id="11"/>
+    </w:p>
+    <w:p>
+      <w:pPr>
+        <w:pStyle w:val="a1"/>
         <w:keepNext w:val="0"/>
         <w:keepLines w:val="0"/>
         <w:pageBreakBefore w:val="0"/>
@@ -4104,7 +4010,7 @@
     </w:p>
     <w:p>
       <w:pPr>
-        <w:pStyle w:val="29"/>
+        <w:pStyle w:val="a1"/>
         <w:keepNext w:val="0"/>
         <w:keepLines w:val="0"/>
         <w:pageBreakBefore w:val="0"/>
@@ -4133,14 +4039,14 @@
     </w:p>
     <w:p>
       <w:pPr>
-        <w:pStyle w:val="31"/>
-        <w:bidi w:val="0"/>
-        <w:rPr>
-          <w:rFonts w:hint="default"/>
-          <w:lang w:val="en-US" w:eastAsia="zh-CN"/>
-        </w:rPr>
-      </w:pPr>
-      <w:bookmarkStart w:id="11" w:name="_Toc14473"/>
+        <w:pStyle w:val="3"/>
+        <w:bidi w:val="0"/>
+        <w:rPr>
+          <w:rFonts w:hint="default"/>
+          <w:lang w:val="en-US" w:eastAsia="zh-CN"/>
+        </w:rPr>
+      </w:pPr>
+      <w:bookmarkStart w:id="12" w:name="_Toc14473"/>
       <w:r>
         <w:rPr>
           <w:rFonts w:hint="default"/>
@@ -4148,11 +4054,11 @@
         </w:rPr>
         <w:t>研发部</w:t>
       </w:r>
-      <w:bookmarkEnd w:id="11"/>
-    </w:p>
-    <w:p>
-      <w:pPr>
-        <w:pStyle w:val="29"/>
+      <w:bookmarkEnd w:id="12"/>
+    </w:p>
+    <w:p>
+      <w:pPr>
+        <w:pStyle w:val="a1"/>
         <w:keepNext w:val="0"/>
         <w:keepLines w:val="0"/>
         <w:pageBreakBefore w:val="0"/>
@@ -4181,7 +4087,7 @@
     </w:p>
     <w:p>
       <w:pPr>
-        <w:pStyle w:val="29"/>
+        <w:pStyle w:val="a1"/>
         <w:keepNext w:val="0"/>
         <w:keepLines w:val="0"/>
         <w:pageBreakBefore w:val="0"/>
@@ -4210,14 +4116,14 @@
     </w:p>
     <w:p>
       <w:pPr>
-        <w:pStyle w:val="31"/>
-        <w:bidi w:val="0"/>
-        <w:rPr>
-          <w:rFonts w:hint="default"/>
-          <w:lang w:val="en-US" w:eastAsia="zh-CN"/>
-        </w:rPr>
-      </w:pPr>
-      <w:bookmarkStart w:id="12" w:name="_Toc13966"/>
+        <w:pStyle w:val="3"/>
+        <w:bidi w:val="0"/>
+        <w:rPr>
+          <w:rFonts w:hint="default"/>
+          <w:lang w:val="en-US" w:eastAsia="zh-CN"/>
+        </w:rPr>
+      </w:pPr>
+      <w:bookmarkStart w:id="13" w:name="_Toc13966"/>
       <w:r>
         <w:rPr>
           <w:rFonts w:hint="eastAsia"/>
@@ -4225,11 +4131,11 @@
         </w:rPr>
         <w:t>人力部</w:t>
       </w:r>
-      <w:bookmarkEnd w:id="12"/>
-    </w:p>
-    <w:p>
-      <w:pPr>
-        <w:pStyle w:val="29"/>
+      <w:bookmarkEnd w:id="13"/>
+    </w:p>
+    <w:p>
+      <w:pPr>
+        <w:pStyle w:val="a1"/>
         <w:keepNext w:val="0"/>
         <w:keepLines w:val="0"/>
         <w:pageBreakBefore w:val="0"/>
@@ -4258,7 +4164,7 @@
     </w:p>
     <w:p>
       <w:pPr>
-        <w:pStyle w:val="28"/>
+        <w:pStyle w:val="1"/>
         <w:keepNext w:val="0"/>
         <w:keepLines w:val="0"/>
         <w:pageBreakBefore w:val="0"/>
@@ -4277,7 +4183,7 @@
           <w:lang w:val="en-US" w:eastAsia="zh-CN"/>
         </w:rPr>
       </w:pPr>
-      <w:bookmarkStart w:id="13" w:name="_Toc26021"/>
+      <w:bookmarkStart w:id="14" w:name="_Toc26021"/>
       <w:r>
         <w:rPr>
           <w:rFonts w:hint="eastAsia"/>
@@ -4285,11 +4191,11 @@
         </w:rPr>
         <w:t>引用依据</w:t>
       </w:r>
-      <w:bookmarkEnd w:id="13"/>
-    </w:p>
-    <w:p>
-      <w:pPr>
-        <w:pStyle w:val="29"/>
+      <w:bookmarkEnd w:id="14"/>
+    </w:p>
+    <w:p>
+      <w:pPr>
+        <w:pStyle w:val="a1"/>
         <w:keepNext w:val="0"/>
         <w:keepLines w:val="0"/>
         <w:pageBreakBefore w:val="0"/>
@@ -4318,7 +4224,7 @@
     </w:p>
     <w:p>
       <w:pPr>
-        <w:pStyle w:val="29"/>
+        <w:pStyle w:val="a1"/>
         <w:keepNext w:val="0"/>
         <w:keepLines w:val="0"/>
         <w:pageBreakBefore w:val="0"/>
@@ -4335,7 +4241,7 @@
         <w:bidi w:val="0"/>
         <w:adjustRightInd w:val="0"/>
         <w:snapToGrid w:val="0"/>
-        <w:ind w:left="425" w:leftChars="0" w:hanging="425" w:firstLineChars="0"/>
+        <w:ind w:left="425" w:hanging="425" w:leftChars="0" w:firstLineChars="0"/>
         <w:textAlignment w:val="baseline"/>
         <w:rPr>
           <w:rFonts w:hint="eastAsia"/>
@@ -4352,7 +4258,7 @@
     </w:p>
     <w:p>
       <w:pPr>
-        <w:pStyle w:val="29"/>
+        <w:pStyle w:val="a1"/>
         <w:keepNext w:val="0"/>
         <w:keepLines w:val="0"/>
         <w:pageBreakBefore w:val="0"/>
@@ -4369,7 +4275,7 @@
         <w:bidi w:val="0"/>
         <w:adjustRightInd w:val="0"/>
         <w:snapToGrid w:val="0"/>
-        <w:ind w:left="425" w:leftChars="0" w:hanging="425" w:firstLineChars="0"/>
+        <w:ind w:left="425" w:hanging="425" w:leftChars="0" w:firstLineChars="0"/>
         <w:textAlignment w:val="baseline"/>
         <w:rPr>
           <w:rFonts w:hint="eastAsia"/>
@@ -4386,7 +4292,7 @@
     </w:p>
     <w:p>
       <w:pPr>
-        <w:pStyle w:val="29"/>
+        <w:pStyle w:val="a1"/>
         <w:keepNext w:val="0"/>
         <w:keepLines w:val="0"/>
         <w:pageBreakBefore w:val="0"/>
@@ -4403,7 +4309,7 @@
         <w:bidi w:val="0"/>
         <w:adjustRightInd w:val="0"/>
         <w:snapToGrid w:val="0"/>
-        <w:ind w:left="425" w:leftChars="0" w:hanging="425" w:firstLineChars="0"/>
+        <w:ind w:left="425" w:hanging="425" w:leftChars="0" w:firstLineChars="0"/>
         <w:textAlignment w:val="baseline"/>
         <w:rPr>
           <w:rFonts w:hint="eastAsia"/>
@@ -4420,7 +4326,7 @@
     </w:p>
     <w:p>
       <w:pPr>
-        <w:pStyle w:val="29"/>
+        <w:pStyle w:val="a1"/>
         <w:keepNext w:val="0"/>
         <w:keepLines w:val="0"/>
         <w:pageBreakBefore w:val="0"/>
@@ -4437,7 +4343,7 @@
         <w:bidi w:val="0"/>
         <w:adjustRightInd w:val="0"/>
         <w:snapToGrid w:val="0"/>
-        <w:ind w:left="425" w:leftChars="0" w:hanging="425" w:firstLineChars="0"/>
+        <w:ind w:left="425" w:hanging="425" w:leftChars="0" w:firstLineChars="0"/>
         <w:textAlignment w:val="baseline"/>
         <w:rPr>
           <w:rFonts w:hint="eastAsia"/>
@@ -4454,7 +4360,7 @@
     </w:p>
     <w:p>
       <w:pPr>
-        <w:pStyle w:val="28"/>
+        <w:pStyle w:val="1"/>
         <w:keepNext w:val="0"/>
         <w:keepLines w:val="0"/>
         <w:pageBreakBefore w:val="0"/>
@@ -4469,7 +4375,7 @@
         <w:snapToGrid w:val="0"/>
         <w:textAlignment w:val="baseline"/>
       </w:pPr>
-      <w:bookmarkStart w:id="14" w:name="_Toc7198"/>
+      <w:bookmarkStart w:id="15" w:name="_Toc7198"/>
       <w:r>
         <w:rPr>
           <w:rFonts w:hint="eastAsia"/>
@@ -4477,11 +4383,11 @@
         </w:rPr>
         <w:t>定义与术语</w:t>
       </w:r>
-      <w:bookmarkEnd w:id="14"/>
-    </w:p>
-    <w:p>
-      <w:pPr>
-        <w:pStyle w:val="30"/>
+      <w:bookmarkEnd w:id="15"/>
+    </w:p>
+    <w:p>
+      <w:pPr>
+        <w:pStyle w:val="2"/>
         <w:keepNext w:val="0"/>
         <w:keepLines w:val="0"/>
         <w:pageBreakBefore w:val="0"/>
@@ -4499,18 +4405,18 @@
           <w:rFonts w:hint="eastAsia"/>
         </w:rPr>
       </w:pPr>
-      <w:bookmarkStart w:id="15" w:name="_Toc12264"/>
+      <w:bookmarkStart w:id="16" w:name="_Toc12264"/>
       <w:r>
         <w:rPr>
           <w:rFonts w:hint="eastAsia"/>
         </w:rPr>
         <w:t>运维工具</w:t>
       </w:r>
-      <w:bookmarkEnd w:id="15"/>
-    </w:p>
-    <w:p>
-      <w:pPr>
-        <w:pStyle w:val="29"/>
+      <w:bookmarkEnd w:id="16"/>
+    </w:p>
+    <w:p>
+      <w:pPr>
+        <w:pStyle w:val="a1"/>
         <w:keepNext w:val="0"/>
         <w:keepLines w:val="0"/>
         <w:pageBreakBefore w:val="0"/>
@@ -4537,7 +4443,7 @@
     </w:p>
     <w:p>
       <w:pPr>
-        <w:pStyle w:val="30"/>
+        <w:pStyle w:val="2"/>
         <w:keepNext w:val="0"/>
         <w:keepLines w:val="0"/>
         <w:pageBreakBefore w:val="0"/>
@@ -4555,18 +4461,18 @@
           <w:rFonts w:hint="eastAsia"/>
         </w:rPr>
       </w:pPr>
-      <w:bookmarkStart w:id="16" w:name="_Toc1944"/>
+      <w:bookmarkStart w:id="17" w:name="_Toc1944"/>
       <w:r>
         <w:rPr>
           <w:rFonts w:hint="eastAsia"/>
         </w:rPr>
         <w:t>过程管理工具</w:t>
       </w:r>
-      <w:bookmarkEnd w:id="16"/>
-    </w:p>
-    <w:p>
-      <w:pPr>
-        <w:pStyle w:val="29"/>
+      <w:bookmarkEnd w:id="17"/>
+    </w:p>
+    <w:p>
+      <w:pPr>
+        <w:pStyle w:val="a1"/>
         <w:bidi w:val="0"/>
         <w:rPr>
           <w:rFonts w:hint="eastAsia"/>
@@ -4578,7 +4484,7 @@
     </w:p>
     <w:p>
       <w:pPr>
-        <w:pStyle w:val="30"/>
+        <w:pStyle w:val="2"/>
         <w:keepNext w:val="0"/>
         <w:keepLines w:val="0"/>
         <w:pageBreakBefore w:val="0"/>
@@ -4596,18 +4502,18 @@
           <w:rFonts w:hint="eastAsia"/>
         </w:rPr>
       </w:pPr>
-      <w:bookmarkStart w:id="17" w:name="_Toc23889"/>
+      <w:bookmarkStart w:id="18" w:name="_Toc23889"/>
       <w:r>
         <w:rPr>
           <w:rFonts w:hint="eastAsia"/>
         </w:rPr>
         <w:t>监控工具</w:t>
       </w:r>
-      <w:bookmarkEnd w:id="17"/>
-    </w:p>
-    <w:p>
-      <w:pPr>
-        <w:pStyle w:val="29"/>
+      <w:bookmarkEnd w:id="18"/>
+    </w:p>
+    <w:p>
+      <w:pPr>
+        <w:pStyle w:val="a1"/>
         <w:keepNext w:val="0"/>
         <w:keepLines w:val="0"/>
         <w:pageBreakBefore w:val="0"/>
@@ -4634,7 +4540,7 @@
     </w:p>
     <w:p>
       <w:pPr>
-        <w:pStyle w:val="30"/>
+        <w:pStyle w:val="2"/>
         <w:keepNext w:val="0"/>
         <w:keepLines w:val="0"/>
         <w:pageBreakBefore w:val="0"/>
@@ -4652,18 +4558,18 @@
           <w:rFonts w:hint="eastAsia"/>
         </w:rPr>
       </w:pPr>
-      <w:bookmarkStart w:id="18" w:name="_Toc17400"/>
+      <w:bookmarkStart w:id="19" w:name="_Toc17400"/>
       <w:r>
         <w:rPr>
           <w:rFonts w:hint="eastAsia"/>
         </w:rPr>
         <w:t>工具全生命周期</w:t>
       </w:r>
-      <w:bookmarkEnd w:id="18"/>
-    </w:p>
-    <w:p>
-      <w:pPr>
-        <w:pStyle w:val="29"/>
+      <w:bookmarkEnd w:id="19"/>
+    </w:p>
+    <w:p>
+      <w:pPr>
+        <w:pStyle w:val="a1"/>
         <w:keepNext w:val="0"/>
         <w:keepLines w:val="0"/>
         <w:pageBreakBefore w:val="0"/>
@@ -4690,7 +4596,7 @@
     </w:p>
     <w:p>
       <w:pPr>
-        <w:pStyle w:val="28"/>
+        <w:pStyle w:val="1"/>
         <w:keepNext w:val="0"/>
         <w:keepLines w:val="0"/>
         <w:pageBreakBefore w:val="0"/>
@@ -4709,7 +4615,7 @@
           <w:lang w:val="en-US" w:eastAsia="zh-CN"/>
         </w:rPr>
       </w:pPr>
-      <w:bookmarkStart w:id="19" w:name="_Toc7676"/>
+      <w:bookmarkStart w:id="20" w:name="_Toc7676"/>
       <w:r>
         <w:rPr>
           <w:rFonts w:hint="eastAsia"/>
@@ -4717,11 +4623,11 @@
         </w:rPr>
         <w:t>管理内容与要求</w:t>
       </w:r>
-      <w:bookmarkEnd w:id="19"/>
-    </w:p>
-    <w:p>
-      <w:pPr>
-        <w:pStyle w:val="30"/>
+      <w:bookmarkEnd w:id="20"/>
+    </w:p>
+    <w:p>
+      <w:pPr>
+        <w:pStyle w:val="2"/>
         <w:keepNext w:val="0"/>
         <w:keepLines w:val="0"/>
         <w:pageBreakBefore w:val="0"/>
@@ -4740,7 +4646,7 @@
           <w:lang w:val="en-US" w:eastAsia="zh-CN"/>
         </w:rPr>
       </w:pPr>
-      <w:bookmarkStart w:id="20" w:name="_Toc21945"/>
+      <w:bookmarkStart w:id="21" w:name="_Toc21945"/>
       <w:r>
         <w:rPr>
           <w:rFonts w:hint="default"/>
@@ -4748,11 +4654,11 @@
         </w:rPr>
         <w:t>工具分类</w:t>
       </w:r>
-      <w:bookmarkEnd w:id="20"/>
-    </w:p>
-    <w:p>
-      <w:pPr>
-        <w:pStyle w:val="29"/>
+      <w:bookmarkEnd w:id="21"/>
+    </w:p>
+    <w:p>
+      <w:pPr>
+        <w:pStyle w:val="a1"/>
         <w:keepNext w:val="0"/>
         <w:keepLines w:val="0"/>
         <w:pageBreakBefore w:val="0"/>
@@ -4781,7 +4687,7 @@
     </w:p>
     <w:p>
       <w:pPr>
-        <w:pStyle w:val="29"/>
+        <w:pStyle w:val="a1"/>
         <w:keepNext w:val="0"/>
         <w:keepLines w:val="0"/>
         <w:pageBreakBefore w:val="0"/>
@@ -4798,7 +4704,7 @@
         <w:bidi w:val="0"/>
         <w:adjustRightInd w:val="0"/>
         <w:snapToGrid w:val="0"/>
-        <w:ind w:left="425" w:leftChars="0" w:hanging="425" w:firstLineChars="0"/>
+        <w:ind w:left="425" w:hanging="425" w:leftChars="0" w:firstLineChars="0"/>
         <w:textAlignment w:val="baseline"/>
         <w:rPr>
           <w:rFonts w:hint="default"/>
@@ -4815,7 +4721,7 @@
     </w:p>
     <w:p>
       <w:pPr>
-        <w:pStyle w:val="29"/>
+        <w:pStyle w:val="a1"/>
         <w:keepNext w:val="0"/>
         <w:keepLines w:val="0"/>
         <w:pageBreakBefore w:val="0"/>
@@ -4844,7 +4750,7 @@
     </w:p>
     <w:p>
       <w:pPr>
-        <w:pStyle w:val="29"/>
+        <w:pStyle w:val="a1"/>
         <w:keepNext w:val="0"/>
         <w:keepLines w:val="0"/>
         <w:pageBreakBefore w:val="0"/>
@@ -4861,7 +4767,7 @@
         <w:bidi w:val="0"/>
         <w:adjustRightInd w:val="0"/>
         <w:snapToGrid w:val="0"/>
-        <w:ind w:left="425" w:leftChars="0" w:hanging="425" w:firstLineChars="0"/>
+        <w:ind w:left="425" w:hanging="425" w:leftChars="0" w:firstLineChars="0"/>
         <w:textAlignment w:val="baseline"/>
         <w:rPr>
           <w:rFonts w:hint="default"/>
@@ -4878,7 +4784,7 @@
     </w:p>
     <w:p>
       <w:pPr>
-        <w:pStyle w:val="29"/>
+        <w:pStyle w:val="a1"/>
         <w:keepNext w:val="0"/>
         <w:keepLines w:val="0"/>
         <w:pageBreakBefore w:val="0"/>
@@ -4907,7 +4813,7 @@
     </w:p>
     <w:p>
       <w:pPr>
-        <w:pStyle w:val="29"/>
+        <w:pStyle w:val="a1"/>
         <w:keepNext w:val="0"/>
         <w:keepLines w:val="0"/>
         <w:pageBreakBefore w:val="0"/>
@@ -4924,7 +4830,7 @@
         <w:bidi w:val="0"/>
         <w:adjustRightInd w:val="0"/>
         <w:snapToGrid w:val="0"/>
-        <w:ind w:left="425" w:leftChars="0" w:hanging="425" w:firstLineChars="0"/>
+        <w:ind w:left="425" w:hanging="425" w:leftChars="0" w:firstLineChars="0"/>
         <w:textAlignment w:val="baseline"/>
         <w:rPr>
           <w:rFonts w:hint="default"/>
@@ -4941,7 +4847,7 @@
     </w:p>
     <w:p>
       <w:pPr>
-        <w:pStyle w:val="29"/>
+        <w:pStyle w:val="a1"/>
         <w:keepNext w:val="0"/>
         <w:keepLines w:val="0"/>
         <w:pageBreakBefore w:val="0"/>
@@ -4970,7 +4876,7 @@
     </w:p>
     <w:p>
       <w:pPr>
-        <w:pStyle w:val="29"/>
+        <w:pStyle w:val="a1"/>
         <w:keepNext w:val="0"/>
         <w:keepLines w:val="0"/>
         <w:pageBreakBefore w:val="0"/>
@@ -4992,7 +4898,7 @@
     </w:p>
     <w:p>
       <w:pPr>
-        <w:pStyle w:val="30"/>
+        <w:pStyle w:val="2"/>
         <w:keepNext w:val="0"/>
         <w:keepLines w:val="0"/>
         <w:pageBreakBefore w:val="0"/>
@@ -5011,7 +4917,7 @@
           <w:lang w:val="en-US" w:eastAsia="zh-CN"/>
         </w:rPr>
       </w:pPr>
-      <w:bookmarkStart w:id="21" w:name="_Toc19995"/>
+      <w:bookmarkStart w:id="22" w:name="_Toc19995"/>
       <w:r>
         <w:rPr>
           <w:rFonts w:hint="default"/>
@@ -5019,11 +4925,11 @@
         </w:rPr>
         <w:t>需求管理</w:t>
       </w:r>
-      <w:bookmarkEnd w:id="21"/>
-    </w:p>
-    <w:p>
-      <w:pPr>
-        <w:pStyle w:val="29"/>
+      <w:bookmarkEnd w:id="22"/>
+    </w:p>
+    <w:p>
+      <w:pPr>
+        <w:pStyle w:val="a1"/>
         <w:keepNext w:val="0"/>
         <w:keepLines w:val="0"/>
         <w:pageBreakBefore w:val="0"/>
@@ -5052,7 +4958,7 @@
     </w:p>
     <w:p>
       <w:pPr>
-        <w:pStyle w:val="29"/>
+        <w:pStyle w:val="a1"/>
         <w:keepNext w:val="0"/>
         <w:keepLines w:val="0"/>
         <w:pageBreakBefore w:val="0"/>
@@ -5081,7 +4987,7 @@
     </w:p>
     <w:p>
       <w:pPr>
-        <w:pStyle w:val="29"/>
+        <w:pStyle w:val="a1"/>
         <w:keepNext w:val="0"/>
         <w:keepLines w:val="0"/>
         <w:pageBreakBefore w:val="0"/>
@@ -5110,7 +5016,7 @@
     </w:p>
     <w:p>
       <w:pPr>
-        <w:pStyle w:val="29"/>
+        <w:pStyle w:val="a1"/>
         <w:keepNext w:val="0"/>
         <w:keepLines w:val="0"/>
         <w:pageBreakBefore w:val="0"/>
@@ -5139,7 +5045,7 @@
     </w:p>
     <w:p>
       <w:pPr>
-        <w:pStyle w:val="30"/>
+        <w:pStyle w:val="2"/>
         <w:keepNext w:val="0"/>
         <w:keepLines w:val="0"/>
         <w:pageBreakBefore w:val="0"/>
@@ -5158,7 +5064,7 @@
           <w:lang w:val="en-US" w:eastAsia="zh-CN"/>
         </w:rPr>
       </w:pPr>
-      <w:bookmarkStart w:id="22" w:name="_Toc29528"/>
+      <w:bookmarkStart w:id="23" w:name="_Toc29528"/>
       <w:r>
         <w:rPr>
           <w:rFonts w:hint="default"/>
@@ -5166,11 +5072,11 @@
         </w:rPr>
         <w:t>试用与发布</w:t>
       </w:r>
-      <w:bookmarkEnd w:id="22"/>
-    </w:p>
-    <w:p>
-      <w:pPr>
-        <w:pStyle w:val="29"/>
+      <w:bookmarkEnd w:id="23"/>
+    </w:p>
+    <w:p>
+      <w:pPr>
+        <w:pStyle w:val="a1"/>
         <w:keepNext w:val="0"/>
         <w:keepLines w:val="0"/>
         <w:pageBreakBefore w:val="0"/>
@@ -5199,7 +5105,7 @@
     </w:p>
     <w:p>
       <w:pPr>
-        <w:pStyle w:val="29"/>
+        <w:pStyle w:val="a1"/>
         <w:keepNext w:val="0"/>
         <w:keepLines w:val="0"/>
         <w:pageBreakBefore w:val="0"/>
@@ -5228,7 +5134,7 @@
     </w:p>
     <w:p>
       <w:pPr>
-        <w:pStyle w:val="29"/>
+        <w:pStyle w:val="a1"/>
         <w:keepNext w:val="0"/>
         <w:keepLines w:val="0"/>
         <w:pageBreakBefore w:val="0"/>
@@ -5257,7 +5163,7 @@
     </w:p>
     <w:p>
       <w:pPr>
-        <w:pStyle w:val="29"/>
+        <w:pStyle w:val="a1"/>
         <w:keepNext w:val="0"/>
         <w:keepLines w:val="0"/>
         <w:pageBreakBefore w:val="0"/>
@@ -5286,7 +5192,7 @@
     </w:p>
     <w:p>
       <w:pPr>
-        <w:pStyle w:val="29"/>
+        <w:pStyle w:val="a1"/>
         <w:keepNext w:val="0"/>
         <w:keepLines w:val="0"/>
         <w:pageBreakBefore w:val="0"/>
@@ -5315,7 +5221,7 @@
     </w:p>
     <w:p>
       <w:pPr>
-        <w:pStyle w:val="30"/>
+        <w:pStyle w:val="2"/>
         <w:keepNext w:val="0"/>
         <w:keepLines w:val="0"/>
         <w:pageBreakBefore w:val="0"/>
@@ -5334,7 +5240,7 @@
           <w:lang w:val="en-US" w:eastAsia="zh-CN"/>
         </w:rPr>
       </w:pPr>
-      <w:bookmarkStart w:id="23" w:name="_Toc20711"/>
+      <w:bookmarkStart w:id="24" w:name="_Toc20711"/>
       <w:r>
         <w:rPr>
           <w:rFonts w:hint="default"/>
@@ -5342,11 +5248,11 @@
         </w:rPr>
         <w:t>清单与授权管理</w:t>
       </w:r>
-      <w:bookmarkEnd w:id="23"/>
-    </w:p>
-    <w:p>
-      <w:pPr>
-        <w:pStyle w:val="29"/>
+      <w:bookmarkEnd w:id="24"/>
+    </w:p>
+    <w:p>
+      <w:pPr>
+        <w:pStyle w:val="a1"/>
         <w:keepNext w:val="0"/>
         <w:keepLines w:val="0"/>
         <w:pageBreakBefore w:val="0"/>
@@ -5375,7 +5281,7 @@
     </w:p>
     <w:p>
       <w:pPr>
-        <w:pStyle w:val="29"/>
+        <w:pStyle w:val="a1"/>
         <w:keepNext w:val="0"/>
         <w:keepLines w:val="0"/>
         <w:pageBreakBefore w:val="0"/>
@@ -5404,7 +5310,7 @@
     </w:p>
     <w:p>
       <w:pPr>
-        <w:pStyle w:val="30"/>
+        <w:pStyle w:val="2"/>
         <w:keepNext w:val="0"/>
         <w:keepLines w:val="0"/>
         <w:pageBreakBefore w:val="0"/>
@@ -5423,7 +5329,7 @@
           <w:lang w:val="en-US" w:eastAsia="zh-CN"/>
         </w:rPr>
       </w:pPr>
-      <w:bookmarkStart w:id="24" w:name="_Toc10007"/>
+      <w:bookmarkStart w:id="25" w:name="_Toc10007"/>
       <w:r>
         <w:rPr>
           <w:rFonts w:hint="default"/>
@@ -5431,11 +5337,11 @@
         </w:rPr>
         <w:t>跟踪控制与持续改进</w:t>
       </w:r>
-      <w:bookmarkEnd w:id="24"/>
-    </w:p>
-    <w:p>
-      <w:pPr>
-        <w:pStyle w:val="29"/>
+      <w:bookmarkEnd w:id="25"/>
+    </w:p>
+    <w:p>
+      <w:pPr>
+        <w:pStyle w:val="a1"/>
         <w:keepNext w:val="0"/>
         <w:keepLines w:val="0"/>
         <w:pageBreakBefore w:val="0"/>
@@ -5464,7 +5370,7 @@
     </w:p>
     <w:p>
       <w:pPr>
-        <w:pStyle w:val="29"/>
+        <w:pStyle w:val="a1"/>
         <w:keepNext w:val="0"/>
         <w:keepLines w:val="0"/>
         <w:pageBreakBefore w:val="0"/>
@@ -5493,7 +5399,7 @@
     </w:p>
     <w:p>
       <w:pPr>
-        <w:pStyle w:val="29"/>
+        <w:pStyle w:val="a1"/>
         <w:keepNext w:val="0"/>
         <w:keepLines w:val="0"/>
         <w:pageBreakBefore w:val="0"/>
@@ -5522,7 +5428,7 @@
     </w:p>
     <w:p>
       <w:pPr>
-        <w:pStyle w:val="29"/>
+        <w:pStyle w:val="a1"/>
         <w:keepNext w:val="0"/>
         <w:keepLines w:val="0"/>
         <w:pageBreakBefore w:val="0"/>
@@ -5551,7 +5457,7 @@
     </w:p>
     <w:p>
       <w:pPr>
-        <w:pStyle w:val="29"/>
+        <w:pStyle w:val="a1"/>
         <w:keepNext w:val="0"/>
         <w:keepLines w:val="0"/>
         <w:pageBreakBefore w:val="0"/>
@@ -5580,14 +5486,14 @@
     </w:p>
     <w:p>
       <w:pPr>
-        <w:pStyle w:val="30"/>
-        <w:bidi w:val="0"/>
-        <w:rPr>
-          <w:rFonts w:hint="default"/>
-          <w:lang w:val="en-US" w:eastAsia="zh-CN"/>
-        </w:rPr>
-      </w:pPr>
-      <w:bookmarkStart w:id="25" w:name="_Toc5084"/>
+        <w:pStyle w:val="2"/>
+        <w:bidi w:val="0"/>
+        <w:rPr>
+          <w:rFonts w:hint="default"/>
+          <w:lang w:val="en-US" w:eastAsia="zh-CN"/>
+        </w:rPr>
+      </w:pPr>
+      <w:bookmarkStart w:id="26" w:name="_Toc5084"/>
       <w:r>
         <w:rPr>
           <w:rFonts w:hint="eastAsia"/>
@@ -5595,22 +5501,21 @@
         </w:rPr>
         <w:t>考核指标</w:t>
       </w:r>
-      <w:bookmarkEnd w:id="25"/>
+      <w:bookmarkEnd w:id="26"/>
     </w:p>
     <w:tbl>
       <w:tblPr>
-        <w:tblStyle w:val="21"/>
+        <w:tblStyle w:val="TableGrid"/>
         <w:tblW w:w="0" w:type="auto"/>
         <w:jc w:val="center"/>
         <w:tblBorders>
-          <w:top w:val="single" w:color="auto" w:sz="4" w:space="0"/>
-          <w:left w:val="single" w:color="auto" w:sz="4" w:space="0"/>
-          <w:bottom w:val="single" w:color="auto" w:sz="4" w:space="0"/>
-          <w:right w:val="single" w:color="auto" w:sz="4" w:space="0"/>
-          <w:insideH w:val="single" w:color="auto" w:sz="4" w:space="0"/>
-          <w:insideV w:val="single" w:color="auto" w:sz="4" w:space="0"/>
+          <w:top w:val="single" w:sz="4" w:space="0" w:color="auto"/>
+          <w:left w:val="single" w:sz="4" w:space="0" w:color="auto"/>
+          <w:bottom w:val="single" w:sz="4" w:space="0" w:color="auto"/>
+          <w:right w:val="single" w:sz="4" w:space="0" w:color="auto"/>
+          <w:insideH w:val="single" w:sz="4" w:space="0" w:color="auto"/>
+          <w:insideV w:val="single" w:sz="4" w:space="0" w:color="auto"/>
         </w:tblBorders>
-        <w:tblLayout w:type="autofit"/>
         <w:tblCellMar>
           <w:top w:w="0" w:type="dxa"/>
           <w:left w:w="108" w:type="dxa"/>
@@ -5627,13 +5532,15 @@
       </w:tblGrid>
       <w:tr>
         <w:tblPrEx>
+          <w:tblW w:w="0" w:type="auto"/>
+          <w:jc w:val="center"/>
           <w:tblBorders>
-            <w:top w:val="single" w:color="auto" w:sz="4" w:space="0"/>
-            <w:left w:val="single" w:color="auto" w:sz="4" w:space="0"/>
-            <w:bottom w:val="single" w:color="auto" w:sz="4" w:space="0"/>
-            <w:right w:val="single" w:color="auto" w:sz="4" w:space="0"/>
-            <w:insideH w:val="single" w:color="auto" w:sz="4" w:space="0"/>
-            <w:insideV w:val="single" w:color="auto" w:sz="4" w:space="0"/>
+            <w:top w:val="single" w:sz="4" w:space="0" w:color="auto"/>
+            <w:left w:val="single" w:sz="4" w:space="0" w:color="auto"/>
+            <w:bottom w:val="single" w:sz="4" w:space="0" w:color="auto"/>
+            <w:right w:val="single" w:sz="4" w:space="0" w:color="auto"/>
+            <w:insideH w:val="single" w:sz="4" w:space="0" w:color="auto"/>
+            <w:insideV w:val="single" w:sz="4" w:space="0" w:color="auto"/>
           </w:tblBorders>
           <w:tblCellMar>
             <w:top w:w="0" w:type="dxa"/>
@@ -5664,7 +5571,7 @@
               <w:bidi w:val="0"/>
               <w:adjustRightInd w:val="0"/>
               <w:snapToGrid w:val="0"/>
-              <w:ind w:left="0" w:leftChars="0" w:right="0" w:rightChars="0" w:firstLine="0" w:firstLineChars="0"/>
+              <w:ind w:left="0" w:right="0" w:firstLine="0" w:leftChars="0" w:rightChars="0" w:firstLineChars="0"/>
               <w:jc w:val="center"/>
               <w:textAlignment w:val="baseline"/>
               <w:rPr>
@@ -5704,7 +5611,7 @@
               <w:bidi w:val="0"/>
               <w:adjustRightInd w:val="0"/>
               <w:snapToGrid w:val="0"/>
-              <w:ind w:left="0" w:leftChars="0" w:right="0" w:rightChars="0" w:firstLine="0" w:firstLineChars="0"/>
+              <w:ind w:left="0" w:right="0" w:firstLine="0" w:leftChars="0" w:rightChars="0" w:firstLineChars="0"/>
               <w:jc w:val="center"/>
               <w:textAlignment w:val="baseline"/>
               <w:rPr>
@@ -5744,7 +5651,7 @@
               <w:bidi w:val="0"/>
               <w:adjustRightInd w:val="0"/>
               <w:snapToGrid w:val="0"/>
-              <w:ind w:left="0" w:leftChars="0" w:right="0" w:rightChars="0" w:firstLine="0" w:firstLineChars="0"/>
+              <w:ind w:left="0" w:right="0" w:firstLine="0" w:leftChars="0" w:rightChars="0" w:firstLineChars="0"/>
               <w:jc w:val="center"/>
               <w:textAlignment w:val="baseline"/>
               <w:rPr>
@@ -5784,7 +5691,7 @@
               <w:bidi w:val="0"/>
               <w:adjustRightInd w:val="0"/>
               <w:snapToGrid w:val="0"/>
-              <w:ind w:left="0" w:leftChars="0" w:right="0" w:rightChars="0" w:firstLine="0" w:firstLineChars="0"/>
+              <w:ind w:left="0" w:right="0" w:firstLine="0" w:leftChars="0" w:rightChars="0" w:firstLineChars="0"/>
               <w:jc w:val="center"/>
               <w:textAlignment w:val="baseline"/>
               <w:rPr>
@@ -5824,7 +5731,7 @@
               <w:bidi w:val="0"/>
               <w:adjustRightInd w:val="0"/>
               <w:snapToGrid w:val="0"/>
-              <w:ind w:left="0" w:leftChars="0" w:right="0" w:rightChars="0" w:firstLine="0" w:firstLineChars="0"/>
+              <w:ind w:left="0" w:right="0" w:firstLine="0" w:leftChars="0" w:rightChars="0" w:firstLineChars="0"/>
               <w:jc w:val="center"/>
               <w:textAlignment w:val="baseline"/>
               <w:rPr>
@@ -5848,14 +5755,8 @@
       </w:tr>
       <w:tr>
         <w:tblPrEx>
-          <w:tblBorders>
-            <w:top w:val="single" w:color="auto" w:sz="4" w:space="0"/>
-            <w:left w:val="single" w:color="auto" w:sz="4" w:space="0"/>
-            <w:bottom w:val="single" w:color="auto" w:sz="4" w:space="0"/>
-            <w:right w:val="single" w:color="auto" w:sz="4" w:space="0"/>
-            <w:insideH w:val="single" w:color="auto" w:sz="4" w:space="0"/>
-            <w:insideV w:val="single" w:color="auto" w:sz="4" w:space="0"/>
-          </w:tblBorders>
+          <w:tblW w:w="0" w:type="auto"/>
+          <w:jc w:val="center"/>
           <w:tblCellMar>
             <w:top w:w="0" w:type="dxa"/>
             <w:left w:w="108" w:type="dxa"/>
@@ -5872,7 +5773,7 @@
           </w:tcPr>
           <w:p>
             <w:pPr>
-              <w:pStyle w:val="29"/>
+              <w:pStyle w:val="a1"/>
               <w:keepNext w:val="0"/>
               <w:keepLines w:val="0"/>
               <w:pageBreakBefore w:val="0"/>
@@ -5886,7 +5787,7 @@
               <w:bidi w:val="0"/>
               <w:adjustRightInd w:val="0"/>
               <w:snapToGrid w:val="0"/>
-              <w:ind w:left="0" w:leftChars="0" w:right="0" w:rightChars="0" w:firstLine="0" w:firstLineChars="0"/>
+              <w:ind w:left="0" w:right="0" w:firstLine="0" w:leftChars="0" w:rightChars="0" w:firstLineChars="0"/>
               <w:jc w:val="center"/>
               <w:textAlignment w:val="baseline"/>
               <w:rPr>
@@ -5915,7 +5816,7 @@
           </w:tcPr>
           <w:p>
             <w:pPr>
-              <w:pStyle w:val="29"/>
+              <w:pStyle w:val="a1"/>
               <w:keepNext w:val="0"/>
               <w:keepLines w:val="0"/>
               <w:pageBreakBefore w:val="0"/>
@@ -5929,11 +5830,11 @@
               <w:bidi w:val="0"/>
               <w:adjustRightInd w:val="0"/>
               <w:snapToGrid w:val="0"/>
-              <w:ind w:left="0" w:leftChars="0" w:right="0" w:rightChars="0" w:firstLine="0" w:firstLineChars="0"/>
+              <w:ind w:left="0" w:right="0" w:firstLine="0" w:leftChars="0" w:rightChars="0" w:firstLineChars="0"/>
               <w:jc w:val="center"/>
               <w:textAlignment w:val="baseline"/>
               <w:rPr>
-                <w:rFonts w:hint="default" w:eastAsia="宋体"/>
+                <w:rFonts w:eastAsia="宋体" w:hint="default"/>
                 <w:sz w:val="21"/>
                 <w:szCs w:val="21"/>
                 <w:vertAlign w:val="baseline"/>
@@ -5958,7 +5859,7 @@
           </w:tcPr>
           <w:p>
             <w:pPr>
-              <w:pStyle w:val="29"/>
+              <w:pStyle w:val="a1"/>
               <w:keepNext w:val="0"/>
               <w:keepLines w:val="0"/>
               <w:pageBreakBefore w:val="0"/>
@@ -5972,7 +5873,7 @@
               <w:bidi w:val="0"/>
               <w:adjustRightInd w:val="0"/>
               <w:snapToGrid w:val="0"/>
-              <w:ind w:left="0" w:leftChars="0" w:right="0" w:rightChars="0" w:firstLine="0" w:firstLineChars="0"/>
+              <w:ind w:left="0" w:right="0" w:firstLine="0" w:leftChars="0" w:rightChars="0" w:firstLineChars="0"/>
               <w:jc w:val="center"/>
               <w:textAlignment w:val="baseline"/>
               <w:rPr>
@@ -6001,7 +5902,7 @@
           </w:tcPr>
           <w:p>
             <w:pPr>
-              <w:pStyle w:val="29"/>
+              <w:pStyle w:val="a1"/>
               <w:keepNext w:val="0"/>
               <w:keepLines w:val="0"/>
               <w:pageBreakBefore w:val="0"/>
@@ -6015,7 +5916,7 @@
               <w:bidi w:val="0"/>
               <w:adjustRightInd w:val="0"/>
               <w:snapToGrid w:val="0"/>
-              <w:ind w:left="0" w:leftChars="0" w:right="0" w:rightChars="0" w:firstLine="0" w:firstLineChars="0"/>
+              <w:ind w:left="0" w:right="0" w:firstLine="0" w:leftChars="0" w:rightChars="0" w:firstLineChars="0"/>
               <w:jc w:val="center"/>
               <w:textAlignment w:val="baseline"/>
               <w:rPr>
@@ -6044,7 +5945,7 @@
           </w:tcPr>
           <w:p>
             <w:pPr>
-              <w:pStyle w:val="29"/>
+              <w:pStyle w:val="a1"/>
               <w:keepNext w:val="0"/>
               <w:keepLines w:val="0"/>
               <w:pageBreakBefore w:val="0"/>
@@ -6058,7 +5959,7 @@
               <w:bidi w:val="0"/>
               <w:adjustRightInd w:val="0"/>
               <w:snapToGrid w:val="0"/>
-              <w:ind w:left="0" w:leftChars="0" w:right="0" w:rightChars="0" w:firstLine="0" w:firstLineChars="0"/>
+              <w:ind w:left="0" w:right="0" w:firstLine="0" w:leftChars="0" w:rightChars="0" w:firstLineChars="0"/>
               <w:jc w:val="center"/>
               <w:textAlignment w:val="baseline"/>
               <w:rPr>
@@ -6071,7 +5972,7 @@
             </w:pPr>
             <w:r>
               <w:rPr>
-                <w:rFonts w:hint="eastAsia" w:ascii="微软雅黑" w:hAnsi="微软雅黑" w:eastAsia="微软雅黑" w:cs="微软雅黑"/>
+                <w:rFonts w:ascii="微软雅黑" w:eastAsia="微软雅黑" w:hAnsi="微软雅黑" w:cs="微软雅黑" w:hint="eastAsia"/>
                 <w:sz w:val="21"/>
                 <w:szCs w:val="21"/>
                 <w:vertAlign w:val="baseline"/>
@@ -6085,7 +5986,7 @@
     </w:tbl>
     <w:p>
       <w:pPr>
-        <w:pStyle w:val="28"/>
+        <w:pStyle w:val="1"/>
         <w:keepNext w:val="0"/>
         <w:keepLines w:val="0"/>
         <w:pageBreakBefore w:val="0"/>
@@ -6100,25 +6001,25 @@
         <w:snapToGrid w:val="0"/>
         <w:textAlignment w:val="baseline"/>
         <w:rPr>
-          <w:rStyle w:val="38"/>
-          <w:rFonts w:hint="default" w:eastAsia="宋体"/>
-          <w:lang w:val="en-US" w:eastAsia="zh-CN"/>
-        </w:rPr>
-      </w:pPr>
-      <w:bookmarkStart w:id="26" w:name="bookmark3"/>
-      <w:bookmarkEnd w:id="26"/>
-      <w:bookmarkStart w:id="27" w:name="_Toc3007"/>
-      <w:bookmarkStart w:id="28" w:name="_Toc17424"/>
-      <w:r>
-        <w:rPr>
-          <w:rStyle w:val="38"/>
-          <w:rFonts w:hint="eastAsia" w:eastAsia="宋体"/>
+          <w:rStyle w:val="1Char"/>
+          <w:rFonts w:eastAsia="宋体" w:hint="default"/>
+          <w:lang w:val="en-US" w:eastAsia="zh-CN"/>
+        </w:rPr>
+      </w:pPr>
+      <w:bookmarkStart w:id="27" w:name="bookmark3"/>
+      <w:bookmarkEnd w:id="27"/>
+      <w:bookmarkStart w:id="28" w:name="_Toc3007"/>
+      <w:bookmarkStart w:id="29" w:name="_Toc17424"/>
+      <w:r>
+        <w:rPr>
+          <w:rStyle w:val="1Char"/>
+          <w:rFonts w:eastAsia="宋体" w:hint="eastAsia"/>
           <w:lang w:val="en-US" w:eastAsia="zh-CN"/>
         </w:rPr>
         <w:t>附则</w:t>
       </w:r>
-      <w:bookmarkEnd w:id="27"/>
       <w:bookmarkEnd w:id="28"/>
+      <w:bookmarkEnd w:id="29"/>
     </w:p>
     <w:p>
       <w:pPr>
@@ -6140,17 +6041,17 @@
         <w:adjustRightInd w:val="0"/>
         <w:snapToGrid w:val="0"/>
         <w:spacing w:line="360" w:lineRule="auto"/>
-        <w:ind w:left="425" w:leftChars="0" w:hanging="425" w:firstLineChars="0"/>
+        <w:ind w:left="425" w:hanging="425" w:leftChars="0" w:firstLineChars="0"/>
         <w:textAlignment w:val="baseline"/>
         <w:rPr>
-          <w:rFonts w:ascii="宋体" w:hAnsi="宋体" w:eastAsia="宋体" w:cs="宋体"/>
+          <w:rFonts w:ascii="宋体" w:eastAsia="宋体" w:hAnsi="宋体" w:cs="宋体"/>
           <w:sz w:val="24"/>
           <w:szCs w:val="24"/>
         </w:rPr>
       </w:pPr>
       <w:r>
         <w:rPr>
-          <w:rFonts w:ascii="宋体" w:hAnsi="宋体" w:eastAsia="宋体" w:cs="宋体"/>
+          <w:rFonts w:ascii="宋体" w:eastAsia="宋体" w:hAnsi="宋体" w:cs="宋体"/>
           <w:spacing w:val="-1"/>
           <w:sz w:val="24"/>
           <w:szCs w:val="24"/>
@@ -6159,7 +6060,7 @@
       </w:r>
       <w:r>
         <w:rPr>
-          <w:rFonts w:hint="eastAsia" w:ascii="宋体" w:hAnsi="宋体" w:cs="宋体"/>
+          <w:rFonts w:ascii="宋体" w:hAnsi="宋体" w:cs="宋体" w:hint="eastAsia"/>
           <w:spacing w:val="-1"/>
           <w:sz w:val="24"/>
           <w:szCs w:val="24"/>
@@ -6169,7 +6070,7 @@
       </w:r>
       <w:r>
         <w:rPr>
-          <w:rFonts w:ascii="宋体" w:hAnsi="宋体" w:eastAsia="宋体" w:cs="宋体"/>
+          <w:rFonts w:ascii="宋体" w:eastAsia="宋体" w:hAnsi="宋体" w:cs="宋体"/>
           <w:spacing w:val="-1"/>
           <w:sz w:val="24"/>
           <w:szCs w:val="24"/>
@@ -6197,7 +6098,7 @@
         <w:adjustRightInd w:val="0"/>
         <w:snapToGrid w:val="0"/>
         <w:spacing w:line="360" w:lineRule="auto"/>
-        <w:ind w:left="425" w:leftChars="0" w:hanging="425" w:firstLineChars="0"/>
+        <w:ind w:left="425" w:hanging="425" w:leftChars="0" w:firstLineChars="0"/>
         <w:textAlignment w:val="baseline"/>
         <w:rPr>
           <w:rFonts w:hint="default"/>
@@ -6206,7 +6107,7 @@
       </w:pPr>
       <w:r>
         <w:rPr>
-          <w:rFonts w:ascii="宋体" w:hAnsi="宋体" w:eastAsia="宋体" w:cs="宋体"/>
+          <w:rFonts w:ascii="宋体" w:eastAsia="宋体" w:hAnsi="宋体" w:cs="宋体"/>
           <w:spacing w:val="-2"/>
           <w:sz w:val="24"/>
           <w:szCs w:val="24"/>
@@ -6216,7 +6117,7 @@
     </w:p>
     <w:p>
       <w:pPr>
-        <w:pStyle w:val="28"/>
+        <w:pStyle w:val="1"/>
         <w:keepNext w:val="0"/>
         <w:keepLines w:val="0"/>
         <w:pageBreakBefore w:val="0"/>
@@ -6235,9 +6136,9 @@
           <w:lang w:val="en-US" w:eastAsia="zh-CN"/>
         </w:rPr>
       </w:pPr>
-      <w:bookmarkStart w:id="29" w:name="bookmark14"/>
-      <w:bookmarkEnd w:id="29"/>
-      <w:bookmarkStart w:id="30" w:name="_Toc1268"/>
+      <w:bookmarkStart w:id="30" w:name="bookmark14"/>
+      <w:bookmarkEnd w:id="30"/>
+      <w:bookmarkStart w:id="31" w:name="_Toc1268"/>
       <w:r>
         <w:rPr>
           <w:rFonts w:hint="eastAsia"/>
@@ -6245,16 +6146,16 @@
         </w:rPr>
         <w:t>附件</w:t>
       </w:r>
-      <w:bookmarkEnd w:id="30"/>
-    </w:p>
-    <w:p>
-      <w:pPr>
-        <w:pStyle w:val="29"/>
+      <w:bookmarkEnd w:id="31"/>
+    </w:p>
+    <w:p>
+      <w:pPr>
+        <w:pStyle w:val="a1"/>
         <w:numPr>
           <w:ilvl w:val="0"/>
           <w:numId w:val="6"/>
         </w:numPr>
-        <w:ind w:left="425" w:leftChars="0" w:hanging="425" w:firstLineChars="0"/>
+        <w:ind w:left="425" w:hanging="425" w:leftChars="0" w:firstLineChars="0"/>
         <w:rPr>
           <w:rFonts w:hint="default"/>
           <w:lang w:val="en-US" w:eastAsia="zh-CN"/>
@@ -6270,12 +6171,12 @@
     </w:p>
     <w:p>
       <w:pPr>
-        <w:pStyle w:val="29"/>
+        <w:pStyle w:val="a1"/>
         <w:numPr>
           <w:ilvl w:val="0"/>
           <w:numId w:val="6"/>
         </w:numPr>
-        <w:ind w:left="425" w:leftChars="0" w:hanging="425" w:firstLineChars="0"/>
+        <w:ind w:left="425" w:hanging="425" w:leftChars="0" w:firstLineChars="0"/>
         <w:rPr>
           <w:rFonts w:hint="default"/>
           <w:lang w:val="en-US" w:eastAsia="zh-CN"/>
@@ -6291,12 +6192,12 @@
     </w:p>
     <w:p>
       <w:pPr>
-        <w:pStyle w:val="29"/>
+        <w:pStyle w:val="a1"/>
         <w:numPr>
           <w:ilvl w:val="0"/>
           <w:numId w:val="6"/>
         </w:numPr>
-        <w:ind w:left="425" w:leftChars="0" w:hanging="425" w:firstLineChars="0"/>
+        <w:ind w:left="425" w:hanging="425" w:leftChars="0" w:firstLineChars="0"/>
         <w:rPr>
           <w:rFonts w:hint="default"/>
           <w:lang w:val="en-US" w:eastAsia="zh-CN"/>
@@ -6312,12 +6213,12 @@
     </w:p>
     <w:p>
       <w:pPr>
-        <w:pStyle w:val="29"/>
+        <w:pStyle w:val="a1"/>
         <w:numPr>
           <w:ilvl w:val="0"/>
           <w:numId w:val="6"/>
         </w:numPr>
-        <w:ind w:left="425" w:leftChars="0" w:hanging="425" w:firstLineChars="0"/>
+        <w:ind w:left="425" w:hanging="425" w:leftChars="0" w:firstLineChars="0"/>
         <w:rPr>
           <w:rFonts w:hint="default"/>
           <w:lang w:val="en-US" w:eastAsia="zh-CN"/>
@@ -6333,7 +6234,7 @@
     </w:p>
     <w:p>
       <w:pPr>
-        <w:pStyle w:val="28"/>
+        <w:pStyle w:val="1"/>
         <w:keepNext w:val="0"/>
         <w:keepLines w:val="0"/>
         <w:pageBreakBefore w:val="0"/>
@@ -6352,7 +6253,7 @@
           <w:lang w:val="en-US" w:eastAsia="zh-CN"/>
         </w:rPr>
       </w:pPr>
-      <w:bookmarkStart w:id="31" w:name="_Toc25702"/>
+      <w:bookmarkStart w:id="32" w:name="_Toc25702"/>
       <w:r>
         <w:rPr>
           <w:rFonts w:hint="eastAsia"/>
@@ -6360,11 +6261,11 @@
         </w:rPr>
         <w:t>记录</w:t>
       </w:r>
-      <w:bookmarkEnd w:id="31"/>
-    </w:p>
-    <w:p>
-      <w:pPr>
-        <w:pStyle w:val="29"/>
+      <w:bookmarkEnd w:id="32"/>
+    </w:p>
+    <w:p>
+      <w:pPr>
+        <w:pStyle w:val="a1"/>
         <w:keepNext w:val="0"/>
         <w:keepLines w:val="0"/>
         <w:pageBreakBefore w:val="0"/>
@@ -6392,58 +6293,29 @@
       </w:r>
     </w:p>
     <w:sectPr>
-      <w:headerReference r:id="rId5" w:type="default"/>
-      <w:footerReference r:id="rId6" w:type="default"/>
-      <w:headerReference w:type="first" r:id="rId12"/>
-      <w:footerReference w:type="first" r:id="rId13"/>
-      <w:headerReference w:type="even" r:id="rId14"/>
-      <w:footerReference w:type="even" r:id="rId15"/>
+      <w:headerReference w:type="even" r:id="rId6"/>
+      <w:headerReference w:type="default" r:id="rId7"/>
+      <w:footerReference w:type="even" r:id="rId8"/>
+      <w:footerReference w:type="default" r:id="rId9"/>
+      <w:headerReference w:type="first" r:id="rId10"/>
+      <w:footerReference w:type="first" r:id="rId11"/>
       <w:pgSz w:w="11906" w:h="16838"/>
       <w:pgMar w:top="1417" w:right="1800" w:bottom="1440" w:left="1800" w:header="1140" w:footer="992" w:gutter="0"/>
-      <w:cols w:space="425" w:num="1"/>
+      <w:cols w:num="1" w:space="425"/>
       <w:docGrid w:type="lines" w:linePitch="312" w:charSpace="0"/>
     </w:sectPr>
   </w:body>
 </w:document>
 </file>
 
-<file path=word/endnotes.xml><?xml version="1.0" encoding="utf-8"?>
-<w:endnotes xmlns:wpc="http://schemas.microsoft.com/office/word/2010/wordprocessingCanvas" xmlns:mc="http://schemas.openxmlformats.org/markup-compatibility/2006" xmlns:o="urn:schemas-microsoft-com:office:office" xmlns:r="http://schemas.openxmlformats.org/officeDocument/2006/relationships" xmlns:m="http://schemas.openxmlformats.org/officeDocument/2006/math" xmlns:v="urn:schemas-microsoft-com:vml" xmlns:wp14="http://schemas.microsoft.com/office/word/2010/wordprocessingDrawing" xmlns:wp="http://schemas.openxmlformats.org/drawingml/2006/wordprocessingDrawing" xmlns:w="http://schemas.openxmlformats.org/wordprocessingml/2006/main" xmlns:w14="http://schemas.microsoft.com/office/word/2010/wordml" xmlns:w15="http://schemas.microsoft.com/office/word/2012/wordml" xmlns:w10="urn:schemas-microsoft-com:office:word" xmlns:wpg="http://schemas.microsoft.com/office/word/2010/wordprocessingGroup" xmlns:wpi="http://schemas.microsoft.com/office/word/2010/wordprocessingInk" xmlns:wne="http://schemas.microsoft.com/office/word/2006/wordml" xmlns:wps="http://schemas.microsoft.com/office/word/2010/wordprocessingShape" xmlns:wpsCustomData="http://www.wps.cn/officeDocument/2013/wpsCustomData" mc:Ignorable="w14 w15 wp14">
-  <w:endnote w:type="separator" w:id="0">
-    <w:p>
-      <w:pPr>
-        <w:spacing w:line="240" w:lineRule="auto"/>
-      </w:pPr>
-      <w:r>
-        <w:separator/>
-      </w:r>
-    </w:p>
-  </w:endnote>
-  <w:endnote w:type="continuationSeparator" w:id="1">
-    <w:p>
-      <w:pPr>
-        <w:spacing w:line="240" w:lineRule="auto"/>
-      </w:pPr>
-      <w:r>
-        <w:continuationSeparator/>
-      </w:r>
-    </w:p>
-  </w:endnote>
-</w:endnotes>
-</file>
-
 <file path=word/footer1.xml><?xml version="1.0" encoding="utf-8"?>
-<w:ftr xmlns:wpc="http://schemas.microsoft.com/office/word/2010/wordprocessingCanvas" xmlns:mc="http://schemas.openxmlformats.org/markup-compatibility/2006" xmlns:o="urn:schemas-microsoft-com:office:office" xmlns:r="http://schemas.openxmlformats.org/officeDocument/2006/relationships" xmlns:m="http://schemas.openxmlformats.org/officeDocument/2006/math" xmlns:v="urn:schemas-microsoft-com:vml" xmlns:wp14="http://schemas.microsoft.com/office/word/2010/wordprocessingDrawing" xmlns:wp="http://schemas.openxmlformats.org/drawingml/2006/wordprocessingDrawing" xmlns:w10="urn:schemas-microsoft-com:office:word" xmlns:w="http://schemas.openxmlformats.org/wordprocessingml/2006/main" xmlns:w14="http://schemas.microsoft.com/office/word/2010/wordml" xmlns:w15="http://schemas.microsoft.com/office/word/2012/wordml" xmlns:wpg="http://schemas.microsoft.com/office/word/2010/wordprocessingGroup" xmlns:wpi="http://schemas.microsoft.com/office/word/2010/wordprocessingInk" xmlns:wne="http://schemas.microsoft.com/office/word/2006/wordml" xmlns:wps="http://schemas.microsoft.com/office/word/2010/wordprocessingShape" xmlns:wpsCustomData="http://www.wps.cn/officeDocument/2013/wpsCustomData" mc:Ignorable="w14 w15 wp14">
-  <w:p>
-    <w:pPr>
-      <w:pStyle w:val="14"/>
-    </w:pPr>
-  </w:p>
+<w:ftr xmlns:wpc="http://schemas.microsoft.com/office/word/2010/wordprocessingCanvas" xmlns:mc="http://schemas.openxmlformats.org/markup-compatibility/2006" xmlns:o="urn:schemas-microsoft-com:office:office" xmlns:r="http://schemas.openxmlformats.org/officeDocument/2006/relationships" xmlns:m="http://schemas.openxmlformats.org/officeDocument/2006/math" xmlns:v="urn:schemas-microsoft-com:vml" xmlns:wp14="http://schemas.microsoft.com/office/word/2010/wordprocessingDrawing" xmlns:wp="http://schemas.openxmlformats.org/drawingml/2006/wordprocessingDrawing" xmlns:w10="urn:schemas-microsoft-com:office:word" xmlns:w="http://schemas.openxmlformats.org/wordprocessingml/2006/main" xmlns:w14="http://schemas.microsoft.com/office/word/2010/wordml" xmlns:w15="http://schemas.microsoft.com/office/word/2012/wordml" xmlns:wne="http://schemas.microsoft.com/office/word/2006/wordml" xmlns:wpg="http://schemas.microsoft.com/office/word/2010/wordprocessingGroup" xmlns:wpi="http://schemas.microsoft.com/office/word/2010/wordprocessingInk" xmlns:wps="http://schemas.microsoft.com/office/word/2010/wordprocessingShape" mc:Ignorable="w14 w15 wp14">
+  <w:p/>
 </w:ftr>
 </file>
 
 <file path=word/footer2.xml><?xml version="1.0" encoding="utf-8"?>
-<w:ftr xmlns:m="http://schemas.openxmlformats.org/officeDocument/2006/math" xmlns:mc="http://schemas.openxmlformats.org/markup-compatibility/2006" xmlns:mo="http://schemas.microsoft.com/office/mac/office/2008/main" xmlns:mv="urn:schemas-microsoft-com:mac:vml" xmlns:o="urn:schemas-microsoft-com:office:office" xmlns:r="http://schemas.openxmlformats.org/officeDocument/2006/relationships" xmlns:v="urn:schemas-microsoft-com:vml" xmlns:w10="urn:schemas-microsoft-com:office:word" xmlns:w14="http://schemas.microsoft.com/office/word/2010/wordml" xmlns:w="http://schemas.openxmlformats.org/wordprocessingml/2006/main" xmlns:wne="http://schemas.microsoft.com/office/word/2006/wordml" xmlns:wp14="http://schemas.microsoft.com/office/word/2010/wordprocessingDrawing" xmlns:wp="http://schemas.openxmlformats.org/drawingml/2006/wordprocessingDrawing" xmlns:wpc="http://schemas.microsoft.com/office/word/2010/wordprocessingCanvas" xmlns:wpg="http://schemas.microsoft.com/office/word/2010/wordprocessingGroup" xmlns:wpi="http://schemas.microsoft.com/office/word/2010/wordprocessingInk" xmlns:wps="http://schemas.microsoft.com/office/word/2010/wordprocessingShape" mc:Ignorable="w14 wp14">
+<w:ftr xmlns:wpc="http://schemas.microsoft.com/office/word/2010/wordprocessingCanvas" xmlns:mc="http://schemas.openxmlformats.org/markup-compatibility/2006" xmlns:o="urn:schemas-microsoft-com:office:office" xmlns:r="http://schemas.openxmlformats.org/officeDocument/2006/relationships" xmlns:m="http://schemas.openxmlformats.org/officeDocument/2006/math" xmlns:v="urn:schemas-microsoft-com:vml" xmlns:wp14="http://schemas.microsoft.com/office/word/2010/wordprocessingDrawing" xmlns:wp="http://schemas.openxmlformats.org/drawingml/2006/wordprocessingDrawing" xmlns:w10="urn:schemas-microsoft-com:office:word" xmlns:w="http://schemas.openxmlformats.org/wordprocessingml/2006/main" xmlns:w14="http://schemas.microsoft.com/office/word/2010/wordml" xmlns:w15="http://schemas.microsoft.com/office/word/2012/wordml" xmlns:wne="http://schemas.microsoft.com/office/word/2006/wordml" xmlns:wpg="http://schemas.microsoft.com/office/word/2010/wordprocessingGroup" xmlns:wpi="http://schemas.microsoft.com/office/word/2010/wordprocessingInk" xmlns:wps="http://schemas.microsoft.com/office/word/2010/wordprocessingShape" mc:Ignorable="w14 w15 wp14">
   <w:p>
     <w:pPr>
       <w:pStyle w:val="Footer"/>
@@ -6453,47 +6325,24 @@
 </file>
 
 <file path=word/footer3.xml><?xml version="1.0" encoding="utf-8"?>
-<w:ftr xmlns:m="http://schemas.openxmlformats.org/officeDocument/2006/math" xmlns:mc="http://schemas.openxmlformats.org/markup-compatibility/2006" xmlns:mo="http://schemas.microsoft.com/office/mac/office/2008/main" xmlns:mv="urn:schemas-microsoft-com:mac:vml" xmlns:o="urn:schemas-microsoft-com:office:office" xmlns:r="http://schemas.openxmlformats.org/officeDocument/2006/relationships" xmlns:v="urn:schemas-microsoft-com:vml" xmlns:w10="urn:schemas-microsoft-com:office:word" xmlns:w14="http://schemas.microsoft.com/office/word/2010/wordml" xmlns:w="http://schemas.openxmlformats.org/wordprocessingml/2006/main" xmlns:wne="http://schemas.microsoft.com/office/word/2006/wordml" xmlns:wp14="http://schemas.microsoft.com/office/word/2010/wordprocessingDrawing" xmlns:wp="http://schemas.openxmlformats.org/drawingml/2006/wordprocessingDrawing" xmlns:wpc="http://schemas.microsoft.com/office/word/2010/wordprocessingCanvas" xmlns:wpg="http://schemas.microsoft.com/office/word/2010/wordprocessingGroup" xmlns:wpi="http://schemas.microsoft.com/office/word/2010/wordprocessingInk" xmlns:wps="http://schemas.microsoft.com/office/word/2010/wordprocessingShape" mc:Ignorable="w14 wp14">
-  <w:p>
-    <w:pPr>
-      <w:pStyle w:val="Footer"/>
-    </w:pPr>
-  </w:p>
+<w:ftr xmlns:wpc="http://schemas.microsoft.com/office/word/2010/wordprocessingCanvas" xmlns:mc="http://schemas.openxmlformats.org/markup-compatibility/2006" xmlns:o="urn:schemas-microsoft-com:office:office" xmlns:r="http://schemas.openxmlformats.org/officeDocument/2006/relationships" xmlns:m="http://schemas.openxmlformats.org/officeDocument/2006/math" xmlns:v="urn:schemas-microsoft-com:vml" xmlns:wp14="http://schemas.microsoft.com/office/word/2010/wordprocessingDrawing" xmlns:wp="http://schemas.openxmlformats.org/drawingml/2006/wordprocessingDrawing" xmlns:w10="urn:schemas-microsoft-com:office:word" xmlns:w="http://schemas.openxmlformats.org/wordprocessingml/2006/main" xmlns:w14="http://schemas.microsoft.com/office/word/2010/wordml" xmlns:w15="http://schemas.microsoft.com/office/word/2012/wordml" xmlns:wne="http://schemas.microsoft.com/office/word/2006/wordml" xmlns:wpg="http://schemas.microsoft.com/office/word/2010/wordprocessingGroup" xmlns:wpi="http://schemas.microsoft.com/office/word/2010/wordprocessingInk" xmlns:wps="http://schemas.microsoft.com/office/word/2010/wordprocessingShape" mc:Ignorable="w14 w15 wp14">
+  <w:p/>
 </w:ftr>
 </file>
 
-<file path=word/footnotes.xml><?xml version="1.0" encoding="utf-8"?>
-<w:footnotes xmlns:wpc="http://schemas.microsoft.com/office/word/2010/wordprocessingCanvas" xmlns:mc="http://schemas.openxmlformats.org/markup-compatibility/2006" xmlns:o="urn:schemas-microsoft-com:office:office" xmlns:r="http://schemas.openxmlformats.org/officeDocument/2006/relationships" xmlns:m="http://schemas.openxmlformats.org/officeDocument/2006/math" xmlns:v="urn:schemas-microsoft-com:vml" xmlns:wp14="http://schemas.microsoft.com/office/word/2010/wordprocessingDrawing" xmlns:wp="http://schemas.openxmlformats.org/drawingml/2006/wordprocessingDrawing" xmlns:w="http://schemas.openxmlformats.org/wordprocessingml/2006/main" xmlns:w14="http://schemas.microsoft.com/office/word/2010/wordml" xmlns:w15="http://schemas.microsoft.com/office/word/2012/wordml" xmlns:w10="urn:schemas-microsoft-com:office:word" xmlns:wpg="http://schemas.microsoft.com/office/word/2010/wordprocessingGroup" xmlns:wpi="http://schemas.microsoft.com/office/word/2010/wordprocessingInk" xmlns:wne="http://schemas.microsoft.com/office/word/2006/wordml" xmlns:wps="http://schemas.microsoft.com/office/word/2010/wordprocessingShape" xmlns:wpsCustomData="http://www.wps.cn/officeDocument/2013/wpsCustomData" mc:Ignorable="w14 w15 wp14">
-  <w:footnote w:type="separator" w:id="0">
-    <w:p>
-      <w:pPr>
-        <w:spacing w:line="360" w:lineRule="auto"/>
-      </w:pPr>
-      <w:r>
-        <w:separator/>
-      </w:r>
-    </w:p>
-  </w:footnote>
-  <w:footnote w:type="continuationSeparator" w:id="1">
-    <w:p>
-      <w:pPr>
-        <w:spacing w:line="360" w:lineRule="auto"/>
-      </w:pPr>
-      <w:r>
-        <w:continuationSeparator/>
-      </w:r>
-    </w:p>
-  </w:footnote>
-</w:footnotes>
+<file path=word/header1.xml><?xml version="1.0" encoding="utf-8"?>
+<w:hdr xmlns:wpc="http://schemas.microsoft.com/office/word/2010/wordprocessingCanvas" xmlns:mc="http://schemas.openxmlformats.org/markup-compatibility/2006" xmlns:o="urn:schemas-microsoft-com:office:office" xmlns:r="http://schemas.openxmlformats.org/officeDocument/2006/relationships" xmlns:m="http://schemas.openxmlformats.org/officeDocument/2006/math" xmlns:v="urn:schemas-microsoft-com:vml" xmlns:wp14="http://schemas.microsoft.com/office/word/2010/wordprocessingDrawing" xmlns:wp="http://schemas.openxmlformats.org/drawingml/2006/wordprocessingDrawing" xmlns:w10="urn:schemas-microsoft-com:office:word" xmlns:w="http://schemas.openxmlformats.org/wordprocessingml/2006/main" xmlns:w14="http://schemas.microsoft.com/office/word/2010/wordml" xmlns:w15="http://schemas.microsoft.com/office/word/2012/wordml" xmlns:wne="http://schemas.microsoft.com/office/word/2006/wordml" xmlns:wpg="http://schemas.microsoft.com/office/word/2010/wordprocessingGroup" xmlns:wpi="http://schemas.microsoft.com/office/word/2010/wordprocessingInk" xmlns:wps="http://schemas.microsoft.com/office/word/2010/wordprocessingShape" mc:Ignorable="w14 w15 wp14">
+  <w:p/>
+</w:hdr>
 </file>
 
-<file path=word/header1.xml><?xml version="1.0" encoding="utf-8"?>
-<w:hdr xmlns:wpc="http://schemas.microsoft.com/office/word/2010/wordprocessingCanvas" xmlns:mc="http://schemas.openxmlformats.org/markup-compatibility/2006" xmlns:o="urn:schemas-microsoft-com:office:office" xmlns:r="http://schemas.openxmlformats.org/officeDocument/2006/relationships" xmlns:m="http://schemas.openxmlformats.org/officeDocument/2006/math" xmlns:v="urn:schemas-microsoft-com:vml" xmlns:wp14="http://schemas.microsoft.com/office/word/2010/wordprocessingDrawing" xmlns:wp="http://schemas.openxmlformats.org/drawingml/2006/wordprocessingDrawing" xmlns:w10="urn:schemas-microsoft-com:office:word" xmlns:w="http://schemas.openxmlformats.org/wordprocessingml/2006/main" xmlns:w14="http://schemas.microsoft.com/office/word/2010/wordml" xmlns:w15="http://schemas.microsoft.com/office/word/2012/wordml" xmlns:wpg="http://schemas.microsoft.com/office/word/2010/wordprocessingGroup" xmlns:wpi="http://schemas.microsoft.com/office/word/2010/wordprocessingInk" xmlns:wne="http://schemas.microsoft.com/office/word/2006/wordml" xmlns:wps="http://schemas.microsoft.com/office/word/2010/wordprocessingShape" xmlns:wpsCustomData="http://www.wps.cn/officeDocument/2013/wpsCustomData" mc:Ignorable="w14 w15 wp14">
+<file path=word/header2.xml><?xml version="1.0" encoding="utf-8"?>
+<w:hdr xmlns:wpc="http://schemas.microsoft.com/office/word/2010/wordprocessingCanvas" xmlns:mc="http://schemas.openxmlformats.org/markup-compatibility/2006" xmlns:o="urn:schemas-microsoft-com:office:office" xmlns:r="http://schemas.openxmlformats.org/officeDocument/2006/relationships" xmlns:m="http://schemas.openxmlformats.org/officeDocument/2006/math" xmlns:v="urn:schemas-microsoft-com:vml" xmlns:wp14="http://schemas.microsoft.com/office/word/2010/wordprocessingDrawing" xmlns:wp="http://schemas.openxmlformats.org/drawingml/2006/wordprocessingDrawing" xmlns:w10="urn:schemas-microsoft-com:office:word" xmlns:w="http://schemas.openxmlformats.org/wordprocessingml/2006/main" xmlns:w14="http://schemas.microsoft.com/office/word/2010/wordml" xmlns:w15="http://schemas.microsoft.com/office/word/2012/wordml" xmlns:wne="http://schemas.microsoft.com/office/word/2006/wordml" xmlns:wpg="http://schemas.microsoft.com/office/word/2010/wordprocessingGroup" xmlns:wpi="http://schemas.microsoft.com/office/word/2010/wordprocessingInk" xmlns:wps="http://schemas.microsoft.com/office/word/2010/wordprocessingShape" mc:Ignorable="w14 w15 wp14">
   <w:p>
     <w:pPr>
-      <w:pStyle w:val="15"/>
+      <w:pStyle w:val="Header"/>
       <w:pBdr>
-        <w:bottom w:val="single" w:color="auto" w:sz="4" w:space="1"/>
+        <w:bottom w:val="single" w:sz="4" w:space="1" w:color="auto"/>
       </w:pBdr>
       <w:tabs>
         <w:tab w:val="left" w:pos="335"/>
@@ -6501,62 +6350,36 @@
       </w:tabs>
       <w:jc w:val="right"/>
       <w:rPr>
-        <w:rFonts w:hint="eastAsia" w:eastAsiaTheme="minorEastAsia"/>
+        <w:rFonts w:eastAsiaTheme="minorEastAsia" w:hint="eastAsia"/>
         <w:lang w:eastAsia="zh-CN"/>
       </w:rPr>
     </w:pPr>
     <w:r>
       <w:rPr>
-        <w:rFonts w:hint="eastAsia" w:eastAsiaTheme="minorEastAsia"/>
+        <w:rFonts w:eastAsiaTheme="minorEastAsia" w:hint="eastAsia"/>
         <w:lang w:val="en-US" w:eastAsia="zh-CN"/>
       </w:rPr>
       <w:tab/>
       <w:tab/>
       <w:t>重庆市鹧鸪哨信息技术有限责任公司</w:t>
     </w:r>
-    <w:r>
-      <w:rPr>
-        <w:rFonts w:hint="eastAsia" w:eastAsiaTheme="minorEastAsia"/>
-        <w:lang w:val="en-US" w:eastAsia="zh-CN"/>
-      </w:rPr>
-    </w:r>
-    <w:r>
-      <w:rPr>
-        <w:rFonts w:hint="eastAsia" w:eastAsiaTheme="minorEastAsia"/>
-        <w:lang w:val="en-US" w:eastAsia="zh-CN"/>
-      </w:rPr>
-    </w:r>
-  </w:p>
-</w:hdr>
-</file>
-
-<file path=word/header2.xml><?xml version="1.0" encoding="utf-8"?>
-<w:hdr xmlns:m="http://schemas.openxmlformats.org/officeDocument/2006/math" xmlns:mc="http://schemas.openxmlformats.org/markup-compatibility/2006" xmlns:mo="http://schemas.microsoft.com/office/mac/office/2008/main" xmlns:mv="urn:schemas-microsoft-com:mac:vml" xmlns:o="urn:schemas-microsoft-com:office:office" xmlns:r="http://schemas.openxmlformats.org/officeDocument/2006/relationships" xmlns:v="urn:schemas-microsoft-com:vml" xmlns:w10="urn:schemas-microsoft-com:office:word" xmlns:w14="http://schemas.microsoft.com/office/word/2010/wordml" xmlns:w="http://schemas.openxmlformats.org/wordprocessingml/2006/main" xmlns:wne="http://schemas.microsoft.com/office/word/2006/wordml" xmlns:wp14="http://schemas.microsoft.com/office/word/2010/wordprocessingDrawing" xmlns:wp="http://schemas.openxmlformats.org/drawingml/2006/wordprocessingDrawing" xmlns:wpc="http://schemas.microsoft.com/office/word/2010/wordprocessingCanvas" xmlns:wpg="http://schemas.microsoft.com/office/word/2010/wordprocessingGroup" xmlns:wpi="http://schemas.microsoft.com/office/word/2010/wordprocessingInk" xmlns:wps="http://schemas.microsoft.com/office/word/2010/wordprocessingShape" mc:Ignorable="w14 wp14">
-  <w:p>
-    <w:pPr>
-      <w:pStyle w:val="Header"/>
-    </w:pPr>
   </w:p>
 </w:hdr>
 </file>
 
 <file path=word/header3.xml><?xml version="1.0" encoding="utf-8"?>
-<w:hdr xmlns:m="http://schemas.openxmlformats.org/officeDocument/2006/math" xmlns:mc="http://schemas.openxmlformats.org/markup-compatibility/2006" xmlns:mo="http://schemas.microsoft.com/office/mac/office/2008/main" xmlns:mv="urn:schemas-microsoft-com:mac:vml" xmlns:o="urn:schemas-microsoft-com:office:office" xmlns:r="http://schemas.openxmlformats.org/officeDocument/2006/relationships" xmlns:v="urn:schemas-microsoft-com:vml" xmlns:w10="urn:schemas-microsoft-com:office:word" xmlns:w14="http://schemas.microsoft.com/office/word/2010/wordml" xmlns:w="http://schemas.openxmlformats.org/wordprocessingml/2006/main" xmlns:wne="http://schemas.microsoft.com/office/word/2006/wordml" xmlns:wp14="http://schemas.microsoft.com/office/word/2010/wordprocessingDrawing" xmlns:wp="http://schemas.openxmlformats.org/drawingml/2006/wordprocessingDrawing" xmlns:wpc="http://schemas.microsoft.com/office/word/2010/wordprocessingCanvas" xmlns:wpg="http://schemas.microsoft.com/office/word/2010/wordprocessingGroup" xmlns:wpi="http://schemas.microsoft.com/office/word/2010/wordprocessingInk" xmlns:wps="http://schemas.microsoft.com/office/word/2010/wordprocessingShape" mc:Ignorable="w14 wp14">
-  <w:p>
-    <w:pPr>
-      <w:pStyle w:val="Header"/>
-    </w:pPr>
-  </w:p>
+<w:hdr xmlns:wpc="http://schemas.microsoft.com/office/word/2010/wordprocessingCanvas" xmlns:mc="http://schemas.openxmlformats.org/markup-compatibility/2006" xmlns:o="urn:schemas-microsoft-com:office:office" xmlns:r="http://schemas.openxmlformats.org/officeDocument/2006/relationships" xmlns:m="http://schemas.openxmlformats.org/officeDocument/2006/math" xmlns:v="urn:schemas-microsoft-com:vml" xmlns:wp14="http://schemas.microsoft.com/office/word/2010/wordprocessingDrawing" xmlns:wp="http://schemas.openxmlformats.org/drawingml/2006/wordprocessingDrawing" xmlns:w10="urn:schemas-microsoft-com:office:word" xmlns:w="http://schemas.openxmlformats.org/wordprocessingml/2006/main" xmlns:w14="http://schemas.microsoft.com/office/word/2010/wordml" xmlns:w15="http://schemas.microsoft.com/office/word/2012/wordml" xmlns:wne="http://schemas.microsoft.com/office/word/2006/wordml" xmlns:wpg="http://schemas.microsoft.com/office/word/2010/wordprocessingGroup" xmlns:wpi="http://schemas.microsoft.com/office/word/2010/wordprocessingInk" xmlns:wps="http://schemas.microsoft.com/office/word/2010/wordprocessingShape" mc:Ignorable="w14 w15 wp14">
+  <w:p/>
 </w:hdr>
 </file>
 
 <file path=word/numbering.xml><?xml version="1.0" encoding="utf-8"?>
-<w:numbering xmlns:wpc="http://schemas.microsoft.com/office/word/2010/wordprocessingCanvas" xmlns:mc="http://schemas.openxmlformats.org/markup-compatibility/2006" xmlns:o="urn:schemas-microsoft-com:office:office" xmlns:r="http://schemas.openxmlformats.org/officeDocument/2006/relationships" xmlns:m="http://schemas.openxmlformats.org/officeDocument/2006/math" xmlns:v="urn:schemas-microsoft-com:vml" xmlns:wp14="http://schemas.microsoft.com/office/word/2010/wordprocessingDrawing" xmlns:wp="http://schemas.openxmlformats.org/drawingml/2006/wordprocessingDrawing" xmlns:w10="urn:schemas-microsoft-com:office:word" xmlns:w="http://schemas.openxmlformats.org/wordprocessingml/2006/main" xmlns:w14="http://schemas.microsoft.com/office/word/2010/wordml" xmlns:wpg="http://schemas.microsoft.com/office/word/2010/wordprocessingGroup" xmlns:wpi="http://schemas.microsoft.com/office/word/2010/wordprocessingInk" xmlns:wne="http://schemas.microsoft.com/office/word/2006/wordml" xmlns:wps="http://schemas.microsoft.com/office/word/2010/wordprocessingShape" xmlns:wpsCustomData="http://www.wps.cn/officeDocument/2013/wpsCustomData" mc:Ignorable="w14 wp14">
+<w:numbering xmlns:wpc="http://schemas.microsoft.com/office/word/2010/wordprocessingCanvas" xmlns:mc="http://schemas.openxmlformats.org/markup-compatibility/2006" xmlns:o="urn:schemas-microsoft-com:office:office" xmlns:r="http://schemas.openxmlformats.org/officeDocument/2006/relationships" xmlns:m="http://schemas.openxmlformats.org/officeDocument/2006/math" xmlns:v="urn:schemas-microsoft-com:vml" xmlns:wp14="http://schemas.microsoft.com/office/word/2010/wordprocessingDrawing" xmlns:wp="http://schemas.openxmlformats.org/drawingml/2006/wordprocessingDrawing" xmlns:w10="urn:schemas-microsoft-com:office:word" xmlns:w="http://schemas.openxmlformats.org/wordprocessingml/2006/main" xmlns:w14="http://schemas.microsoft.com/office/word/2010/wordml" xmlns:w15="http://schemas.microsoft.com/office/word/2012/wordml" xmlns:wne="http://schemas.microsoft.com/office/word/2006/wordml" xmlns:wpg="http://schemas.microsoft.com/office/word/2010/wordprocessingGroup" xmlns:wpi="http://schemas.microsoft.com/office/word/2010/wordprocessingInk" xmlns:wps="http://schemas.microsoft.com/office/word/2010/wordprocessingShape" mc:Ignorable="w14 w15 wp14">
   <w:abstractNum w:abstractNumId="0">
     <w:nsid w:val="83F5772A"/>
     <w:multiLevelType w:val="singleLevel"/>
     <w:tmpl w:val="83F5772A"/>
-    <w:lvl w:ilvl="0" w:tentative="0">
+    <w:lvl w:ilvl="0">
       <w:start w:val="1"/>
       <w:numFmt w:val="decimal"/>
       <w:lvlText w:val="%1."/>
@@ -6573,10 +6396,10 @@
     <w:nsid w:val="8E964DCE"/>
     <w:multiLevelType w:val="multilevel"/>
     <w:tmpl w:val="8E964DCE"/>
-    <w:lvl w:ilvl="0" w:tentative="0">
+    <w:lvl w:ilvl="0">
       <w:start w:val="1"/>
       <w:numFmt w:val="decimal"/>
-      <w:pStyle w:val="2"/>
+      <w:pStyle w:val="Heading1"/>
       <w:lvlText w:val="%1."/>
       <w:lvlJc w:val="left"/>
       <w:pPr>
@@ -6586,10 +6409,10 @@
         <w:rFonts w:hint="default"/>
       </w:rPr>
     </w:lvl>
-    <w:lvl w:ilvl="1" w:tentative="0">
+    <w:lvl w:ilvl="1">
       <w:start w:val="1"/>
       <w:numFmt w:val="decimal"/>
-      <w:pStyle w:val="3"/>
+      <w:pStyle w:val="Heading2"/>
       <w:lvlText w:val="%1.%2."/>
       <w:lvlJc w:val="left"/>
       <w:pPr>
@@ -6599,10 +6422,10 @@
         <w:rFonts w:hint="default"/>
       </w:rPr>
     </w:lvl>
-    <w:lvl w:ilvl="2" w:tentative="0">
+    <w:lvl w:ilvl="2">
       <w:start w:val="1"/>
       <w:numFmt w:val="decimal"/>
-      <w:pStyle w:val="4"/>
+      <w:pStyle w:val="Heading3"/>
       <w:lvlText w:val="%1.%2.%3."/>
       <w:lvlJc w:val="left"/>
       <w:pPr>
@@ -6612,10 +6435,10 @@
         <w:rFonts w:hint="default"/>
       </w:rPr>
     </w:lvl>
-    <w:lvl w:ilvl="3" w:tentative="0">
+    <w:lvl w:ilvl="3">
       <w:start w:val="1"/>
       <w:numFmt w:val="decimal"/>
-      <w:pStyle w:val="5"/>
+      <w:pStyle w:val="Heading4"/>
       <w:lvlText w:val="%1.%2.%3.%4."/>
       <w:lvlJc w:val="left"/>
       <w:pPr>
@@ -6625,10 +6448,10 @@
         <w:rFonts w:hint="default"/>
       </w:rPr>
     </w:lvl>
-    <w:lvl w:ilvl="4" w:tentative="0">
+    <w:lvl w:ilvl="4">
       <w:start w:val="1"/>
       <w:numFmt w:val="decimal"/>
-      <w:pStyle w:val="6"/>
+      <w:pStyle w:val="Heading5"/>
       <w:lvlText w:val="%1.%2.%3.%4.%5."/>
       <w:lvlJc w:val="left"/>
       <w:pPr>
@@ -6638,10 +6461,10 @@
         <w:rFonts w:hint="default"/>
       </w:rPr>
     </w:lvl>
-    <w:lvl w:ilvl="5" w:tentative="0">
+    <w:lvl w:ilvl="5">
       <w:start w:val="1"/>
       <w:numFmt w:val="decimal"/>
-      <w:pStyle w:val="7"/>
+      <w:pStyle w:val="Heading6"/>
       <w:lvlText w:val="%1.%2.%3.%4.%5.%6."/>
       <w:lvlJc w:val="left"/>
       <w:pPr>
@@ -6651,10 +6474,10 @@
         <w:rFonts w:hint="default"/>
       </w:rPr>
     </w:lvl>
-    <w:lvl w:ilvl="6" w:tentative="0">
+    <w:lvl w:ilvl="6">
       <w:start w:val="1"/>
       <w:numFmt w:val="decimal"/>
-      <w:pStyle w:val="8"/>
+      <w:pStyle w:val="Heading7"/>
       <w:lvlText w:val="%1.%2.%3.%4.%5.%6.%7."/>
       <w:lvlJc w:val="left"/>
       <w:pPr>
@@ -6664,10 +6487,10 @@
         <w:rFonts w:hint="default"/>
       </w:rPr>
     </w:lvl>
-    <w:lvl w:ilvl="7" w:tentative="0">
+    <w:lvl w:ilvl="7">
       <w:start w:val="1"/>
       <w:numFmt w:val="decimal"/>
-      <w:pStyle w:val="9"/>
+      <w:pStyle w:val="Heading8"/>
       <w:lvlText w:val="%1.%2.%3.%4.%5.%6.%7.%8."/>
       <w:lvlJc w:val="left"/>
       <w:pPr>
@@ -6677,10 +6500,10 @@
         <w:rFonts w:hint="default"/>
       </w:rPr>
     </w:lvl>
-    <w:lvl w:ilvl="8" w:tentative="0">
+    <w:lvl w:ilvl="8">
       <w:start w:val="1"/>
       <w:numFmt w:val="decimal"/>
-      <w:pStyle w:val="10"/>
+      <w:pStyle w:val="Heading9"/>
       <w:lvlText w:val="%1.%2.%3.%4.%5.%6.%7.%8.%9."/>
       <w:lvlJc w:val="left"/>
       <w:pPr>
@@ -6695,7 +6518,7 @@
     <w:nsid w:val="8FF42926"/>
     <w:multiLevelType w:val="singleLevel"/>
     <w:tmpl w:val="8FF42926"/>
-    <w:lvl w:ilvl="0" w:tentative="0">
+    <w:lvl w:ilvl="0">
       <w:start w:val="1"/>
       <w:numFmt w:val="decimal"/>
       <w:lvlText w:val="%1."/>
@@ -6712,7 +6535,7 @@
     <w:nsid w:val="B3F9C355"/>
     <w:multiLevelType w:val="singleLevel"/>
     <w:tmpl w:val="B3F9C355"/>
-    <w:lvl w:ilvl="0" w:tentative="0">
+    <w:lvl w:ilvl="0">
       <w:start w:val="1"/>
       <w:numFmt w:val="decimal"/>
       <w:lvlText w:val="%1."/>
@@ -6729,7 +6552,7 @@
     <w:nsid w:val="F9539CF3"/>
     <w:multiLevelType w:val="singleLevel"/>
     <w:tmpl w:val="F9539CF3"/>
-    <w:lvl w:ilvl="0" w:tentative="0">
+    <w:lvl w:ilvl="0">
       <w:start w:val="1"/>
       <w:numFmt w:val="decimal"/>
       <w:lvlText w:val="%1."/>
@@ -6746,7 +6569,7 @@
     <w:nsid w:val="5748776A"/>
     <w:multiLevelType w:val="singleLevel"/>
     <w:tmpl w:val="5748776A"/>
-    <w:lvl w:ilvl="0" w:tentative="0">
+    <w:lvl w:ilvl="0">
       <w:start w:val="1"/>
       <w:numFmt w:val="decimal"/>
       <w:lvlText w:val="%1."/>
@@ -6781,269 +6604,267 @@
 </file>
 
 <file path=word/styles.xml><?xml version="1.0" encoding="utf-8"?>
-<w:styles xmlns:mc="http://schemas.openxmlformats.org/markup-compatibility/2006" xmlns:o="urn:schemas-microsoft-com:office:office" xmlns:r="http://schemas.openxmlformats.org/officeDocument/2006/relationships" xmlns:m="http://schemas.openxmlformats.org/officeDocument/2006/math" xmlns:v="urn:schemas-microsoft-com:vml" xmlns:w="http://schemas.openxmlformats.org/wordprocessingml/2006/main" xmlns:w14="http://schemas.microsoft.com/office/word/2010/wordml" xmlns:w10="urn:schemas-microsoft-com:office:word" xmlns:sl="http://schemas.openxmlformats.org/schemaLibrary/2006/main" xmlns:wpsCustomData="http://www.wps.cn/officeDocument/2013/wpsCustomData" mc:Ignorable="w14">
+<w:styles xmlns:mc="http://schemas.openxmlformats.org/markup-compatibility/2006" xmlns:r="http://schemas.openxmlformats.org/officeDocument/2006/relationships" xmlns:w="http://schemas.openxmlformats.org/wordprocessingml/2006/main" xmlns:w14="http://schemas.microsoft.com/office/word/2010/wordml" xmlns:w15="http://schemas.microsoft.com/office/word/2012/wordml" mc:Ignorable="w14 w15">
   <w:docDefaults>
     <w:rPrDefault>
       <w:rPr>
-        <w:rFonts w:ascii="Times New Roman" w:hAnsi="Times New Roman" w:eastAsia="宋体" w:cs="Times New Roman"/>
+        <w:rFonts w:ascii="Times New Roman" w:eastAsia="宋体" w:hAnsi="Times New Roman" w:cs="Times New Roman"/>
       </w:rPr>
     </w:rPrDefault>
     <w:pPrDefault/>
   </w:docDefaults>
-  <w:latentStyles w:count="260" w:defQFormat="0" w:defUnhideWhenUsed="1" w:defSemiHidden="1" w:defUIPriority="99" w:defLockedState="0">
-    <w:lsdException w:qFormat="1" w:unhideWhenUsed="0" w:uiPriority="0" w:semiHidden="0" w:name="Normal"/>
-    <w:lsdException w:qFormat="1" w:unhideWhenUsed="0" w:uiPriority="0" w:semiHidden="0" w:name="heading 1"/>
-    <w:lsdException w:qFormat="1" w:uiPriority="0" w:semiHidden="0" w:name="heading 2"/>
-    <w:lsdException w:qFormat="1" w:uiPriority="0" w:name="heading 3"/>
-    <w:lsdException w:qFormat="1" w:uiPriority="0" w:semiHidden="0" w:name="heading 4"/>
-    <w:lsdException w:qFormat="1" w:uiPriority="0" w:name="heading 5"/>
-    <w:lsdException w:qFormat="1" w:uiPriority="0" w:name="heading 6"/>
-    <w:lsdException w:qFormat="1" w:uiPriority="0" w:name="heading 7"/>
-    <w:lsdException w:qFormat="1" w:uiPriority="0" w:name="heading 8"/>
-    <w:lsdException w:qFormat="1" w:uiPriority="0" w:name="heading 9"/>
-    <w:lsdException w:unhideWhenUsed="0" w:uiPriority="0" w:semiHidden="0" w:name="index 1"/>
-    <w:lsdException w:unhideWhenUsed="0" w:uiPriority="0" w:semiHidden="0" w:name="index 2"/>
-    <w:lsdException w:unhideWhenUsed="0" w:uiPriority="0" w:semiHidden="0" w:name="index 3"/>
-    <w:lsdException w:unhideWhenUsed="0" w:uiPriority="0" w:semiHidden="0" w:name="index 4"/>
-    <w:lsdException w:unhideWhenUsed="0" w:uiPriority="0" w:semiHidden="0" w:name="index 5"/>
-    <w:lsdException w:unhideWhenUsed="0" w:uiPriority="0" w:semiHidden="0" w:name="index 6"/>
-    <w:lsdException w:unhideWhenUsed="0" w:uiPriority="0" w:semiHidden="0" w:name="index 7"/>
-    <w:lsdException w:unhideWhenUsed="0" w:uiPriority="0" w:semiHidden="0" w:name="index 8"/>
-    <w:lsdException w:unhideWhenUsed="0" w:uiPriority="0" w:semiHidden="0" w:name="index 9"/>
-    <w:lsdException w:qFormat="1" w:unhideWhenUsed="0" w:uiPriority="0" w:semiHidden="0" w:name="toc 1"/>
-    <w:lsdException w:qFormat="1" w:unhideWhenUsed="0" w:uiPriority="0" w:semiHidden="0" w:name="toc 2"/>
-    <w:lsdException w:qFormat="1" w:unhideWhenUsed="0" w:uiPriority="0" w:semiHidden="0" w:name="toc 3"/>
-    <w:lsdException w:unhideWhenUsed="0" w:uiPriority="0" w:semiHidden="0" w:name="toc 4"/>
-    <w:lsdException w:unhideWhenUsed="0" w:uiPriority="0" w:semiHidden="0" w:name="toc 5"/>
-    <w:lsdException w:unhideWhenUsed="0" w:uiPriority="0" w:semiHidden="0" w:name="toc 6"/>
-    <w:lsdException w:unhideWhenUsed="0" w:uiPriority="0" w:semiHidden="0" w:name="toc 7"/>
-    <w:lsdException w:unhideWhenUsed="0" w:uiPriority="0" w:semiHidden="0" w:name="toc 8"/>
-    <w:lsdException w:unhideWhenUsed="0" w:uiPriority="0" w:semiHidden="0" w:name="toc 9"/>
-    <w:lsdException w:unhideWhenUsed="0" w:uiPriority="0" w:semiHidden="0" w:name="Normal Indent"/>
-    <w:lsdException w:unhideWhenUsed="0" w:uiPriority="0" w:semiHidden="0" w:name="footnote text"/>
-    <w:lsdException w:qFormat="1" w:unhideWhenUsed="0" w:uiPriority="0" w:semiHidden="0" w:name="annotation text"/>
-    <w:lsdException w:qFormat="1" w:unhideWhenUsed="0" w:uiPriority="0" w:semiHidden="0" w:name="header"/>
-    <w:lsdException w:qFormat="1" w:unhideWhenUsed="0" w:uiPriority="0" w:semiHidden="0" w:name="footer"/>
-    <w:lsdException w:unhideWhenUsed="0" w:uiPriority="0" w:semiHidden="0" w:name="index heading"/>
-    <w:lsdException w:qFormat="1" w:uiPriority="0" w:name="caption"/>
-    <w:lsdException w:unhideWhenUsed="0" w:uiPriority="0" w:semiHidden="0" w:name="table of figures"/>
-    <w:lsdException w:unhideWhenUsed="0" w:uiPriority="0" w:semiHidden="0" w:name="envelope address"/>
-    <w:lsdException w:unhideWhenUsed="0" w:uiPriority="0" w:semiHidden="0" w:name="envelope return"/>
-    <w:lsdException w:unhideWhenUsed="0" w:uiPriority="0" w:semiHidden="0" w:name="footnote reference"/>
-    <w:lsdException w:unhideWhenUsed="0" w:uiPriority="0" w:semiHidden="0" w:name="annotation reference"/>
-    <w:lsdException w:unhideWhenUsed="0" w:uiPriority="0" w:semiHidden="0" w:name="line number"/>
-    <w:lsdException w:unhideWhenUsed="0" w:uiPriority="0" w:semiHidden="0" w:name="page number"/>
-    <w:lsdException w:unhideWhenUsed="0" w:uiPriority="0" w:semiHidden="0" w:name="endnote reference"/>
-    <w:lsdException w:unhideWhenUsed="0" w:uiPriority="0" w:semiHidden="0" w:name="endnote text"/>
-    <w:lsdException w:unhideWhenUsed="0" w:uiPriority="0" w:semiHidden="0" w:name="table of authorities"/>
-    <w:lsdException w:unhideWhenUsed="0" w:uiPriority="0" w:semiHidden="0" w:name="macro"/>
-    <w:lsdException w:unhideWhenUsed="0" w:uiPriority="0" w:semiHidden="0" w:name="toa heading"/>
-    <w:lsdException w:unhideWhenUsed="0" w:uiPriority="0" w:semiHidden="0" w:name="List"/>
-    <w:lsdException w:unhideWhenUsed="0" w:uiPriority="0" w:semiHidden="0" w:name="List Bullet"/>
-    <w:lsdException w:unhideWhenUsed="0" w:uiPriority="0" w:semiHidden="0" w:name="List Number"/>
-    <w:lsdException w:unhideWhenUsed="0" w:uiPriority="0" w:semiHidden="0" w:name="List 2"/>
-    <w:lsdException w:unhideWhenUsed="0" w:uiPriority="0" w:semiHidden="0" w:name="List 3"/>
-    <w:lsdException w:unhideWhenUsed="0" w:uiPriority="0" w:semiHidden="0" w:name="List 4"/>
-    <w:lsdException w:unhideWhenUsed="0" w:uiPriority="0" w:semiHidden="0" w:name="List 5"/>
-    <w:lsdException w:unhideWhenUsed="0" w:uiPriority="0" w:semiHidden="0" w:name="List Bullet 2"/>
-    <w:lsdException w:unhideWhenUsed="0" w:uiPriority="0" w:semiHidden="0" w:name="List Bullet 3"/>
-    <w:lsdException w:unhideWhenUsed="0" w:uiPriority="0" w:semiHidden="0" w:name="List Bullet 4"/>
-    <w:lsdException w:unhideWhenUsed="0" w:uiPriority="0" w:semiHidden="0" w:name="List Bullet 5"/>
-    <w:lsdException w:unhideWhenUsed="0" w:uiPriority="0" w:semiHidden="0" w:name="List Number 2"/>
-    <w:lsdException w:unhideWhenUsed="0" w:uiPriority="0" w:semiHidden="0" w:name="List Number 3"/>
-    <w:lsdException w:unhideWhenUsed="0" w:uiPriority="0" w:semiHidden="0" w:name="List Number 4"/>
-    <w:lsdException w:unhideWhenUsed="0" w:uiPriority="0" w:semiHidden="0" w:name="List Number 5"/>
-    <w:lsdException w:qFormat="1" w:unhideWhenUsed="0" w:uiPriority="0" w:semiHidden="0" w:name="Title"/>
-    <w:lsdException w:unhideWhenUsed="0" w:uiPriority="0" w:semiHidden="0" w:name="Closing"/>
-    <w:lsdException w:unhideWhenUsed="0" w:uiPriority="0" w:semiHidden="0" w:name="Signature"/>
-    <w:lsdException w:qFormat="1" w:unhideWhenUsed="0" w:uiPriority="0" w:name="Default Paragraph Font"/>
-    <w:lsdException w:qFormat="1" w:unhideWhenUsed="0" w:uiPriority="0" w:name="Body Text"/>
-    <w:lsdException w:unhideWhenUsed="0" w:uiPriority="0" w:semiHidden="0" w:name="Body Text Indent"/>
-    <w:lsdException w:unhideWhenUsed="0" w:uiPriority="0" w:semiHidden="0" w:name="List Continue"/>
-    <w:lsdException w:unhideWhenUsed="0" w:uiPriority="0" w:semiHidden="0" w:name="List Continue 2"/>
-    <w:lsdException w:unhideWhenUsed="0" w:uiPriority="0" w:semiHidden="0" w:name="List Continue 3"/>
-    <w:lsdException w:unhideWhenUsed="0" w:uiPriority="0" w:semiHidden="0" w:name="List Continue 4"/>
-    <w:lsdException w:unhideWhenUsed="0" w:uiPriority="0" w:semiHidden="0" w:name="List Continue 5"/>
-    <w:lsdException w:unhideWhenUsed="0" w:uiPriority="0" w:semiHidden="0" w:name="Message Header"/>
-    <w:lsdException w:qFormat="1" w:unhideWhenUsed="0" w:uiPriority="0" w:semiHidden="0" w:name="Subtitle"/>
-    <w:lsdException w:unhideWhenUsed="0" w:uiPriority="0" w:semiHidden="0" w:name="Salutation"/>
-    <w:lsdException w:unhideWhenUsed="0" w:uiPriority="0" w:semiHidden="0" w:name="Date"/>
-    <w:lsdException w:unhideWhenUsed="0" w:uiPriority="0" w:semiHidden="0" w:name="Body Text First Indent"/>
-    <w:lsdException w:unhideWhenUsed="0" w:uiPriority="0" w:semiHidden="0" w:name="Body Text First Indent 2"/>
-    <w:lsdException w:uiPriority="99" w:name="Note Heading"/>
-    <w:lsdException w:unhideWhenUsed="0" w:uiPriority="0" w:semiHidden="0" w:name="Body Text 2"/>
-    <w:lsdException w:unhideWhenUsed="0" w:uiPriority="0" w:semiHidden="0" w:name="Body Text 3"/>
-    <w:lsdException w:unhideWhenUsed="0" w:uiPriority="0" w:semiHidden="0" w:name="Body Text Indent 2"/>
-    <w:lsdException w:unhideWhenUsed="0" w:uiPriority="0" w:semiHidden="0" w:name="Body Text Indent 3"/>
-    <w:lsdException w:unhideWhenUsed="0" w:uiPriority="0" w:semiHidden="0" w:name="Block Text"/>
-    <w:lsdException w:unhideWhenUsed="0" w:uiPriority="0" w:semiHidden="0" w:name="Hyperlink"/>
-    <w:lsdException w:unhideWhenUsed="0" w:uiPriority="0" w:semiHidden="0" w:name="FollowedHyperlink"/>
-    <w:lsdException w:qFormat="1" w:unhideWhenUsed="0" w:uiPriority="0" w:semiHidden="0" w:name="Strong"/>
-    <w:lsdException w:qFormat="1" w:unhideWhenUsed="0" w:uiPriority="0" w:semiHidden="0" w:name="Emphasis"/>
-    <w:lsdException w:unhideWhenUsed="0" w:uiPriority="0" w:semiHidden="0" w:name="Document Map"/>
-    <w:lsdException w:unhideWhenUsed="0" w:uiPriority="0" w:semiHidden="0" w:name="Plain Text"/>
-    <w:lsdException w:unhideWhenUsed="0" w:uiPriority="0" w:semiHidden="0" w:name="E-mail Signature"/>
-    <w:lsdException w:qFormat="1" w:unhideWhenUsed="0" w:uiPriority="0" w:semiHidden="0" w:name="Normal (Web)"/>
-    <w:lsdException w:unhideWhenUsed="0" w:uiPriority="0" w:semiHidden="0" w:name="HTML Acronym"/>
-    <w:lsdException w:unhideWhenUsed="0" w:uiPriority="0" w:semiHidden="0" w:name="HTML Address"/>
-    <w:lsdException w:unhideWhenUsed="0" w:uiPriority="0" w:semiHidden="0" w:name="HTML Cite"/>
-    <w:lsdException w:unhideWhenUsed="0" w:uiPriority="0" w:semiHidden="0" w:name="HTML Code"/>
-    <w:lsdException w:unhideWhenUsed="0" w:uiPriority="0" w:semiHidden="0" w:name="HTML Definition"/>
-    <w:lsdException w:unhideWhenUsed="0" w:uiPriority="0" w:semiHidden="0" w:name="HTML Keyboard"/>
-    <w:lsdException w:unhideWhenUsed="0" w:uiPriority="0" w:semiHidden="0" w:name="HTML Preformatted"/>
-    <w:lsdException w:unhideWhenUsed="0" w:uiPriority="0" w:semiHidden="0" w:name="HTML Sample"/>
-    <w:lsdException w:unhideWhenUsed="0" w:uiPriority="0" w:semiHidden="0" w:name="HTML Typewriter"/>
-    <w:lsdException w:unhideWhenUsed="0" w:uiPriority="0" w:semiHidden="0" w:name="HTML Variable"/>
-    <w:lsdException w:qFormat="1" w:unhideWhenUsed="0" w:uiPriority="0" w:name="Normal Table"/>
-    <w:lsdException w:unhideWhenUsed="0" w:uiPriority="0" w:semiHidden="0" w:name="annotation subject"/>
-    <w:lsdException w:unhideWhenUsed="0" w:uiPriority="0" w:semiHidden="0" w:name="Table Simple 1"/>
-    <w:lsdException w:unhideWhenUsed="0" w:uiPriority="0" w:semiHidden="0" w:name="Table Simple 2"/>
-    <w:lsdException w:unhideWhenUsed="0" w:uiPriority="0" w:semiHidden="0" w:name="Table Simple 3"/>
-    <w:lsdException w:unhideWhenUsed="0" w:uiPriority="0" w:semiHidden="0" w:name="Table Classic 1"/>
-    <w:lsdException w:unhideWhenUsed="0" w:uiPriority="0" w:semiHidden="0" w:name="Table Classic 2"/>
-    <w:lsdException w:unhideWhenUsed="0" w:uiPriority="0" w:semiHidden="0" w:name="Table Classic 3"/>
-    <w:lsdException w:unhideWhenUsed="0" w:uiPriority="0" w:semiHidden="0" w:name="Table Classic 4"/>
-    <w:lsdException w:unhideWhenUsed="0" w:uiPriority="0" w:semiHidden="0" w:name="Table Colorful 1"/>
-    <w:lsdException w:unhideWhenUsed="0" w:uiPriority="0" w:semiHidden="0" w:name="Table Colorful 2"/>
-    <w:lsdException w:unhideWhenUsed="0" w:uiPriority="0" w:semiHidden="0" w:name="Table Colorful 3"/>
-    <w:lsdException w:unhideWhenUsed="0" w:uiPriority="0" w:semiHidden="0" w:name="Table Columns 1"/>
-    <w:lsdException w:unhideWhenUsed="0" w:uiPriority="0" w:semiHidden="0" w:name="Table Columns 2"/>
-    <w:lsdException w:unhideWhenUsed="0" w:uiPriority="0" w:semiHidden="0" w:name="Table Columns 3"/>
-    <w:lsdException w:unhideWhenUsed="0" w:uiPriority="0" w:semiHidden="0" w:name="Table Columns 4"/>
-    <w:lsdException w:unhideWhenUsed="0" w:uiPriority="0" w:semiHidden="0" w:name="Table Columns 5"/>
-    <w:lsdException w:unhideWhenUsed="0" w:uiPriority="0" w:semiHidden="0" w:name="Table Grid 1"/>
-    <w:lsdException w:unhideWhenUsed="0" w:uiPriority="0" w:semiHidden="0" w:name="Table Grid 2"/>
-    <w:lsdException w:unhideWhenUsed="0" w:uiPriority="0" w:semiHidden="0" w:name="Table Grid 3"/>
-    <w:lsdException w:unhideWhenUsed="0" w:uiPriority="0" w:semiHidden="0" w:name="Table Grid 4"/>
-    <w:lsdException w:unhideWhenUsed="0" w:uiPriority="0" w:semiHidden="0" w:name="Table Grid 5"/>
-    <w:lsdException w:unhideWhenUsed="0" w:uiPriority="0" w:semiHidden="0" w:name="Table Grid 6"/>
-    <w:lsdException w:unhideWhenUsed="0" w:uiPriority="0" w:semiHidden="0" w:name="Table Grid 7"/>
-    <w:lsdException w:unhideWhenUsed="0" w:uiPriority="0" w:semiHidden="0" w:name="Table Grid 8"/>
-    <w:lsdException w:unhideWhenUsed="0" w:uiPriority="0" w:semiHidden="0" w:name="Table List 1"/>
-    <w:lsdException w:unhideWhenUsed="0" w:uiPriority="0" w:semiHidden="0" w:name="Table List 2"/>
-    <w:lsdException w:unhideWhenUsed="0" w:uiPriority="0" w:semiHidden="0" w:name="Table List 3"/>
-    <w:lsdException w:unhideWhenUsed="0" w:uiPriority="0" w:semiHidden="0" w:name="Table List 4"/>
-    <w:lsdException w:unhideWhenUsed="0" w:uiPriority="0" w:semiHidden="0" w:name="Table List 5"/>
-    <w:lsdException w:unhideWhenUsed="0" w:uiPriority="0" w:semiHidden="0" w:name="Table List 6"/>
-    <w:lsdException w:unhideWhenUsed="0" w:uiPriority="0" w:semiHidden="0" w:name="Table List 7"/>
-    <w:lsdException w:unhideWhenUsed="0" w:uiPriority="0" w:semiHidden="0" w:name="Table List 8"/>
-    <w:lsdException w:unhideWhenUsed="0" w:uiPriority="0" w:semiHidden="0" w:name="Table 3D effects 1"/>
-    <w:lsdException w:unhideWhenUsed="0" w:uiPriority="0" w:semiHidden="0" w:name="Table 3D effects 2"/>
-    <w:lsdException w:unhideWhenUsed="0" w:uiPriority="0" w:semiHidden="0" w:name="Table 3D effects 3"/>
-    <w:lsdException w:unhideWhenUsed="0" w:uiPriority="0" w:semiHidden="0" w:name="Table Contemporary"/>
-    <w:lsdException w:unhideWhenUsed="0" w:uiPriority="0" w:semiHidden="0" w:name="Table Elegant"/>
-    <w:lsdException w:unhideWhenUsed="0" w:uiPriority="0" w:semiHidden="0" w:name="Table Professional"/>
-    <w:lsdException w:unhideWhenUsed="0" w:uiPriority="0" w:semiHidden="0" w:name="Table Subtle 1"/>
-    <w:lsdException w:unhideWhenUsed="0" w:uiPriority="0" w:semiHidden="0" w:name="Table Subtle 2"/>
-    <w:lsdException w:unhideWhenUsed="0" w:uiPriority="0" w:semiHidden="0" w:name="Table Web 1"/>
-    <w:lsdException w:unhideWhenUsed="0" w:uiPriority="0" w:semiHidden="0" w:name="Table Web 2"/>
-    <w:lsdException w:unhideWhenUsed="0" w:uiPriority="0" w:semiHidden="0" w:name="Table Web 3"/>
-    <w:lsdException w:unhideWhenUsed="0" w:uiPriority="0" w:semiHidden="0" w:name="Balloon Text"/>
-    <w:lsdException w:qFormat="1" w:unhideWhenUsed="0" w:uiPriority="0" w:semiHidden="0" w:name="Table Grid"/>
-    <w:lsdException w:unhideWhenUsed="0" w:uiPriority="0" w:semiHidden="0" w:name="Table Theme"/>
-    <w:lsdException w:unhideWhenUsed="0" w:uiPriority="60" w:semiHidden="0" w:name="Light Shading"/>
-    <w:lsdException w:unhideWhenUsed="0" w:uiPriority="61" w:semiHidden="0" w:name="Light List"/>
-    <w:lsdException w:unhideWhenUsed="0" w:uiPriority="62" w:semiHidden="0" w:name="Light Grid"/>
-    <w:lsdException w:unhideWhenUsed="0" w:uiPriority="63" w:semiHidden="0" w:name="Medium Shading 1"/>
-    <w:lsdException w:unhideWhenUsed="0" w:uiPriority="64" w:semiHidden="0" w:name="Medium Shading 2"/>
-    <w:lsdException w:unhideWhenUsed="0" w:uiPriority="65" w:semiHidden="0" w:name="Medium List 1"/>
-    <w:lsdException w:unhideWhenUsed="0" w:uiPriority="66" w:semiHidden="0" w:name="Medium List 2"/>
-    <w:lsdException w:unhideWhenUsed="0" w:uiPriority="67" w:semiHidden="0" w:name="Medium Grid 1"/>
-    <w:lsdException w:unhideWhenUsed="0" w:uiPriority="68" w:semiHidden="0" w:name="Medium Grid 2"/>
-    <w:lsdException w:unhideWhenUsed="0" w:uiPriority="69" w:semiHidden="0" w:name="Medium Grid 3"/>
-    <w:lsdException w:unhideWhenUsed="0" w:uiPriority="70" w:semiHidden="0" w:name="Dark List"/>
-    <w:lsdException w:unhideWhenUsed="0" w:uiPriority="71" w:semiHidden="0" w:name="Colorful Shading"/>
-    <w:lsdException w:unhideWhenUsed="0" w:uiPriority="72" w:semiHidden="0" w:name="Colorful List"/>
-    <w:lsdException w:unhideWhenUsed="0" w:uiPriority="73" w:semiHidden="0" w:name="Colorful Grid"/>
-    <w:lsdException w:unhideWhenUsed="0" w:uiPriority="60" w:semiHidden="0" w:name="Light Shading Accent 1"/>
-    <w:lsdException w:unhideWhenUsed="0" w:uiPriority="61" w:semiHidden="0" w:name="Light List Accent 1"/>
-    <w:lsdException w:unhideWhenUsed="0" w:uiPriority="62" w:semiHidden="0" w:name="Light Grid Accent 1"/>
-    <w:lsdException w:unhideWhenUsed="0" w:uiPriority="63" w:semiHidden="0" w:name="Medium Shading 1 Accent 1"/>
-    <w:lsdException w:unhideWhenUsed="0" w:uiPriority="64" w:semiHidden="0" w:name="Medium Shading 2 Accent 1"/>
-    <w:lsdException w:unhideWhenUsed="0" w:uiPriority="65" w:semiHidden="0" w:name="Medium List 1 Accent 1"/>
-    <w:lsdException w:unhideWhenUsed="0" w:uiPriority="66" w:semiHidden="0" w:name="Medium List 2 Accent 1"/>
-    <w:lsdException w:unhideWhenUsed="0" w:uiPriority="67" w:semiHidden="0" w:name="Medium Grid 1 Accent 1"/>
-    <w:lsdException w:unhideWhenUsed="0" w:uiPriority="68" w:semiHidden="0" w:name="Medium Grid 2 Accent 1"/>
-    <w:lsdException w:unhideWhenUsed="0" w:uiPriority="69" w:semiHidden="0" w:name="Medium Grid 3 Accent 1"/>
-    <w:lsdException w:unhideWhenUsed="0" w:uiPriority="70" w:semiHidden="0" w:name="Dark List Accent 1"/>
-    <w:lsdException w:unhideWhenUsed="0" w:uiPriority="71" w:semiHidden="0" w:name="Colorful Shading Accent 1"/>
-    <w:lsdException w:unhideWhenUsed="0" w:uiPriority="72" w:semiHidden="0" w:name="Colorful List Accent 1"/>
-    <w:lsdException w:unhideWhenUsed="0" w:uiPriority="73" w:semiHidden="0" w:name="Colorful Grid Accent 1"/>
-    <w:lsdException w:unhideWhenUsed="0" w:uiPriority="60" w:semiHidden="0" w:name="Light Shading Accent 2"/>
-    <w:lsdException w:unhideWhenUsed="0" w:uiPriority="61" w:semiHidden="0" w:name="Light List Accent 2"/>
-    <w:lsdException w:unhideWhenUsed="0" w:uiPriority="62" w:semiHidden="0" w:name="Light Grid Accent 2"/>
-    <w:lsdException w:unhideWhenUsed="0" w:uiPriority="63" w:semiHidden="0" w:name="Medium Shading 1 Accent 2"/>
-    <w:lsdException w:unhideWhenUsed="0" w:uiPriority="64" w:semiHidden="0" w:name="Medium Shading 2 Accent 2"/>
-    <w:lsdException w:unhideWhenUsed="0" w:uiPriority="65" w:semiHidden="0" w:name="Medium List 1 Accent 2"/>
-    <w:lsdException w:unhideWhenUsed="0" w:uiPriority="66" w:semiHidden="0" w:name="Medium List 2 Accent 2"/>
-    <w:lsdException w:unhideWhenUsed="0" w:uiPriority="67" w:semiHidden="0" w:name="Medium Grid 1 Accent 2"/>
-    <w:lsdException w:unhideWhenUsed="0" w:uiPriority="68" w:semiHidden="0" w:name="Medium Grid 2 Accent 2"/>
-    <w:lsdException w:unhideWhenUsed="0" w:uiPriority="69" w:semiHidden="0" w:name="Medium Grid 3 Accent 2"/>
-    <w:lsdException w:unhideWhenUsed="0" w:uiPriority="70" w:semiHidden="0" w:name="Dark List Accent 2"/>
-    <w:lsdException w:unhideWhenUsed="0" w:uiPriority="71" w:semiHidden="0" w:name="Colorful Shading Accent 2"/>
-    <w:lsdException w:unhideWhenUsed="0" w:uiPriority="72" w:semiHidden="0" w:name="Colorful List Accent 2"/>
-    <w:lsdException w:unhideWhenUsed="0" w:uiPriority="73" w:semiHidden="0" w:name="Colorful Grid Accent 2"/>
-    <w:lsdException w:unhideWhenUsed="0" w:uiPriority="60" w:semiHidden="0" w:name="Light Shading Accent 3"/>
-    <w:lsdException w:unhideWhenUsed="0" w:uiPriority="61" w:semiHidden="0" w:name="Light List Accent 3"/>
-    <w:lsdException w:unhideWhenUsed="0" w:uiPriority="62" w:semiHidden="0" w:name="Light Grid Accent 3"/>
-    <w:lsdException w:unhideWhenUsed="0" w:uiPriority="63" w:semiHidden="0" w:name="Medium Shading 1 Accent 3"/>
-    <w:lsdException w:unhideWhenUsed="0" w:uiPriority="64" w:semiHidden="0" w:name="Medium Shading 2 Accent 3"/>
-    <w:lsdException w:unhideWhenUsed="0" w:uiPriority="65" w:semiHidden="0" w:name="Medium List 1 Accent 3"/>
-    <w:lsdException w:unhideWhenUsed="0" w:uiPriority="66" w:semiHidden="0" w:name="Medium List 2 Accent 3"/>
-    <w:lsdException w:unhideWhenUsed="0" w:uiPriority="67" w:semiHidden="0" w:name="Medium Grid 1 Accent 3"/>
-    <w:lsdException w:unhideWhenUsed="0" w:uiPriority="68" w:semiHidden="0" w:name="Medium Grid 2 Accent 3"/>
-    <w:lsdException w:unhideWhenUsed="0" w:uiPriority="69" w:semiHidden="0" w:name="Medium Grid 3 Accent 3"/>
-    <w:lsdException w:unhideWhenUsed="0" w:uiPriority="70" w:semiHidden="0" w:name="Dark List Accent 3"/>
-    <w:lsdException w:unhideWhenUsed="0" w:uiPriority="71" w:semiHidden="0" w:name="Colorful Shading Accent 3"/>
-    <w:lsdException w:unhideWhenUsed="0" w:uiPriority="72" w:semiHidden="0" w:name="Colorful List Accent 3"/>
-    <w:lsdException w:unhideWhenUsed="0" w:uiPriority="73" w:semiHidden="0" w:name="Colorful Grid Accent 3"/>
-    <w:lsdException w:unhideWhenUsed="0" w:uiPriority="60" w:semiHidden="0" w:name="Light Shading Accent 4"/>
-    <w:lsdException w:unhideWhenUsed="0" w:uiPriority="61" w:semiHidden="0" w:name="Light List Accent 4"/>
-    <w:lsdException w:unhideWhenUsed="0" w:uiPriority="62" w:semiHidden="0" w:name="Light Grid Accent 4"/>
-    <w:lsdException w:unhideWhenUsed="0" w:uiPriority="63" w:semiHidden="0" w:name="Medium Shading 1 Accent 4"/>
-    <w:lsdException w:unhideWhenUsed="0" w:uiPriority="64" w:semiHidden="0" w:name="Medium Shading 2 Accent 4"/>
-    <w:lsdException w:unhideWhenUsed="0" w:uiPriority="65" w:semiHidden="0" w:name="Medium List 1 Accent 4"/>
-    <w:lsdException w:unhideWhenUsed="0" w:uiPriority="66" w:semiHidden="0" w:name="Medium List 2 Accent 4"/>
-    <w:lsdException w:unhideWhenUsed="0" w:uiPriority="67" w:semiHidden="0" w:name="Medium Grid 1 Accent 4"/>
-    <w:lsdException w:unhideWhenUsed="0" w:uiPriority="68" w:semiHidden="0" w:name="Medium Grid 2 Accent 4"/>
-    <w:lsdException w:unhideWhenUsed="0" w:uiPriority="69" w:semiHidden="0" w:name="Medium Grid 3 Accent 4"/>
-    <w:lsdException w:unhideWhenUsed="0" w:uiPriority="70" w:semiHidden="0" w:name="Dark List Accent 4"/>
-    <w:lsdException w:unhideWhenUsed="0" w:uiPriority="71" w:semiHidden="0" w:name="Colorful Shading Accent 4"/>
-    <w:lsdException w:unhideWhenUsed="0" w:uiPriority="72" w:semiHidden="0" w:name="Colorful List Accent 4"/>
-    <w:lsdException w:unhideWhenUsed="0" w:uiPriority="73" w:semiHidden="0" w:name="Colorful Grid Accent 4"/>
-    <w:lsdException w:unhideWhenUsed="0" w:uiPriority="60" w:semiHidden="0" w:name="Light Shading Accent 5"/>
-    <w:lsdException w:unhideWhenUsed="0" w:uiPriority="61" w:semiHidden="0" w:name="Light List Accent 5"/>
-    <w:lsdException w:unhideWhenUsed="0" w:uiPriority="62" w:semiHidden="0" w:name="Light Grid Accent 5"/>
-    <w:lsdException w:unhideWhenUsed="0" w:uiPriority="63" w:semiHidden="0" w:name="Medium Shading 1 Accent 5"/>
-    <w:lsdException w:unhideWhenUsed="0" w:uiPriority="64" w:semiHidden="0" w:name="Medium Shading 2 Accent 5"/>
-    <w:lsdException w:unhideWhenUsed="0" w:uiPriority="65" w:semiHidden="0" w:name="Medium List 1 Accent 5"/>
-    <w:lsdException w:unhideWhenUsed="0" w:uiPriority="66" w:semiHidden="0" w:name="Medium List 2 Accent 5"/>
-    <w:lsdException w:unhideWhenUsed="0" w:uiPriority="67" w:semiHidden="0" w:name="Medium Grid 1 Accent 5"/>
-    <w:lsdException w:unhideWhenUsed="0" w:uiPriority="68" w:semiHidden="0" w:name="Medium Grid 2 Accent 5"/>
-    <w:lsdException w:unhideWhenUsed="0" w:uiPriority="69" w:semiHidden="0" w:name="Medium Grid 3 Accent 5"/>
-    <w:lsdException w:unhideWhenUsed="0" w:uiPriority="70" w:semiHidden="0" w:name="Dark List Accent 5"/>
-    <w:lsdException w:unhideWhenUsed="0" w:uiPriority="71" w:semiHidden="0" w:name="Colorful Shading Accent 5"/>
-    <w:lsdException w:unhideWhenUsed="0" w:uiPriority="72" w:semiHidden="0" w:name="Colorful List Accent 5"/>
-    <w:lsdException w:unhideWhenUsed="0" w:uiPriority="73" w:semiHidden="0" w:name="Colorful Grid Accent 5"/>
-    <w:lsdException w:unhideWhenUsed="0" w:uiPriority="60" w:semiHidden="0" w:name="Light Shading Accent 6"/>
-    <w:lsdException w:unhideWhenUsed="0" w:uiPriority="61" w:semiHidden="0" w:name="Light List Accent 6"/>
-    <w:lsdException w:unhideWhenUsed="0" w:uiPriority="62" w:semiHidden="0" w:name="Light Grid Accent 6"/>
-    <w:lsdException w:unhideWhenUsed="0" w:uiPriority="63" w:semiHidden="0" w:name="Medium Shading 1 Accent 6"/>
-    <w:lsdException w:unhideWhenUsed="0" w:uiPriority="64" w:semiHidden="0" w:name="Medium Shading 2 Accent 6"/>
-    <w:lsdException w:unhideWhenUsed="0" w:uiPriority="65" w:semiHidden="0" w:name="Medium List 1 Accent 6"/>
-    <w:lsdException w:unhideWhenUsed="0" w:uiPriority="66" w:semiHidden="0" w:name="Medium List 2 Accent 6"/>
-    <w:lsdException w:unhideWhenUsed="0" w:uiPriority="67" w:semiHidden="0" w:name="Medium Grid 1 Accent 6"/>
-    <w:lsdException w:unhideWhenUsed="0" w:uiPriority="68" w:semiHidden="0" w:name="Medium Grid 2 Accent 6"/>
-    <w:lsdException w:unhideWhenUsed="0" w:uiPriority="69" w:semiHidden="0" w:name="Medium Grid 3 Accent 6"/>
-    <w:lsdException w:unhideWhenUsed="0" w:uiPriority="70" w:semiHidden="0" w:name="Dark List Accent 6"/>
-    <w:lsdException w:unhideWhenUsed="0" w:uiPriority="71" w:semiHidden="0" w:name="Colorful Shading Accent 6"/>
-    <w:lsdException w:unhideWhenUsed="0" w:uiPriority="72" w:semiHidden="0" w:name="Colorful List Accent 6"/>
-    <w:lsdException w:unhideWhenUsed="0" w:uiPriority="73" w:semiHidden="0" w:name="Colorful Grid Accent 6"/>
+  <w:latentStyles w:defLockedState="0" w:defUIPriority="99" w:defSemiHidden="1" w:defUnhideWhenUsed="1" w:defQFormat="0" w:count="260">
+    <w:lsdException w:name="Normal" w:semiHidden="0" w:uiPriority="0" w:unhideWhenUsed="0" w:qFormat="1"/>
+    <w:lsdException w:name="heading 1" w:semiHidden="0" w:uiPriority="0" w:unhideWhenUsed="0" w:qFormat="1"/>
+    <w:lsdException w:name="heading 2" w:semiHidden="0" w:uiPriority="0" w:qFormat="1"/>
+    <w:lsdException w:name="heading 3" w:uiPriority="0" w:qFormat="1"/>
+    <w:lsdException w:name="heading 4" w:semiHidden="0" w:uiPriority="0" w:qFormat="1"/>
+    <w:lsdException w:name="heading 5" w:uiPriority="0" w:qFormat="1"/>
+    <w:lsdException w:name="heading 6" w:uiPriority="0" w:qFormat="1"/>
+    <w:lsdException w:name="heading 7" w:uiPriority="0" w:qFormat="1"/>
+    <w:lsdException w:name="heading 8" w:uiPriority="0" w:qFormat="1"/>
+    <w:lsdException w:name="heading 9" w:uiPriority="0" w:qFormat="1"/>
+    <w:lsdException w:name="index 1" w:semiHidden="0" w:uiPriority="0" w:unhideWhenUsed="0"/>
+    <w:lsdException w:name="index 2" w:semiHidden="0" w:uiPriority="0" w:unhideWhenUsed="0"/>
+    <w:lsdException w:name="index 3" w:semiHidden="0" w:uiPriority="0" w:unhideWhenUsed="0"/>
+    <w:lsdException w:name="index 4" w:semiHidden="0" w:uiPriority="0" w:unhideWhenUsed="0"/>
+    <w:lsdException w:name="index 5" w:semiHidden="0" w:uiPriority="0" w:unhideWhenUsed="0"/>
+    <w:lsdException w:name="index 6" w:semiHidden="0" w:uiPriority="0" w:unhideWhenUsed="0"/>
+    <w:lsdException w:name="index 7" w:semiHidden="0" w:uiPriority="0" w:unhideWhenUsed="0"/>
+    <w:lsdException w:name="index 8" w:semiHidden="0" w:uiPriority="0" w:unhideWhenUsed="0"/>
+    <w:lsdException w:name="index 9" w:semiHidden="0" w:uiPriority="0" w:unhideWhenUsed="0"/>
+    <w:lsdException w:name="toc 1" w:semiHidden="0" w:uiPriority="0" w:unhideWhenUsed="0" w:qFormat="1"/>
+    <w:lsdException w:name="toc 2" w:semiHidden="0" w:uiPriority="0" w:unhideWhenUsed="0" w:qFormat="1"/>
+    <w:lsdException w:name="toc 3" w:semiHidden="0" w:uiPriority="0" w:unhideWhenUsed="0" w:qFormat="1"/>
+    <w:lsdException w:name="toc 4" w:semiHidden="0" w:uiPriority="0" w:unhideWhenUsed="0"/>
+    <w:lsdException w:name="toc 5" w:semiHidden="0" w:uiPriority="0" w:unhideWhenUsed="0"/>
+    <w:lsdException w:name="toc 6" w:semiHidden="0" w:uiPriority="0" w:unhideWhenUsed="0"/>
+    <w:lsdException w:name="toc 7" w:semiHidden="0" w:uiPriority="0" w:unhideWhenUsed="0"/>
+    <w:lsdException w:name="toc 8" w:semiHidden="0" w:uiPriority="0" w:unhideWhenUsed="0"/>
+    <w:lsdException w:name="toc 9" w:semiHidden="0" w:uiPriority="0" w:unhideWhenUsed="0"/>
+    <w:lsdException w:name="Normal Indent" w:semiHidden="0" w:uiPriority="0" w:unhideWhenUsed="0"/>
+    <w:lsdException w:name="footnote text" w:semiHidden="0" w:uiPriority="0" w:unhideWhenUsed="0"/>
+    <w:lsdException w:name="annotation text" w:semiHidden="0" w:uiPriority="0" w:unhideWhenUsed="0" w:qFormat="1"/>
+    <w:lsdException w:name="header" w:semiHidden="0" w:uiPriority="0" w:unhideWhenUsed="0" w:qFormat="1"/>
+    <w:lsdException w:name="footer" w:semiHidden="0" w:uiPriority="0" w:unhideWhenUsed="0" w:qFormat="1"/>
+    <w:lsdException w:name="index heading" w:semiHidden="0" w:uiPriority="0" w:unhideWhenUsed="0"/>
+    <w:lsdException w:name="caption" w:uiPriority="0" w:qFormat="1"/>
+    <w:lsdException w:name="table of figures" w:semiHidden="0" w:uiPriority="0" w:unhideWhenUsed="0"/>
+    <w:lsdException w:name="envelope address" w:semiHidden="0" w:uiPriority="0" w:unhideWhenUsed="0"/>
+    <w:lsdException w:name="envelope return" w:semiHidden="0" w:uiPriority="0" w:unhideWhenUsed="0"/>
+    <w:lsdException w:name="footnote reference" w:semiHidden="0" w:uiPriority="0" w:unhideWhenUsed="0"/>
+    <w:lsdException w:name="annotation reference" w:semiHidden="0" w:uiPriority="0" w:unhideWhenUsed="0"/>
+    <w:lsdException w:name="line number" w:semiHidden="0" w:uiPriority="0" w:unhideWhenUsed="0"/>
+    <w:lsdException w:name="page number" w:semiHidden="0" w:uiPriority="0" w:unhideWhenUsed="0"/>
+    <w:lsdException w:name="endnote reference" w:semiHidden="0" w:uiPriority="0" w:unhideWhenUsed="0"/>
+    <w:lsdException w:name="endnote text" w:semiHidden="0" w:uiPriority="0" w:unhideWhenUsed="0"/>
+    <w:lsdException w:name="table of authorities" w:semiHidden="0" w:uiPriority="0" w:unhideWhenUsed="0"/>
+    <w:lsdException w:name="macro" w:semiHidden="0" w:uiPriority="0" w:unhideWhenUsed="0"/>
+    <w:lsdException w:name="toa heading" w:semiHidden="0" w:uiPriority="0" w:unhideWhenUsed="0"/>
+    <w:lsdException w:name="List" w:semiHidden="0" w:uiPriority="0" w:unhideWhenUsed="0"/>
+    <w:lsdException w:name="List Bullet" w:semiHidden="0" w:uiPriority="0" w:unhideWhenUsed="0"/>
+    <w:lsdException w:name="List Number" w:semiHidden="0" w:uiPriority="0" w:unhideWhenUsed="0"/>
+    <w:lsdException w:name="List 2" w:semiHidden="0" w:uiPriority="0" w:unhideWhenUsed="0"/>
+    <w:lsdException w:name="List 3" w:semiHidden="0" w:uiPriority="0" w:unhideWhenUsed="0"/>
+    <w:lsdException w:name="List 4" w:semiHidden="0" w:uiPriority="0" w:unhideWhenUsed="0"/>
+    <w:lsdException w:name="List 5" w:semiHidden="0" w:uiPriority="0" w:unhideWhenUsed="0"/>
+    <w:lsdException w:name="List Bullet 2" w:semiHidden="0" w:uiPriority="0" w:unhideWhenUsed="0"/>
+    <w:lsdException w:name="List Bullet 3" w:semiHidden="0" w:uiPriority="0" w:unhideWhenUsed="0"/>
+    <w:lsdException w:name="List Bullet 4" w:semiHidden="0" w:uiPriority="0" w:unhideWhenUsed="0"/>
+    <w:lsdException w:name="List Bullet 5" w:semiHidden="0" w:uiPriority="0" w:unhideWhenUsed="0"/>
+    <w:lsdException w:name="List Number 2" w:semiHidden="0" w:uiPriority="0" w:unhideWhenUsed="0"/>
+    <w:lsdException w:name="List Number 3" w:semiHidden="0" w:uiPriority="0" w:unhideWhenUsed="0"/>
+    <w:lsdException w:name="List Number 4" w:semiHidden="0" w:uiPriority="0" w:unhideWhenUsed="0"/>
+    <w:lsdException w:name="List Number 5" w:semiHidden="0" w:uiPriority="0" w:unhideWhenUsed="0"/>
+    <w:lsdException w:name="Title" w:semiHidden="0" w:uiPriority="0" w:unhideWhenUsed="0" w:qFormat="1"/>
+    <w:lsdException w:name="Closing" w:semiHidden="0" w:uiPriority="0" w:unhideWhenUsed="0"/>
+    <w:lsdException w:name="Signature" w:semiHidden="0" w:uiPriority="0" w:unhideWhenUsed="0"/>
+    <w:lsdException w:name="Default Paragraph Font" w:uiPriority="0" w:unhideWhenUsed="0" w:qFormat="1"/>
+    <w:lsdException w:name="Body Text" w:uiPriority="0" w:unhideWhenUsed="0" w:qFormat="1"/>
+    <w:lsdException w:name="Body Text Indent" w:semiHidden="0" w:uiPriority="0" w:unhideWhenUsed="0"/>
+    <w:lsdException w:name="List Continue" w:semiHidden="0" w:uiPriority="0" w:unhideWhenUsed="0"/>
+    <w:lsdException w:name="List Continue 2" w:semiHidden="0" w:uiPriority="0" w:unhideWhenUsed="0"/>
+    <w:lsdException w:name="List Continue 3" w:semiHidden="0" w:uiPriority="0" w:unhideWhenUsed="0"/>
+    <w:lsdException w:name="List Continue 4" w:semiHidden="0" w:uiPriority="0" w:unhideWhenUsed="0"/>
+    <w:lsdException w:name="List Continue 5" w:semiHidden="0" w:uiPriority="0" w:unhideWhenUsed="0"/>
+    <w:lsdException w:name="Message Header" w:semiHidden="0" w:uiPriority="0" w:unhideWhenUsed="0"/>
+    <w:lsdException w:name="Subtitle" w:semiHidden="0" w:uiPriority="0" w:unhideWhenUsed="0" w:qFormat="1"/>
+    <w:lsdException w:name="Salutation" w:semiHidden="0" w:uiPriority="0" w:unhideWhenUsed="0"/>
+    <w:lsdException w:name="Date" w:semiHidden="0" w:uiPriority="0" w:unhideWhenUsed="0"/>
+    <w:lsdException w:name="Body Text First Indent" w:semiHidden="0" w:uiPriority="0" w:unhideWhenUsed="0"/>
+    <w:lsdException w:name="Body Text First Indent 2" w:semiHidden="0" w:uiPriority="0" w:unhideWhenUsed="0"/>
+    <w:lsdException w:name="Body Text 2" w:semiHidden="0" w:uiPriority="0" w:unhideWhenUsed="0"/>
+    <w:lsdException w:name="Body Text 3" w:semiHidden="0" w:uiPriority="0" w:unhideWhenUsed="0"/>
+    <w:lsdException w:name="Body Text Indent 2" w:semiHidden="0" w:uiPriority="0" w:unhideWhenUsed="0"/>
+    <w:lsdException w:name="Body Text Indent 3" w:semiHidden="0" w:uiPriority="0" w:unhideWhenUsed="0"/>
+    <w:lsdException w:name="Block Text" w:semiHidden="0" w:uiPriority="0" w:unhideWhenUsed="0"/>
+    <w:lsdException w:name="Hyperlink" w:semiHidden="0" w:uiPriority="0" w:unhideWhenUsed="0"/>
+    <w:lsdException w:name="FollowedHyperlink" w:semiHidden="0" w:uiPriority="0" w:unhideWhenUsed="0"/>
+    <w:lsdException w:name="Strong" w:semiHidden="0" w:uiPriority="0" w:unhideWhenUsed="0" w:qFormat="1"/>
+    <w:lsdException w:name="Emphasis" w:semiHidden="0" w:uiPriority="0" w:unhideWhenUsed="0" w:qFormat="1"/>
+    <w:lsdException w:name="Document Map" w:semiHidden="0" w:uiPriority="0" w:unhideWhenUsed="0"/>
+    <w:lsdException w:name="Plain Text" w:semiHidden="0" w:uiPriority="0" w:unhideWhenUsed="0"/>
+    <w:lsdException w:name="E-mail Signature" w:semiHidden="0" w:uiPriority="0" w:unhideWhenUsed="0"/>
+    <w:lsdException w:name="Normal (Web)" w:semiHidden="0" w:uiPriority="0" w:unhideWhenUsed="0" w:qFormat="1"/>
+    <w:lsdException w:name="HTML Acronym" w:semiHidden="0" w:uiPriority="0" w:unhideWhenUsed="0"/>
+    <w:lsdException w:name="HTML Address" w:semiHidden="0" w:uiPriority="0" w:unhideWhenUsed="0"/>
+    <w:lsdException w:name="HTML Cite" w:semiHidden="0" w:uiPriority="0" w:unhideWhenUsed="0"/>
+    <w:lsdException w:name="HTML Code" w:semiHidden="0" w:uiPriority="0" w:unhideWhenUsed="0"/>
+    <w:lsdException w:name="HTML Definition" w:semiHidden="0" w:uiPriority="0" w:unhideWhenUsed="0"/>
+    <w:lsdException w:name="HTML Keyboard" w:semiHidden="0" w:uiPriority="0" w:unhideWhenUsed="0"/>
+    <w:lsdException w:name="HTML Preformatted" w:semiHidden="0" w:uiPriority="0" w:unhideWhenUsed="0"/>
+    <w:lsdException w:name="HTML Sample" w:semiHidden="0" w:uiPriority="0" w:unhideWhenUsed="0"/>
+    <w:lsdException w:name="HTML Typewriter" w:semiHidden="0" w:uiPriority="0" w:unhideWhenUsed="0"/>
+    <w:lsdException w:name="HTML Variable" w:semiHidden="0" w:uiPriority="0" w:unhideWhenUsed="0"/>
+    <w:lsdException w:name="Normal Table" w:uiPriority="0" w:unhideWhenUsed="0" w:qFormat="1"/>
+    <w:lsdException w:name="annotation subject" w:semiHidden="0" w:uiPriority="0" w:unhideWhenUsed="0"/>
+    <w:lsdException w:name="Table Simple 1" w:semiHidden="0" w:uiPriority="0" w:unhideWhenUsed="0"/>
+    <w:lsdException w:name="Table Simple 2" w:semiHidden="0" w:uiPriority="0" w:unhideWhenUsed="0"/>
+    <w:lsdException w:name="Table Simple 3" w:semiHidden="0" w:uiPriority="0" w:unhideWhenUsed="0"/>
+    <w:lsdException w:name="Table Classic 1" w:semiHidden="0" w:uiPriority="0" w:unhideWhenUsed="0"/>
+    <w:lsdException w:name="Table Classic 2" w:semiHidden="0" w:uiPriority="0" w:unhideWhenUsed="0"/>
+    <w:lsdException w:name="Table Classic 3" w:semiHidden="0" w:uiPriority="0" w:unhideWhenUsed="0"/>
+    <w:lsdException w:name="Table Classic 4" w:semiHidden="0" w:uiPriority="0" w:unhideWhenUsed="0"/>
+    <w:lsdException w:name="Table Colorful 1" w:semiHidden="0" w:uiPriority="0" w:unhideWhenUsed="0"/>
+    <w:lsdException w:name="Table Colorful 2" w:semiHidden="0" w:uiPriority="0" w:unhideWhenUsed="0"/>
+    <w:lsdException w:name="Table Colorful 3" w:semiHidden="0" w:uiPriority="0" w:unhideWhenUsed="0"/>
+    <w:lsdException w:name="Table Columns 1" w:semiHidden="0" w:uiPriority="0" w:unhideWhenUsed="0"/>
+    <w:lsdException w:name="Table Columns 2" w:semiHidden="0" w:uiPriority="0" w:unhideWhenUsed="0"/>
+    <w:lsdException w:name="Table Columns 3" w:semiHidden="0" w:uiPriority="0" w:unhideWhenUsed="0"/>
+    <w:lsdException w:name="Table Columns 4" w:semiHidden="0" w:uiPriority="0" w:unhideWhenUsed="0"/>
+    <w:lsdException w:name="Table Columns 5" w:semiHidden="0" w:uiPriority="0" w:unhideWhenUsed="0"/>
+    <w:lsdException w:name="Table Grid 1" w:semiHidden="0" w:uiPriority="0" w:unhideWhenUsed="0"/>
+    <w:lsdException w:name="Table Grid 2" w:semiHidden="0" w:uiPriority="0" w:unhideWhenUsed="0"/>
+    <w:lsdException w:name="Table Grid 3" w:semiHidden="0" w:uiPriority="0" w:unhideWhenUsed="0"/>
+    <w:lsdException w:name="Table Grid 4" w:semiHidden="0" w:uiPriority="0" w:unhideWhenUsed="0"/>
+    <w:lsdException w:name="Table Grid 5" w:semiHidden="0" w:uiPriority="0" w:unhideWhenUsed="0"/>
+    <w:lsdException w:name="Table Grid 6" w:semiHidden="0" w:uiPriority="0" w:unhideWhenUsed="0"/>
+    <w:lsdException w:name="Table Grid 7" w:semiHidden="0" w:uiPriority="0" w:unhideWhenUsed="0"/>
+    <w:lsdException w:name="Table Grid 8" w:semiHidden="0" w:uiPriority="0" w:unhideWhenUsed="0"/>
+    <w:lsdException w:name="Table List 1" w:semiHidden="0" w:uiPriority="0" w:unhideWhenUsed="0"/>
+    <w:lsdException w:name="Table List 2" w:semiHidden="0" w:uiPriority="0" w:unhideWhenUsed="0"/>
+    <w:lsdException w:name="Table List 3" w:semiHidden="0" w:uiPriority="0" w:unhideWhenUsed="0"/>
+    <w:lsdException w:name="Table List 4" w:semiHidden="0" w:uiPriority="0" w:unhideWhenUsed="0"/>
+    <w:lsdException w:name="Table List 5" w:semiHidden="0" w:uiPriority="0" w:unhideWhenUsed="0"/>
+    <w:lsdException w:name="Table List 6" w:semiHidden="0" w:uiPriority="0" w:unhideWhenUsed="0"/>
+    <w:lsdException w:name="Table List 7" w:semiHidden="0" w:uiPriority="0" w:unhideWhenUsed="0"/>
+    <w:lsdException w:name="Table List 8" w:semiHidden="0" w:uiPriority="0" w:unhideWhenUsed="0"/>
+    <w:lsdException w:name="Table 3D effects 1" w:semiHidden="0" w:uiPriority="0" w:unhideWhenUsed="0"/>
+    <w:lsdException w:name="Table 3D effects 2" w:semiHidden="0" w:uiPriority="0" w:unhideWhenUsed="0"/>
+    <w:lsdException w:name="Table 3D effects 3" w:semiHidden="0" w:uiPriority="0" w:unhideWhenUsed="0"/>
+    <w:lsdException w:name="Table Contemporary" w:semiHidden="0" w:uiPriority="0" w:unhideWhenUsed="0"/>
+    <w:lsdException w:name="Table Elegant" w:semiHidden="0" w:uiPriority="0" w:unhideWhenUsed="0"/>
+    <w:lsdException w:name="Table Professional" w:semiHidden="0" w:uiPriority="0" w:unhideWhenUsed="0"/>
+    <w:lsdException w:name="Table Subtle 1" w:semiHidden="0" w:uiPriority="0" w:unhideWhenUsed="0"/>
+    <w:lsdException w:name="Table Subtle 2" w:semiHidden="0" w:uiPriority="0" w:unhideWhenUsed="0"/>
+    <w:lsdException w:name="Table Web 1" w:semiHidden="0" w:uiPriority="0" w:unhideWhenUsed="0"/>
+    <w:lsdException w:name="Table Web 2" w:semiHidden="0" w:uiPriority="0" w:unhideWhenUsed="0"/>
+    <w:lsdException w:name="Table Web 3" w:semiHidden="0" w:uiPriority="0" w:unhideWhenUsed="0"/>
+    <w:lsdException w:name="Balloon Text" w:semiHidden="0" w:uiPriority="0" w:unhideWhenUsed="0"/>
+    <w:lsdException w:name="Table Grid" w:semiHidden="0" w:uiPriority="0" w:unhideWhenUsed="0" w:qFormat="1"/>
+    <w:lsdException w:name="Table Theme" w:semiHidden="0" w:uiPriority="0" w:unhideWhenUsed="0"/>
+    <w:lsdException w:name="Light Shading" w:semiHidden="0" w:uiPriority="60" w:unhideWhenUsed="0"/>
+    <w:lsdException w:name="Light List" w:semiHidden="0" w:uiPriority="61" w:unhideWhenUsed="0"/>
+    <w:lsdException w:name="Light Grid" w:semiHidden="0" w:uiPriority="62" w:unhideWhenUsed="0"/>
+    <w:lsdException w:name="Medium Shading 1" w:semiHidden="0" w:uiPriority="63" w:unhideWhenUsed="0"/>
+    <w:lsdException w:name="Medium Shading 2" w:semiHidden="0" w:uiPriority="64" w:unhideWhenUsed="0"/>
+    <w:lsdException w:name="Medium List 1" w:semiHidden="0" w:uiPriority="65" w:unhideWhenUsed="0"/>
+    <w:lsdException w:name="Medium List 2" w:semiHidden="0" w:uiPriority="66" w:unhideWhenUsed="0"/>
+    <w:lsdException w:name="Medium Grid 1" w:semiHidden="0" w:uiPriority="67" w:unhideWhenUsed="0"/>
+    <w:lsdException w:name="Medium Grid 2" w:semiHidden="0" w:uiPriority="68" w:unhideWhenUsed="0"/>
+    <w:lsdException w:name="Medium Grid 3" w:semiHidden="0" w:uiPriority="69" w:unhideWhenUsed="0"/>
+    <w:lsdException w:name="Dark List" w:semiHidden="0" w:uiPriority="70" w:unhideWhenUsed="0"/>
+    <w:lsdException w:name="Colorful Shading" w:semiHidden="0" w:uiPriority="71" w:unhideWhenUsed="0"/>
+    <w:lsdException w:name="Colorful List" w:semiHidden="0" w:uiPriority="72" w:unhideWhenUsed="0"/>
+    <w:lsdException w:name="Colorful Grid" w:semiHidden="0" w:uiPriority="73" w:unhideWhenUsed="0"/>
+    <w:lsdException w:name="Light Shading Accent 1" w:semiHidden="0" w:uiPriority="60" w:unhideWhenUsed="0"/>
+    <w:lsdException w:name="Light List Accent 1" w:semiHidden="0" w:uiPriority="61" w:unhideWhenUsed="0"/>
+    <w:lsdException w:name="Light Grid Accent 1" w:semiHidden="0" w:uiPriority="62" w:unhideWhenUsed="0"/>
+    <w:lsdException w:name="Medium Shading 1 Accent 1" w:semiHidden="0" w:uiPriority="63" w:unhideWhenUsed="0"/>
+    <w:lsdException w:name="Medium Shading 2 Accent 1" w:semiHidden="0" w:uiPriority="64" w:unhideWhenUsed="0"/>
+    <w:lsdException w:name="Medium List 1 Accent 1" w:semiHidden="0" w:uiPriority="65" w:unhideWhenUsed="0"/>
+    <w:lsdException w:name="Medium List 2 Accent 1" w:semiHidden="0" w:uiPriority="66" w:unhideWhenUsed="0"/>
+    <w:lsdException w:name="Medium Grid 1 Accent 1" w:semiHidden="0" w:uiPriority="67" w:unhideWhenUsed="0"/>
+    <w:lsdException w:name="Medium Grid 2 Accent 1" w:semiHidden="0" w:uiPriority="68" w:unhideWhenUsed="0"/>
+    <w:lsdException w:name="Medium Grid 3 Accent 1" w:semiHidden="0" w:uiPriority="69" w:unhideWhenUsed="0"/>
+    <w:lsdException w:name="Dark List Accent 1" w:semiHidden="0" w:uiPriority="70" w:unhideWhenUsed="0"/>
+    <w:lsdException w:name="Colorful Shading Accent 1" w:semiHidden="0" w:uiPriority="71" w:unhideWhenUsed="0"/>
+    <w:lsdException w:name="Colorful List Accent 1" w:semiHidden="0" w:uiPriority="72" w:unhideWhenUsed="0"/>
+    <w:lsdException w:name="Colorful Grid Accent 1" w:semiHidden="0" w:uiPriority="73" w:unhideWhenUsed="0"/>
+    <w:lsdException w:name="Light Shading Accent 2" w:semiHidden="0" w:uiPriority="60" w:unhideWhenUsed="0"/>
+    <w:lsdException w:name="Light List Accent 2" w:semiHidden="0" w:uiPriority="61" w:unhideWhenUsed="0"/>
+    <w:lsdException w:name="Light Grid Accent 2" w:semiHidden="0" w:uiPriority="62" w:unhideWhenUsed="0"/>
+    <w:lsdException w:name="Medium Shading 1 Accent 2" w:semiHidden="0" w:uiPriority="63" w:unhideWhenUsed="0"/>
+    <w:lsdException w:name="Medium Shading 2 Accent 2" w:semiHidden="0" w:uiPriority="64" w:unhideWhenUsed="0"/>
+    <w:lsdException w:name="Medium List 1 Accent 2" w:semiHidden="0" w:uiPriority="65" w:unhideWhenUsed="0"/>
+    <w:lsdException w:name="Medium List 2 Accent 2" w:semiHidden="0" w:uiPriority="66" w:unhideWhenUsed="0"/>
+    <w:lsdException w:name="Medium Grid 1 Accent 2" w:semiHidden="0" w:uiPriority="67" w:unhideWhenUsed="0"/>
+    <w:lsdException w:name="Medium Grid 2 Accent 2" w:semiHidden="0" w:uiPriority="68" w:unhideWhenUsed="0"/>
+    <w:lsdException w:name="Medium Grid 3 Accent 2" w:semiHidden="0" w:uiPriority="69" w:unhideWhenUsed="0"/>
+    <w:lsdException w:name="Dark List Accent 2" w:semiHidden="0" w:uiPriority="70" w:unhideWhenUsed="0"/>
+    <w:lsdException w:name="Colorful Shading Accent 2" w:semiHidden="0" w:uiPriority="71" w:unhideWhenUsed="0"/>
+    <w:lsdException w:name="Colorful List Accent 2" w:semiHidden="0" w:uiPriority="72" w:unhideWhenUsed="0"/>
+    <w:lsdException w:name="Colorful Grid Accent 2" w:semiHidden="0" w:uiPriority="73" w:unhideWhenUsed="0"/>
+    <w:lsdException w:name="Light Shading Accent 3" w:semiHidden="0" w:uiPriority="60" w:unhideWhenUsed="0"/>
+    <w:lsdException w:name="Light List Accent 3" w:semiHidden="0" w:uiPriority="61" w:unhideWhenUsed="0"/>
+    <w:lsdException w:name="Light Grid Accent 3" w:semiHidden="0" w:uiPriority="62" w:unhideWhenUsed="0"/>
+    <w:lsdException w:name="Medium Shading 1 Accent 3" w:semiHidden="0" w:uiPriority="63" w:unhideWhenUsed="0"/>
+    <w:lsdException w:name="Medium Shading 2 Accent 3" w:semiHidden="0" w:uiPriority="64" w:unhideWhenUsed="0"/>
+    <w:lsdException w:name="Medium List 1 Accent 3" w:semiHidden="0" w:uiPriority="65" w:unhideWhenUsed="0"/>
+    <w:lsdException w:name="Medium List 2 Accent 3" w:semiHidden="0" w:uiPriority="66" w:unhideWhenUsed="0"/>
+    <w:lsdException w:name="Medium Grid 1 Accent 3" w:semiHidden="0" w:uiPriority="67" w:unhideWhenUsed="0"/>
+    <w:lsdException w:name="Medium Grid 2 Accent 3" w:semiHidden="0" w:uiPriority="68" w:unhideWhenUsed="0"/>
+    <w:lsdException w:name="Medium Grid 3 Accent 3" w:semiHidden="0" w:uiPriority="69" w:unhideWhenUsed="0"/>
+    <w:lsdException w:name="Dark List Accent 3" w:semiHidden="0" w:uiPriority="70" w:unhideWhenUsed="0"/>
+    <w:lsdException w:name="Colorful Shading Accent 3" w:semiHidden="0" w:uiPriority="71" w:unhideWhenUsed="0"/>
+    <w:lsdException w:name="Colorful List Accent 3" w:semiHidden="0" w:uiPriority="72" w:unhideWhenUsed="0"/>
+    <w:lsdException w:name="Colorful Grid Accent 3" w:semiHidden="0" w:uiPriority="73" w:unhideWhenUsed="0"/>
+    <w:lsdException w:name="Light Shading Accent 4" w:semiHidden="0" w:uiPriority="60" w:unhideWhenUsed="0"/>
+    <w:lsdException w:name="Light List Accent 4" w:semiHidden="0" w:uiPriority="61" w:unhideWhenUsed="0"/>
+    <w:lsdException w:name="Light Grid Accent 4" w:semiHidden="0" w:uiPriority="62" w:unhideWhenUsed="0"/>
+    <w:lsdException w:name="Medium Shading 1 Accent 4" w:semiHidden="0" w:uiPriority="63" w:unhideWhenUsed="0"/>
+    <w:lsdException w:name="Medium Shading 2 Accent 4" w:semiHidden="0" w:uiPriority="64" w:unhideWhenUsed="0"/>
+    <w:lsdException w:name="Medium List 1 Accent 4" w:semiHidden="0" w:uiPriority="65" w:unhideWhenUsed="0"/>
+    <w:lsdException w:name="Medium List 2 Accent 4" w:semiHidden="0" w:uiPriority="66" w:unhideWhenUsed="0"/>
+    <w:lsdException w:name="Medium Grid 1 Accent 4" w:semiHidden="0" w:uiPriority="67" w:unhideWhenUsed="0"/>
+    <w:lsdException w:name="Medium Grid 2 Accent 4" w:semiHidden="0" w:uiPriority="68" w:unhideWhenUsed="0"/>
+    <w:lsdException w:name="Medium Grid 3 Accent 4" w:semiHidden="0" w:uiPriority="69" w:unhideWhenUsed="0"/>
+    <w:lsdException w:name="Dark List Accent 4" w:semiHidden="0" w:uiPriority="70" w:unhideWhenUsed="0"/>
+    <w:lsdException w:name="Colorful Shading Accent 4" w:semiHidden="0" w:uiPriority="71" w:unhideWhenUsed="0"/>
+    <w:lsdException w:name="Colorful List Accent 4" w:semiHidden="0" w:uiPriority="72" w:unhideWhenUsed="0"/>
+    <w:lsdException w:name="Colorful Grid Accent 4" w:semiHidden="0" w:uiPriority="73" w:unhideWhenUsed="0"/>
+    <w:lsdException w:name="Light Shading Accent 5" w:semiHidden="0" w:uiPriority="60" w:unhideWhenUsed="0"/>
+    <w:lsdException w:name="Light List Accent 5" w:semiHidden="0" w:uiPriority="61" w:unhideWhenUsed="0"/>
+    <w:lsdException w:name="Light Grid Accent 5" w:semiHidden="0" w:uiPriority="62" w:unhideWhenUsed="0"/>
+    <w:lsdException w:name="Medium Shading 1 Accent 5" w:semiHidden="0" w:uiPriority="63" w:unhideWhenUsed="0"/>
+    <w:lsdException w:name="Medium Shading 2 Accent 5" w:semiHidden="0" w:uiPriority="64" w:unhideWhenUsed="0"/>
+    <w:lsdException w:name="Medium List 1 Accent 5" w:semiHidden="0" w:uiPriority="65" w:unhideWhenUsed="0"/>
+    <w:lsdException w:name="Medium List 2 Accent 5" w:semiHidden="0" w:uiPriority="66" w:unhideWhenUsed="0"/>
+    <w:lsdException w:name="Medium Grid 1 Accent 5" w:semiHidden="0" w:uiPriority="67" w:unhideWhenUsed="0"/>
+    <w:lsdException w:name="Medium Grid 2 Accent 5" w:semiHidden="0" w:uiPriority="68" w:unhideWhenUsed="0"/>
+    <w:lsdException w:name="Medium Grid 3 Accent 5" w:semiHidden="0" w:uiPriority="69" w:unhideWhenUsed="0"/>
+    <w:lsdException w:name="Dark List Accent 5" w:semiHidden="0" w:uiPriority="70" w:unhideWhenUsed="0"/>
+    <w:lsdException w:name="Colorful Shading Accent 5" w:semiHidden="0" w:uiPriority="71" w:unhideWhenUsed="0"/>
+    <w:lsdException w:name="Colorful List Accent 5" w:semiHidden="0" w:uiPriority="72" w:unhideWhenUsed="0"/>
+    <w:lsdException w:name="Colorful Grid Accent 5" w:semiHidden="0" w:uiPriority="73" w:unhideWhenUsed="0"/>
+    <w:lsdException w:name="Light Shading Accent 6" w:semiHidden="0" w:uiPriority="60" w:unhideWhenUsed="0"/>
+    <w:lsdException w:name="Light List Accent 6" w:semiHidden="0" w:uiPriority="61" w:unhideWhenUsed="0"/>
+    <w:lsdException w:name="Light Grid Accent 6" w:semiHidden="0" w:uiPriority="62" w:unhideWhenUsed="0"/>
+    <w:lsdException w:name="Medium Shading 1 Accent 6" w:semiHidden="0" w:uiPriority="63" w:unhideWhenUsed="0"/>
+    <w:lsdException w:name="Medium Shading 2 Accent 6" w:semiHidden="0" w:uiPriority="64" w:unhideWhenUsed="0"/>
+    <w:lsdException w:name="Medium List 1 Accent 6" w:semiHidden="0" w:uiPriority="65" w:unhideWhenUsed="0"/>
+    <w:lsdException w:name="Medium List 2 Accent 6" w:semiHidden="0" w:uiPriority="66" w:unhideWhenUsed="0"/>
+    <w:lsdException w:name="Medium Grid 1 Accent 6" w:semiHidden="0" w:uiPriority="67" w:unhideWhenUsed="0"/>
+    <w:lsdException w:name="Medium Grid 2 Accent 6" w:semiHidden="0" w:uiPriority="68" w:unhideWhenUsed="0"/>
+    <w:lsdException w:name="Medium Grid 3 Accent 6" w:semiHidden="0" w:uiPriority="69" w:unhideWhenUsed="0"/>
+    <w:lsdException w:name="Dark List Accent 6" w:semiHidden="0" w:uiPriority="70" w:unhideWhenUsed="0"/>
+    <w:lsdException w:name="Colorful Shading Accent 6" w:semiHidden="0" w:uiPriority="71" w:unhideWhenUsed="0"/>
+    <w:lsdException w:name="Colorful List Accent 6" w:semiHidden="0" w:uiPriority="72" w:unhideWhenUsed="0"/>
+    <w:lsdException w:name="Colorful Grid Accent 6" w:semiHidden="0" w:uiPriority="73" w:unhideWhenUsed="0"/>
   </w:latentStyles>
-  <w:style w:type="paragraph" w:default="1" w:styleId="1">
+  <w:style w:type="paragraph" w:default="1" w:styleId="Normal">
     <w:name w:val="Normal"/>
     <w:qFormat/>
-    <w:uiPriority w:val="0"/>
     <w:pPr>
       <w:kinsoku w:val="0"/>
       <w:autoSpaceDE w:val="0"/>
@@ -7055,7 +6876,7 @@
       <w:textAlignment w:val="baseline"/>
     </w:pPr>
     <w:rPr>
-      <w:rFonts w:ascii="Arial" w:hAnsi="Arial" w:eastAsia="宋体" w:cs="Arial"/>
+      <w:rFonts w:ascii="Arial" w:eastAsia="宋体" w:hAnsi="Arial" w:cs="Arial"/>
       <w:snapToGrid w:val="0"/>
       <w:color w:val="000000"/>
       <w:kern w:val="0"/>
@@ -7064,12 +6885,11 @@
       <w:lang w:val="en-US" w:eastAsia="en-US" w:bidi="ar-SA"/>
     </w:rPr>
   </w:style>
-  <w:style w:type="paragraph" w:styleId="2">
+  <w:style w:type="paragraph" w:styleId="Heading1">
     <w:name w:val="heading 1"/>
-    <w:basedOn w:val="1"/>
-    <w:next w:val="1"/>
+    <w:basedOn w:val="Normal"/>
+    <w:next w:val="Normal"/>
     <w:qFormat/>
-    <w:uiPriority w:val="0"/>
     <w:pPr>
       <w:keepNext/>
       <w:keepLines/>
@@ -7087,13 +6907,12 @@
       <w:sz w:val="44"/>
     </w:rPr>
   </w:style>
-  <w:style w:type="paragraph" w:styleId="3">
+  <w:style w:type="paragraph" w:styleId="Heading2">
     <w:name w:val="heading 2"/>
-    <w:basedOn w:val="1"/>
-    <w:next w:val="1"/>
+    <w:basedOn w:val="Normal"/>
+    <w:next w:val="Normal"/>
     <w:unhideWhenUsed/>
     <w:qFormat/>
-    <w:uiPriority w:val="0"/>
     <w:pPr>
       <w:keepNext/>
       <w:keepLines/>
@@ -7106,19 +6925,18 @@
       <w:outlineLvl w:val="1"/>
     </w:pPr>
     <w:rPr>
-      <w:rFonts w:ascii="Arial" w:hAnsi="Arial" w:eastAsia="黑体"/>
+      <w:rFonts w:ascii="Arial" w:eastAsia="黑体" w:hAnsi="Arial"/>
       <w:b/>
       <w:sz w:val="32"/>
     </w:rPr>
   </w:style>
-  <w:style w:type="paragraph" w:styleId="4">
+  <w:style w:type="paragraph" w:styleId="Heading3">
     <w:name w:val="heading 3"/>
-    <w:basedOn w:val="1"/>
-    <w:next w:val="1"/>
+    <w:basedOn w:val="Normal"/>
+    <w:next w:val="Normal"/>
     <w:semiHidden/>
     <w:unhideWhenUsed/>
     <w:qFormat/>
-    <w:uiPriority w:val="0"/>
     <w:pPr>
       <w:keepNext/>
       <w:keepLines/>
@@ -7135,13 +6953,12 @@
       <w:sz w:val="32"/>
     </w:rPr>
   </w:style>
-  <w:style w:type="paragraph" w:styleId="5">
+  <w:style w:type="paragraph" w:styleId="Heading4">
     <w:name w:val="heading 4"/>
-    <w:basedOn w:val="1"/>
-    <w:next w:val="1"/>
+    <w:basedOn w:val="Normal"/>
+    <w:next w:val="Normal"/>
     <w:unhideWhenUsed/>
     <w:qFormat/>
-    <w:uiPriority w:val="0"/>
     <w:pPr>
       <w:keepNext/>
       <w:keepLines/>
@@ -7154,19 +6971,18 @@
       <w:outlineLvl w:val="3"/>
     </w:pPr>
     <w:rPr>
-      <w:rFonts w:ascii="Arial" w:hAnsi="Arial" w:eastAsia="黑体"/>
+      <w:rFonts w:ascii="Arial" w:eastAsia="黑体" w:hAnsi="Arial"/>
       <w:b/>
       <w:sz w:val="28"/>
     </w:rPr>
   </w:style>
-  <w:style w:type="paragraph" w:styleId="6">
+  <w:style w:type="paragraph" w:styleId="Heading5">
     <w:name w:val="heading 5"/>
-    <w:basedOn w:val="1"/>
-    <w:next w:val="1"/>
+    <w:basedOn w:val="Normal"/>
+    <w:next w:val="Normal"/>
     <w:semiHidden/>
     <w:unhideWhenUsed/>
     <w:qFormat/>
-    <w:uiPriority w:val="0"/>
     <w:pPr>
       <w:keepNext/>
       <w:keepLines/>
@@ -7183,14 +6999,13 @@
       <w:sz w:val="28"/>
     </w:rPr>
   </w:style>
-  <w:style w:type="paragraph" w:styleId="7">
+  <w:style w:type="paragraph" w:styleId="Heading6">
     <w:name w:val="heading 6"/>
-    <w:basedOn w:val="1"/>
-    <w:next w:val="1"/>
+    <w:basedOn w:val="Normal"/>
+    <w:next w:val="Normal"/>
     <w:semiHidden/>
     <w:unhideWhenUsed/>
     <w:qFormat/>
-    <w:uiPriority w:val="0"/>
     <w:pPr>
       <w:keepNext/>
       <w:keepLines/>
@@ -7203,19 +7018,18 @@
       <w:outlineLvl w:val="5"/>
     </w:pPr>
     <w:rPr>
-      <w:rFonts w:ascii="Arial" w:hAnsi="Arial" w:eastAsia="黑体"/>
+      <w:rFonts w:ascii="Arial" w:eastAsia="黑体" w:hAnsi="Arial"/>
       <w:b/>
       <w:sz w:val="24"/>
     </w:rPr>
   </w:style>
-  <w:style w:type="paragraph" w:styleId="8">
+  <w:style w:type="paragraph" w:styleId="Heading7">
     <w:name w:val="heading 7"/>
-    <w:basedOn w:val="1"/>
-    <w:next w:val="1"/>
+    <w:basedOn w:val="Normal"/>
+    <w:next w:val="Normal"/>
     <w:semiHidden/>
     <w:unhideWhenUsed/>
     <w:qFormat/>
-    <w:uiPriority w:val="0"/>
     <w:pPr>
       <w:keepNext/>
       <w:keepLines/>
@@ -7232,14 +7046,13 @@
       <w:sz w:val="24"/>
     </w:rPr>
   </w:style>
-  <w:style w:type="paragraph" w:styleId="9">
+  <w:style w:type="paragraph" w:styleId="Heading8">
     <w:name w:val="heading 8"/>
-    <w:basedOn w:val="1"/>
-    <w:next w:val="1"/>
+    <w:basedOn w:val="Normal"/>
+    <w:next w:val="Normal"/>
     <w:semiHidden/>
     <w:unhideWhenUsed/>
     <w:qFormat/>
-    <w:uiPriority w:val="0"/>
     <w:pPr>
       <w:keepNext/>
       <w:keepLines/>
@@ -7252,18 +7065,17 @@
       <w:outlineLvl w:val="7"/>
     </w:pPr>
     <w:rPr>
-      <w:rFonts w:ascii="Arial" w:hAnsi="Arial" w:eastAsia="黑体"/>
+      <w:rFonts w:ascii="Arial" w:eastAsia="黑体" w:hAnsi="Arial"/>
       <w:sz w:val="24"/>
     </w:rPr>
   </w:style>
-  <w:style w:type="paragraph" w:styleId="10">
+  <w:style w:type="paragraph" w:styleId="Heading9">
     <w:name w:val="heading 9"/>
-    <w:basedOn w:val="1"/>
-    <w:next w:val="1"/>
+    <w:basedOn w:val="Normal"/>
+    <w:next w:val="Normal"/>
     <w:semiHidden/>
     <w:unhideWhenUsed/>
     <w:qFormat/>
-    <w:uiPriority w:val="0"/>
     <w:pPr>
       <w:keepNext/>
       <w:keepLines/>
@@ -7276,21 +7088,19 @@
       <w:outlineLvl w:val="8"/>
     </w:pPr>
     <w:rPr>
-      <w:rFonts w:ascii="Arial" w:hAnsi="Arial" w:eastAsia="黑体"/>
+      <w:rFonts w:ascii="Arial" w:eastAsia="黑体" w:hAnsi="Arial"/>
       <w:sz w:val="21"/>
     </w:rPr>
   </w:style>
-  <w:style w:type="character" w:default="1" w:styleId="22">
+  <w:style w:type="character" w:default="1" w:styleId="DefaultParagraphFont">
     <w:name w:val="Default Paragraph Font"/>
     <w:semiHidden/>
     <w:qFormat/>
-    <w:uiPriority w:val="0"/>
   </w:style>
-  <w:style w:type="table" w:default="1" w:styleId="20">
+  <w:style w:type="table" w:default="1" w:styleId="TableNormal">
     <w:name w:val="Normal Table"/>
     <w:semiHidden/>
     <w:qFormat/>
-    <w:uiPriority w:val="0"/>
     <w:tblPr>
       <w:tblCellMar>
         <w:top w:w="0" w:type="dxa"/>
@@ -7300,43 +7110,39 @@
       </w:tblCellMar>
     </w:tblPr>
   </w:style>
-  <w:style w:type="paragraph" w:styleId="11">
+  <w:style w:type="paragraph" w:styleId="CommentText">
     <w:name w:val="annotation text"/>
-    <w:basedOn w:val="1"/>
+    <w:basedOn w:val="Normal"/>
     <w:qFormat/>
-    <w:uiPriority w:val="0"/>
     <w:pPr>
       <w:jc w:val="left"/>
     </w:pPr>
   </w:style>
-  <w:style w:type="paragraph" w:styleId="12">
+  <w:style w:type="paragraph" w:styleId="BodyText">
     <w:name w:val="Body Text"/>
-    <w:basedOn w:val="1"/>
+    <w:basedOn w:val="Normal"/>
     <w:semiHidden/>
     <w:qFormat/>
-    <w:uiPriority w:val="0"/>
     <w:rPr>
-      <w:rFonts w:ascii="Arial" w:hAnsi="Arial" w:eastAsia="Arial" w:cs="Arial"/>
+      <w:rFonts w:ascii="Arial" w:eastAsia="Arial" w:hAnsi="Arial" w:cs="Arial"/>
       <w:sz w:val="21"/>
       <w:szCs w:val="21"/>
       <w:lang w:val="en-US" w:eastAsia="en-US" w:bidi="ar-SA"/>
     </w:rPr>
   </w:style>
-  <w:style w:type="paragraph" w:styleId="13">
+  <w:style w:type="paragraph" w:styleId="TOC3">
     <w:name w:val="toc 3"/>
-    <w:basedOn w:val="1"/>
-    <w:next w:val="1"/>
+    <w:basedOn w:val="Normal"/>
+    <w:next w:val="Normal"/>
     <w:qFormat/>
-    <w:uiPriority w:val="0"/>
     <w:pPr>
       <w:ind w:left="840" w:leftChars="400"/>
     </w:pPr>
   </w:style>
-  <w:style w:type="paragraph" w:styleId="14">
+  <w:style w:type="paragraph" w:styleId="Footer">
     <w:name w:val="footer"/>
-    <w:basedOn w:val="1"/>
+    <w:basedOn w:val="Normal"/>
     <w:qFormat/>
-    <w:uiPriority w:val="0"/>
     <w:pPr>
       <w:tabs>
         <w:tab w:val="center" w:pos="4153"/>
@@ -7349,17 +7155,16 @@
       <w:sz w:val="18"/>
     </w:rPr>
   </w:style>
-  <w:style w:type="paragraph" w:styleId="15">
+  <w:style w:type="paragraph" w:styleId="Header">
     <w:name w:val="header"/>
-    <w:basedOn w:val="1"/>
+    <w:basedOn w:val="Normal"/>
     <w:qFormat/>
-    <w:uiPriority w:val="0"/>
     <w:pPr>
       <w:pBdr>
-        <w:top w:val="none" w:color="auto" w:sz="0" w:space="0"/>
-        <w:left w:val="none" w:color="auto" w:sz="0" w:space="0"/>
-        <w:bottom w:val="none" w:color="auto" w:sz="0" w:space="0"/>
-        <w:right w:val="none" w:color="auto" w:sz="0" w:space="0"/>
+        <w:top w:val="nil"/>
+        <w:left w:val="nil"/>
+        <w:bottom w:val="nil"/>
+        <w:right w:val="nil"/>
       </w:pBdr>
       <w:tabs>
         <w:tab w:val="center" w:pos="4153"/>
@@ -7374,41 +7179,37 @@
       <w:sz w:val="18"/>
     </w:rPr>
   </w:style>
-  <w:style w:type="paragraph" w:styleId="16">
+  <w:style w:type="paragraph" w:styleId="TOC1">
     <w:name w:val="toc 1"/>
-    <w:basedOn w:val="1"/>
-    <w:next w:val="1"/>
+    <w:basedOn w:val="Normal"/>
+    <w:next w:val="Normal"/>
     <w:qFormat/>
-    <w:uiPriority w:val="0"/>
     <w:rPr>
-      <w:rFonts w:ascii="Arial" w:hAnsi="Arial" w:eastAsia="Microsoft JhengHei"/>
+      <w:rFonts w:ascii="Arial" w:eastAsia="Microsoft JhengHei" w:hAnsi="Arial"/>
       <w:sz w:val="24"/>
     </w:rPr>
   </w:style>
-  <w:style w:type="paragraph" w:styleId="17">
+  <w:style w:type="paragraph" w:styleId="TOC2">
     <w:name w:val="toc 2"/>
-    <w:basedOn w:val="1"/>
-    <w:next w:val="1"/>
+    <w:basedOn w:val="Normal"/>
+    <w:next w:val="Normal"/>
     <w:qFormat/>
-    <w:uiPriority w:val="0"/>
     <w:pPr>
       <w:ind w:left="420" w:leftChars="200"/>
     </w:pPr>
   </w:style>
-  <w:style w:type="paragraph" w:styleId="18">
+  <w:style w:type="paragraph" w:styleId="NormalWeb">
     <w:name w:val="Normal (Web)"/>
-    <w:basedOn w:val="1"/>
+    <w:basedOn w:val="Normal"/>
     <w:qFormat/>
-    <w:uiPriority w:val="0"/>
     <w:rPr>
       <w:sz w:val="24"/>
     </w:rPr>
   </w:style>
-  <w:style w:type="paragraph" w:styleId="19">
+  <w:style w:type="paragraph" w:styleId="Title">
     <w:name w:val="Title"/>
-    <w:basedOn w:val="1"/>
+    <w:basedOn w:val="Normal"/>
     <w:qFormat/>
-    <w:uiPriority w:val="0"/>
     <w:pPr>
       <w:spacing w:before="240" w:beforeLines="0" w:beforeAutospacing="0" w:after="60" w:afterLines="0" w:afterAutospacing="0"/>
       <w:jc w:val="center"/>
@@ -7420,73 +7221,68 @@
       <w:sz w:val="32"/>
     </w:rPr>
   </w:style>
-  <w:style w:type="table" w:styleId="21">
+  <w:style w:type="table" w:styleId="TableGrid">
     <w:name w:val="Table Grid"/>
-    <w:basedOn w:val="20"/>
+    <w:basedOn w:val="TableNormal"/>
     <w:qFormat/>
-    <w:uiPriority w:val="0"/>
     <w:pPr>
       <w:widowControl w:val="0"/>
       <w:jc w:val="both"/>
     </w:pPr>
     <w:tblPr>
       <w:tblBorders>
-        <w:top w:val="single" w:color="auto" w:sz="4" w:space="0"/>
-        <w:left w:val="single" w:color="auto" w:sz="4" w:space="0"/>
-        <w:bottom w:val="single" w:color="auto" w:sz="4" w:space="0"/>
-        <w:right w:val="single" w:color="auto" w:sz="4" w:space="0"/>
-        <w:insideH w:val="single" w:color="auto" w:sz="4" w:space="0"/>
-        <w:insideV w:val="single" w:color="auto" w:sz="4" w:space="0"/>
+        <w:top w:val="single" w:sz="4" w:space="0" w:color="auto"/>
+        <w:left w:val="single" w:sz="4" w:space="0" w:color="auto"/>
+        <w:bottom w:val="single" w:sz="4" w:space="0" w:color="auto"/>
+        <w:right w:val="single" w:sz="4" w:space="0" w:color="auto"/>
+        <w:insideH w:val="single" w:sz="4" w:space="0" w:color="auto"/>
+        <w:insideV w:val="single" w:sz="4" w:space="0" w:color="auto"/>
       </w:tblBorders>
     </w:tblPr>
   </w:style>
-  <w:style w:type="character" w:styleId="23">
+  <w:style w:type="character" w:styleId="Strong">
     <w:name w:val="Strong"/>
-    <w:basedOn w:val="22"/>
+    <w:basedOn w:val="DefaultParagraphFont"/>
     <w:qFormat/>
-    <w:uiPriority w:val="0"/>
     <w:rPr>
       <w:b/>
     </w:rPr>
   </w:style>
-  <w:style w:type="paragraph" w:customStyle="1" w:styleId="24">
+  <w:style w:type="paragraph" w:customStyle="1" w:styleId="a">
     <w:name w:val="柴_公司名"/>
-    <w:basedOn w:val="19"/>
+    <w:basedOn w:val="Title"/>
     <w:qFormat/>
-    <w:uiPriority w:val="0"/>
     <w:pPr>
       <w:spacing w:after="600" w:afterLines="600"/>
     </w:pPr>
     <w:rPr>
-      <w:rFonts w:hint="eastAsia" w:ascii="宋体" w:hAnsi="宋体" w:eastAsia="宋体" w:cs="宋体"/>
+      <w:rFonts w:ascii="宋体" w:eastAsia="宋体" w:hAnsi="宋体" w:cs="宋体" w:hint="eastAsia"/>
       <w:bCs/>
       <w:spacing w:val="-6"/>
       <w:sz w:val="52"/>
       <w:szCs w:val="52"/>
     </w:rPr>
   </w:style>
-  <w:style w:type="paragraph" w:customStyle="1" w:styleId="25">
+  <w:style w:type="paragraph" w:customStyle="1" w:styleId="a0">
     <w:name w:val="柴_文档名"/>
-    <w:basedOn w:val="19"/>
+    <w:basedOn w:val="Title"/>
     <w:qFormat/>
-    <w:uiPriority w:val="0"/>
     <w:pPr>
       <w:spacing w:after="900" w:afterLines="900"/>
     </w:pPr>
     <w:rPr>
-      <w:rFonts w:ascii="黑体" w:hAnsi="黑体" w:eastAsia="黑体" w:cs="黑体"/>
+      <w:rFonts w:ascii="黑体" w:eastAsia="黑体" w:hAnsi="黑体" w:cs="黑体"/>
       <w:bCs/>
       <w:spacing w:val="-7"/>
       <w:sz w:val="52"/>
       <w:szCs w:val="52"/>
     </w:rPr>
   </w:style>
-  <w:style w:type="table" w:customStyle="1" w:styleId="26">
+  <w:style w:type="table" w:customStyle="1" w:styleId="TableNormal0">
     <w:name w:val="Table Normal_0"/>
     <w:semiHidden/>
     <w:unhideWhenUsed/>
     <w:qFormat/>
-    <w:uiPriority w:val="0"/>
     <w:tblPr>
       <w:tblCellMar>
         <w:top w:w="0" w:type="dxa"/>
@@ -7496,87 +7292,81 @@
       </w:tblCellMar>
     </w:tblPr>
   </w:style>
-  <w:style w:type="paragraph" w:customStyle="1" w:styleId="27">
+  <w:style w:type="paragraph" w:customStyle="1" w:styleId="TableText">
     <w:name w:val="Table Text"/>
-    <w:basedOn w:val="1"/>
+    <w:basedOn w:val="Normal"/>
     <w:semiHidden/>
     <w:qFormat/>
-    <w:uiPriority w:val="0"/>
     <w:rPr>
-      <w:rFonts w:ascii="宋体" w:hAnsi="宋体" w:eastAsia="宋体" w:cs="宋体"/>
+      <w:rFonts w:ascii="宋体" w:eastAsia="宋体" w:hAnsi="宋体" w:cs="宋体"/>
       <w:sz w:val="21"/>
       <w:szCs w:val="21"/>
       <w:lang w:val="en-US" w:eastAsia="en-US" w:bidi="ar-SA"/>
     </w:rPr>
   </w:style>
-  <w:style w:type="paragraph" w:customStyle="1" w:styleId="28">
+  <w:style w:type="paragraph" w:customStyle="1" w:styleId="1">
     <w:name w:val="柴_标题1"/>
-    <w:basedOn w:val="2"/>
-    <w:next w:val="29"/>
-    <w:link w:val="38"/>
+    <w:basedOn w:val="Heading1"/>
+    <w:next w:val="a1"/>
+    <w:link w:val="1Char"/>
     <w:qFormat/>
-    <w:uiPriority w:val="0"/>
     <w:pPr>
       <w:spacing w:before="100" w:after="90" w:line="360" w:lineRule="auto"/>
     </w:pPr>
     <w:rPr>
-      <w:rFonts w:ascii="Arial" w:hAnsi="Arial" w:eastAsia="宋体"/>
+      <w:rFonts w:ascii="Arial" w:eastAsia="宋体" w:hAnsi="Arial"/>
       <w:sz w:val="32"/>
     </w:rPr>
   </w:style>
-  <w:style w:type="paragraph" w:customStyle="1" w:styleId="29">
+  <w:style w:type="paragraph" w:customStyle="1" w:styleId="a1">
     <w:name w:val="柴_正文"/>
-    <w:basedOn w:val="12"/>
-    <w:link w:val="42"/>
+    <w:basedOn w:val="BodyText"/>
+    <w:link w:val="Char"/>
     <w:qFormat/>
-    <w:uiPriority w:val="0"/>
     <w:pPr>
       <w:spacing w:line="360" w:lineRule="auto"/>
       <w:ind w:firstLine="470" w:firstLineChars="200"/>
     </w:pPr>
     <w:rPr>
-      <w:rFonts w:ascii="Arial" w:hAnsi="Arial" w:eastAsia="宋体"/>
+      <w:rFonts w:ascii="Arial" w:eastAsia="宋体" w:hAnsi="Arial"/>
       <w:sz w:val="24"/>
       <w:lang w:eastAsia="zh-CN"/>
     </w:rPr>
   </w:style>
-  <w:style w:type="paragraph" w:customStyle="1" w:styleId="30">
+  <w:style w:type="paragraph" w:customStyle="1" w:styleId="2">
     <w:name w:val="柴_标题2"/>
-    <w:basedOn w:val="3"/>
-    <w:next w:val="29"/>
+    <w:basedOn w:val="Heading2"/>
+    <w:next w:val="a1"/>
     <w:qFormat/>
-    <w:uiPriority w:val="0"/>
     <w:pPr>
       <w:spacing w:line="360" w:lineRule="auto"/>
     </w:pPr>
     <w:rPr>
-      <w:rFonts w:ascii="Arial" w:hAnsi="Arial" w:eastAsia="宋体"/>
+      <w:rFonts w:ascii="Arial" w:eastAsia="宋体" w:hAnsi="Arial"/>
       <w:sz w:val="28"/>
     </w:rPr>
   </w:style>
-  <w:style w:type="paragraph" w:customStyle="1" w:styleId="31">
+  <w:style w:type="paragraph" w:customStyle="1" w:styleId="3">
     <w:name w:val="柴_标题3"/>
-    <w:basedOn w:val="4"/>
-    <w:next w:val="29"/>
+    <w:basedOn w:val="Heading3"/>
+    <w:next w:val="a1"/>
     <w:qFormat/>
-    <w:uiPriority w:val="0"/>
     <w:pPr>
       <w:spacing w:line="360" w:lineRule="auto"/>
       <w:ind w:left="0" w:firstLine="472" w:firstLineChars="200"/>
     </w:pPr>
     <w:rPr>
-      <w:rFonts w:ascii="宋体" w:hAnsi="宋体" w:eastAsia="宋体" w:cs="宋体"/>
+      <w:rFonts w:ascii="宋体" w:eastAsia="宋体" w:hAnsi="宋体" w:cs="宋体"/>
       <w:spacing w:val="-2"/>
       <w:sz w:val="24"/>
       <w:szCs w:val="24"/>
     </w:rPr>
   </w:style>
-  <w:style w:type="paragraph" w:customStyle="1" w:styleId="32">
+  <w:style w:type="paragraph" w:customStyle="1" w:styleId="a2">
     <w:name w:val="柴_目录"/>
-    <w:basedOn w:val="1"/>
-    <w:next w:val="12"/>
+    <w:basedOn w:val="Normal"/>
+    <w:next w:val="BodyText"/>
     <w:qFormat/>
-    <w:uiPriority w:val="0"/>
     <w:pPr>
       <w:tabs>
         <w:tab w:val="right" w:leader="dot" w:pos="8442"/>
@@ -7584,64 +7374,59 @@
       <w:ind w:left="0" w:leftChars="0"/>
     </w:pPr>
     <w:rPr>
-      <w:rFonts w:ascii="Arial" w:hAnsi="Arial" w:eastAsia="Microsoft JhengHei"/>
+      <w:rFonts w:ascii="Arial" w:eastAsia="Microsoft JhengHei" w:hAnsi="Arial"/>
       <w:sz w:val="24"/>
     </w:rPr>
   </w:style>
-  <w:style w:type="paragraph" w:customStyle="1" w:styleId="33">
+  <w:style w:type="paragraph" w:customStyle="1" w:styleId="WPSOffice1">
     <w:name w:val="WPSOffice手动目录 1"/>
     <w:qFormat/>
-    <w:uiPriority w:val="0"/>
     <w:pPr>
       <w:ind w:leftChars="0"/>
     </w:pPr>
     <w:rPr>
-      <w:rFonts w:ascii="Times New Roman" w:hAnsi="Times New Roman" w:eastAsia="宋体" w:cs="Times New Roman"/>
+      <w:rFonts w:ascii="Times New Roman" w:eastAsia="宋体" w:hAnsi="Times New Roman" w:cs="Times New Roman"/>
       <w:sz w:val="20"/>
       <w:szCs w:val="20"/>
     </w:rPr>
   </w:style>
-  <w:style w:type="paragraph" w:customStyle="1" w:styleId="34">
+  <w:style w:type="paragraph" w:customStyle="1" w:styleId="WPSOffice2">
     <w:name w:val="WPSOffice手动目录 2"/>
     <w:qFormat/>
-    <w:uiPriority w:val="0"/>
     <w:pPr>
       <w:ind w:leftChars="200"/>
     </w:pPr>
     <w:rPr>
-      <w:rFonts w:ascii="Times New Roman" w:hAnsi="Times New Roman" w:eastAsia="宋体" w:cs="Times New Roman"/>
+      <w:rFonts w:ascii="Times New Roman" w:eastAsia="宋体" w:hAnsi="Times New Roman" w:cs="Times New Roman"/>
       <w:sz w:val="20"/>
       <w:szCs w:val="20"/>
     </w:rPr>
   </w:style>
-  <w:style w:type="paragraph" w:customStyle="1" w:styleId="35">
+  <w:style w:type="paragraph" w:customStyle="1" w:styleId="WPSOffice3">
     <w:name w:val="WPSOffice手动目录 3"/>
     <w:qFormat/>
-    <w:uiPriority w:val="0"/>
     <w:pPr>
       <w:ind w:leftChars="400"/>
     </w:pPr>
     <w:rPr>
-      <w:rFonts w:ascii="Times New Roman" w:hAnsi="Times New Roman" w:eastAsia="宋体" w:cs="Times New Roman"/>
+      <w:rFonts w:ascii="Times New Roman" w:eastAsia="宋体" w:hAnsi="Times New Roman" w:cs="Times New Roman"/>
       <w:sz w:val="20"/>
       <w:szCs w:val="20"/>
     </w:rPr>
   </w:style>
-  <w:style w:type="paragraph" w:customStyle="1" w:styleId="36">
+  <w:style w:type="paragraph" w:customStyle="1" w:styleId="Compact">
     <w:name w:val="Compact"/>
-    <w:basedOn w:val="12"/>
+    <w:basedOn w:val="BodyText"/>
     <w:qFormat/>
-    <w:uiPriority w:val="0"/>
     <w:pPr>
       <w:spacing w:before="36" w:after="36"/>
     </w:pPr>
   </w:style>
-  <w:style w:type="table" w:customStyle="1" w:styleId="37">
+  <w:style w:type="table" w:customStyle="1" w:styleId="Table">
     <w:name w:val="Table"/>
     <w:semiHidden/>
     <w:unhideWhenUsed/>
     <w:qFormat/>
-    <w:uiPriority w:val="0"/>
     <w:tblPr>
       <w:tblCellMar>
         <w:top w:w="0" w:type="dxa"/>
@@ -7653,28 +7438,26 @@
     <w:tblStylePr w:type="firstRow">
       <w:tcPr>
         <w:tcBorders>
-          <w:bottom w:val="single" w:color="auto" w:sz="0" w:space="0"/>
+          <w:bottom w:val="single" w:sz="0" w:space="0" w:color="auto"/>
         </w:tcBorders>
         <w:vAlign w:val="bottom"/>
       </w:tcPr>
     </w:tblStylePr>
   </w:style>
-  <w:style w:type="character" w:customStyle="1" w:styleId="38">
+  <w:style w:type="character" w:customStyle="1" w:styleId="1Char">
     <w:name w:val="柴_标题1 Char"/>
-    <w:link w:val="28"/>
+    <w:link w:val="1"/>
     <w:qFormat/>
-    <w:uiPriority w:val="0"/>
     <w:rPr>
-      <w:rFonts w:ascii="Arial" w:hAnsi="Arial" w:eastAsia="宋体"/>
+      <w:rFonts w:ascii="Arial" w:eastAsia="宋体" w:hAnsi="Arial"/>
       <w:sz w:val="32"/>
     </w:rPr>
   </w:style>
-  <w:style w:type="table" w:customStyle="1" w:styleId="39">
+  <w:style w:type="table" w:customStyle="1" w:styleId="TableNormal1">
     <w:name w:val="Table Normal_1"/>
     <w:semiHidden/>
     <w:unhideWhenUsed/>
     <w:qFormat/>
-    <w:uiPriority w:val="0"/>
     <w:tblPr>
       <w:tblCellMar>
         <w:top w:w="0" w:type="dxa"/>
@@ -7684,11 +7467,10 @@
       </w:tblCellMar>
     </w:tblPr>
   </w:style>
-  <w:style w:type="paragraph" w:customStyle="1" w:styleId="40">
+  <w:style w:type="paragraph" w:customStyle="1" w:styleId="a3">
     <w:name w:val="柴_正文_无缩进"/>
-    <w:basedOn w:val="1"/>
+    <w:basedOn w:val="Normal"/>
     <w:qFormat/>
-    <w:uiPriority w:val="0"/>
     <w:pPr>
       <w:ind w:firstLine="0" w:firstLineChars="0"/>
     </w:pPr>
@@ -7698,31 +7480,29 @@
       <w:lang w:eastAsia="zh-CN"/>
     </w:rPr>
   </w:style>
-  <w:style w:type="paragraph" w:customStyle="1" w:styleId="41">
+  <w:style w:type="paragraph" w:customStyle="1" w:styleId="4">
     <w:name w:val="柴_标题4"/>
-    <w:basedOn w:val="5"/>
-    <w:next w:val="1"/>
+    <w:basedOn w:val="Heading4"/>
+    <w:next w:val="Normal"/>
     <w:qFormat/>
-    <w:uiPriority w:val="0"/>
     <w:pPr>
       <w:widowControl w:val="0"/>
       <w:spacing w:before="160" w:line="360" w:lineRule="auto"/>
-      <w:ind w:left="981" w:leftChars="300" w:hanging="862"/>
+      <w:ind w:left="981" w:hanging="862" w:leftChars="300"/>
     </w:pPr>
     <w:rPr>
-      <w:rFonts w:hint="eastAsia" w:ascii="Calibri" w:hAnsi="Calibri" w:eastAsia="宋体" w:cs="宋体"/>
+      <w:rFonts w:ascii="Calibri" w:eastAsia="宋体" w:hAnsi="Calibri" w:cs="宋体" w:hint="eastAsia"/>
       <w:sz w:val="24"/>
       <w:szCs w:val="24"/>
       <w:lang w:eastAsia="zh-CN" w:bidi="zh-CN"/>
     </w:rPr>
   </w:style>
-  <w:style w:type="character" w:customStyle="1" w:styleId="42">
+  <w:style w:type="character" w:customStyle="1" w:styleId="Char">
     <w:name w:val="柴_正文 Char"/>
-    <w:link w:val="29"/>
+    <w:link w:val="a1"/>
     <w:qFormat/>
-    <w:uiPriority w:val="0"/>
     <w:rPr>
-      <w:rFonts w:ascii="Arial" w:hAnsi="Arial" w:eastAsia="宋体"/>
+      <w:rFonts w:ascii="Arial" w:eastAsia="宋体" w:hAnsi="Arial"/>
       <w:sz w:val="24"/>
       <w:lang w:eastAsia="zh-CN"/>
     </w:rPr>
